--- a/PDF_Forensics_Technical_Guide.docx
+++ b/PDF_Forensics_Technical_Guide.docx
@@ -9,8 +9,6 @@
       </w:pPr>
       <w:r>
         <w:t xml:space="preserve"/>
-      </w:r>
-      <w:r>
         <w:drawing>
           <wp:inline xmlns:a="http://schemas.openxmlformats.org/drawingml/2006/main" xmlns:pic="http://schemas.openxmlformats.org/drawingml/2006/picture">
             <wp:extent cx="777240" cy="777240"/>
@@ -3635,7 +3633,7 @@
                 <w:sz w:val="20"/>
                 <w:szCs w:val="20"/>
               </w:rPr>
-              <w:t xml:space="preserve">Per-image risk scoring (0–100) from finding types and severity weights</w:t>
+              <w:t xml:space="preserve">Per-image risk scoring (0–100) from finding types and severity weights, and document/page-level risk scoring for page-level findings</w:t>
             </w:r>
           </w:p>
         </w:tc>
@@ -3699,7 +3697,7 @@
                 <w:sz w:val="20"/>
                 <w:szCs w:val="20"/>
               </w:rPr>
-              <w:t xml:space="preserve">SQLite schema management (revision 5), writes, and automatic migration</w:t>
+              <w:t xml:space="preserve">SQLite schema management (revision 6), writes, and automatic migration</w:t>
             </w:r>
           </w:p>
         </w:tc>
@@ -3763,7 +3761,7 @@
                 <w:sz w:val="20"/>
                 <w:szCs w:val="20"/>
               </w:rPr>
-              <w:t xml:space="preserve">Fourteen parameterised SQL report definitions</w:t>
+              <w:t xml:space="preserve">Sixteen parameterised SQL report definitions</w:t>
             </w:r>
           </w:p>
         </w:tc>
@@ -11049,16 +11047,16 @@
           <w:sz w:val="22"/>
           <w:szCs w:val="22"/>
         </w:rPr>
-        <w:t xml:space="preserve">CROP_THRESHOLD_PTS = 1.0</w:t>
-      </w:r>
-      <w:r>
-        <w:rPr>
-          <w:rFonts w:ascii="Arial" w:cs="Arial" w:eastAsia="Arial" w:hAnsi="Arial"/>
-          <w:color w:val="1A1A1A"/>
-          <w:sz w:val="22"/>
-          <w:szCs w:val="22"/>
-        </w:rPr>
-        <w:t xml:space="preserve"> (1 point tolerance to exclude sub-point floating-point rounding)</w:t>
+        <w:t xml:space="preserve">HIDDEN_THRESHOLD_PTS = 0.5</w:t>
+      </w:r>
+      <w:r>
+        <w:rPr>
+          <w:rFonts w:ascii="Arial" w:cs="Arial" w:eastAsia="Arial" w:hAnsi="Arial"/>
+          <w:color w:val="1A1A1A"/>
+          <w:sz w:val="22"/>
+          <w:szCs w:val="22"/>
+        </w:rPr>
+        <w:t xml:space="preserve"> (0.5 point tolerance to exclude sub-point floating-point rounding)</w:t>
       </w:r>
     </w:p>
     <w:p>
@@ -11598,7 +11596,7 @@
           <w:sz w:val="22"/>
           <w:szCs w:val="22"/>
         </w:rPr>
-        <w:t xml:space="preserve">The detector scans the Form XObject's content stream for </w:t>
+        <w:t xml:space="preserve">The detector tracks the graphics state (including the clipping path, saved and restored with q/Q) through the Form XObject's content stream, watching for </w:t>
       </w:r>
       <w:r>
         <w:rPr>
@@ -11652,7 +11650,7 @@
           <w:sz w:val="22"/>
           <w:szCs w:val="22"/>
         </w:rPr>
-        <w:t xml:space="preserve"> invocation that places an image. If found, EXPLICIT_CLIP is emitted for the image.</w:t>
+        <w:t xml:space="preserve"> invocation that places an image. EXPLICIT_CLIP is emitted only when a clip active at that Do actually excludes part of the image placement; a rectangular clip that fully contains the image conceals nothing and is not reported. For non-rectangular clip paths, whose coverage cannot be reduced to a rectangle from the path operators, the finding is emitted with an explicit note that the extent of concealment is undetermined and requires manual review.</w:t>
       </w:r>
     </w:p>
     <w:p>
@@ -12315,7 +12313,7 @@
                 <w:sz w:val="21"/>
                 <w:szCs w:val="21"/>
               </w:rPr>
-              <w:t xml:space="preserve">The AABB method is an approximation. Rotated images have AABBs larger than their actual footprint, which can cause false PARTIAL findings for non-overlapping rotated images that have overlapping AABBs. The detail field includes the overlap area in square points, which the examiner can use to assess materiality.</w:t>
+              <w:t xml:space="preserve">For rotated placements, the overlap is computed from the actual rotated footprints (transformed placement rectangles), which is exact and eliminates the false PARTIAL findings that axis-aligned bounding boxes produce for adjacent rotated images. If a placement's transform cannot be recovered, the detector falls back to AABBs and the finding explicitly states that its figures are an upper bound requiring manual verification. The detail field includes the overlap area in square points, which the examiner can use to assess materiality.</w:t>
             </w:r>
           </w:p>
         </w:tc>
@@ -14703,7 +14701,7 @@
           <w:sz w:val="22"/>
           <w:szCs w:val="22"/>
         </w:rPr>
-        <w:t xml:space="preserve">intersection_area / min(area_A, area_B) must exceed TEXT_OVER_TEXT_OVERLAP_RATIO (default: 0.8)</w:t>
+        <w:t xml:space="preserve">intersection_area / min(area_A, area_B) must exceed TEXT_OVER_TEXT_OVERLAP_RATIO (default: 0.55)</w:t>
       </w:r>
     </w:p>
     <w:p>
@@ -14721,7 +14719,7 @@
           <w:sz w:val="22"/>
           <w:szCs w:val="22"/>
         </w:rPr>
-        <w:t xml:space="preserve">Characters must differ from each other OR have nearly identical origin coordinates (faux-bold threshold: origin distance &lt; 0.5 points)</w:t>
+        <w:t xml:space="preserve">The overlying character must differ in content or font. Pairs with the same character in the same font at a near-identical origin (within 1.5 points) are excluded as faux-bold or drop-shadow rendering effects</w:t>
       </w:r>
     </w:p>
     <w:p>
@@ -14806,7 +14804,7 @@
                 <w:sz w:val="21"/>
                 <w:szCs w:val="21"/>
               </w:rPr>
-              <w:t xml:space="preserve">This detector has the highest false-positive rate of the three overlay detectors. Ligatures, diacritics, and faux-bold rendering (where the same glyph is drawn twice at a small offset) can produce false positives if thresholds are set too low. The current threshold of 0.8 overlap ratio and 0.5 point faux-bold exclusion has been tuned to minimise false positives while maintaining sensitivity to deliberate character-level substitution.</w:t>
+              <w:t xml:space="preserve">This detector has the highest false-positive rate of the three overlay detectors. Ligatures, diacritics, and faux-bold rendering (where the same glyph is drawn twice at a small offset) can produce false positives if thresholds are set too low. The current threshold of 0.55 overlap ratio, together with the exclusion of same-character/same-font pairs at near-identical origins (within 1.5 points), has been tuned to minimise false positives while maintaining sensitivity to deliberate character-level substitution.</w:t>
             </w:r>
           </w:p>
         </w:tc>
@@ -19012,7 +19010,7 @@
                 <w:sz w:val="21"/>
                 <w:szCs w:val="21"/>
               </w:rPr>
-              <w:t xml:space="preserve">The risk score reflects the findings attributed to a single image placement. A document in which all images score 0 is not guaranteed to be unmanipulated — the TEXT_OVERLAY detectors operate at the page level and do not contribute to image risk scores. Review the Text Overlay Detection report independently.</w:t>
+              <w:t xml:space="preserve">The risk score reflects the findings attributed to a single image placement. A document in which all images score 0 is not guaranteed to be unmanipulated — the TEXT_OVERLAY and FONT_ANOMALY detectors operate at the page level and contribute to a separate document-level risk score (stored in analyses.doc_risk_score and pages.risk_score, schema revision 6) rather than to image scores. Review the Document Risk Summary and Text Overlay Detection reports independently.</w:t>
             </w:r>
           </w:p>
         </w:tc>
@@ -19626,7 +19624,7 @@
                 <w:sz w:val="20"/>
                 <w:szCs w:val="20"/>
               </w:rPr>
-              <w:t xml:space="preserve">Rotated images with non-zero off-diagonal CTM components have AABBs larger than their actual footprint, causing false PARTIAL overlap findings with adjacent non-overlapping images.</w:t>
+              <w:t xml:space="preserve">Rotated images: when a placement transform cannot be recovered, the detector falls back to axis-aligned bounding boxes, which are larger than the actual rotated footprint and can over-state overlap; such findings carry an explicit upper-bound note. (Where transforms are available — the normal case — rotated footprints are compared exactly and this false positive does not arise.)</w:t>
             </w:r>
           </w:p>
         </w:tc>

--- a/PDF_Forensics_Technical_Guide.docx
+++ b/PDF_Forensics_Technical_Guide.docx
@@ -158,7 +158,7 @@
           <w:sz w:val="22"/>
           <w:szCs w:val="22"/>
         </w:rPr>
-        <w:t xml:space="preserve">Version 1.0</w:t>
+        <w:t xml:space="preserve">Version 1.1</w:t>
       </w:r>
     </w:p>
     <w:p>
@@ -173,7 +173,7 @@
           <w:sz w:val="22"/>
           <w:szCs w:val="22"/>
         </w:rPr>
-        <w:t xml:space="preserve">June 2026</w:t>
+        <w:t xml:space="preserve">July 2026</w:t>
       </w:r>
     </w:p>
     <w:p>
@@ -3584,6 +3584,70 @@
               <w:bottom w:val="single" w:color="CCCCCC" w:sz="1"/>
               <w:right w:val="single" w:color="CCCCCC" w:sz="1"/>
             </w:tcBorders>
+            <w:shd w:fill="FFFFFF" w:val="clear"/>
+            <w:tcMar>
+              <w:top w:type="dxa" w:w="80"/>
+              <w:left w:type="dxa" w:w="120"/>
+              <w:bottom w:type="dxa" w:w="80"/>
+              <w:right w:type="dxa" w:w="120"/>
+            </w:tcMar>
+          </w:tcPr>
+          <w:p>
+            <w:r>
+              <w:rPr>
+                <w:rFonts w:ascii="Arial" w:cs="Arial" w:eastAsia="Arial" w:hAnsi="Arial"/>
+                <w:b w:val="false"/>
+                <w:bCs w:val="false"/>
+                <w:color w:val="1A1A1A"/>
+                <w:sz w:val="20"/>
+                <w:szCs w:val="20"/>
+              </w:rPr>
+              <w:t xml:space="preserve">analysis/doc_checks.py</w:t>
+            </w:r>
+          </w:p>
+        </w:tc>
+        <w:tc>
+          <w:tcPr>
+            <w:tcW w:type="dxa" w:w="6840"/>
+            <w:tcBorders>
+              <w:top w:val="single" w:color="CCCCCC" w:sz="1"/>
+              <w:left w:val="single" w:color="CCCCCC" w:sz="1"/>
+              <w:bottom w:val="single" w:color="CCCCCC" w:sz="1"/>
+              <w:right w:val="single" w:color="CCCCCC" w:sz="1"/>
+            </w:tcBorders>
+            <w:shd w:fill="FFFFFF" w:val="clear"/>
+            <w:tcMar>
+              <w:top w:type="dxa" w:w="80"/>
+              <w:left w:type="dxa" w:w="120"/>
+              <w:bottom w:type="dxa" w:w="80"/>
+              <w:right w:type="dxa" w:w="120"/>
+            </w:tcMar>
+          </w:tcPr>
+          <w:p>
+            <w:r>
+              <w:rPr>
+                <w:rFonts w:ascii="Arial" w:cs="Arial" w:eastAsia="Arial" w:hAnsi="Arial"/>
+                <w:b w:val="false"/>
+                <w:bCs w:val="false"/>
+                <w:color w:val="1A1A1A"/>
+                <w:sz w:val="20"/>
+                <w:szCs w:val="20"/>
+              </w:rPr>
+              <w:t xml:space="preserve">Document-level checks: metadata consistency, signature ByteRange coverage, structural integrity (qpdf), mixed capture devices, unapplied redactions</w:t>
+            </w:r>
+          </w:p>
+        </w:tc>
+      </w:tr>
+      <w:tr>
+        <w:tc>
+          <w:tcPr>
+            <w:tcW w:type="dxa" w:w="2520"/>
+            <w:tcBorders>
+              <w:top w:val="single" w:color="CCCCCC" w:sz="1"/>
+              <w:left w:val="single" w:color="CCCCCC" w:sz="1"/>
+              <w:bottom w:val="single" w:color="CCCCCC" w:sz="1"/>
+              <w:right w:val="single" w:color="CCCCCC" w:sz="1"/>
+            </w:tcBorders>
             <w:shd w:fill="F2F2F2" w:val="clear"/>
             <w:tcMar>
               <w:top w:type="dxa" w:w="80"/>
@@ -4878,7 +4942,7 @@
                 <w:sz w:val="21"/>
                 <w:szCs w:val="21"/>
               </w:rPr>
-              <w:t xml:space="preserve">A stream's /Length field specifies the number of bytes before endstream. Discrepancies between /Length and actual byte count are a forensic indicator of post-creation file manipulation or corruption.</w:t>
+              <w:t xml:space="preserve">A stream's /Length field specifies the number of bytes before endstream. Discrepancies between /Length and actual byte count are a forensic indicator of post-creation file manipulation or corruption. The application surfaces such discrepancies automatically: structural warnings reported by the qpdf file check are recorded as a STRUCTURAL_WARNING finding (Chapter 10).</w:t>
             </w:r>
           </w:p>
         </w:tc>
@@ -6095,7 +6159,7 @@
                 <w:sz w:val="20"/>
                 <w:szCs w:val="20"/>
               </w:rPr>
-              <w:t xml:space="preserve">Redaction annotation. Prior to application, the redacted content remains accessible in the file; the annotation merely covers it visually.</w:t>
+              <w:t xml:space="preserve">Redaction annotation. Prior to application, the redacted content remains accessible in the file; the annotation merely covers it visually. The application emits a REDACT_UNAPPLIED finding (HIGH) for every redaction annotation that has not been applied, with the annotation rectangle and object locator.</w:t>
             </w:r>
           </w:p>
         </w:tc>
@@ -6720,7 +6784,7 @@
           <w:sz w:val="22"/>
           <w:szCs w:val="22"/>
         </w:rPr>
-        <w:t xml:space="preserve">The application analyses artifacts grouped into six thematic categories. Each category corresponds to one or more HTML reports and database tables. The following chapters describe each artifact class in detail.</w:t>
+        <w:t xml:space="preserve">The application analyses artifacts grouped into seven thematic categories. Each category corresponds to one or more HTML reports and database tables. The following chapters describe each artifact class in detail.</w:t>
       </w:r>
     </w:p>
     <w:p>
@@ -6933,7 +6997,7 @@
                 <w:sz w:val="20"/>
                 <w:szCs w:val="20"/>
               </w:rPr>
-              <w:t xml:space="preserve">(informational — no finding codes)</w:t>
+              <w:t xml:space="preserve">METADATA_DATE_ANOMALY, METADATA_MISMATCH, VERSION_MISMATCH, XMP_ID_ANOMALY</w:t>
             </w:r>
           </w:p>
         </w:tc>
@@ -7313,7 +7377,7 @@
                 <w:sz w:val="20"/>
                 <w:szCs w:val="20"/>
               </w:rPr>
-              <w:t xml:space="preserve">(informational — value-based)</w:t>
+              <w:t xml:space="preserve">MIXED_CAMERA (plus informational EXIF/GPS values)</w:t>
             </w:r>
           </w:p>
         </w:tc>
@@ -7409,6 +7473,101 @@
                 <w:szCs w:val="20"/>
               </w:rPr>
               <w:t xml:space="preserve">(informational — annotation extraction)</w:t>
+            </w:r>
+          </w:p>
+        </w:tc>
+      </w:tr>
+      <w:tr>
+        <w:tc>
+          <w:tcPr>
+            <w:tcW w:type="dxa" w:w="3600"/>
+            <w:tcBorders>
+              <w:top w:val="single" w:color="CCCCCC" w:sz="1"/>
+              <w:left w:val="single" w:color="CCCCCC" w:sz="1"/>
+              <w:bottom w:val="single" w:color="CCCCCC" w:sz="1"/>
+              <w:right w:val="single" w:color="CCCCCC" w:sz="1"/>
+            </w:tcBorders>
+            <w:shd w:fill="F2F2F2" w:val="clear"/>
+            <w:tcMar>
+              <w:top w:type="dxa" w:w="80"/>
+              <w:left w:type="dxa" w:w="120"/>
+              <w:bottom w:type="dxa" w:w="80"/>
+              <w:right w:type="dxa" w:w="120"/>
+            </w:tcMar>
+          </w:tcPr>
+          <w:p>
+            <w:r>
+              <w:rPr>
+                <w:rFonts w:ascii="Arial" w:cs="Arial" w:eastAsia="Arial" w:hAnsi="Arial"/>
+                <w:b w:val="false"/>
+                <w:bCs w:val="false"/>
+                <w:color w:val="1A1A1A"/>
+                <w:sz w:val="20"/>
+                <w:szCs w:val="20"/>
+              </w:rPr>
+              <w:t xml:space="preserve">Document Integrity &amp; Signatures</w:t>
+            </w:r>
+          </w:p>
+        </w:tc>
+        <w:tc>
+          <w:tcPr>
+            <w:tcW w:type="dxa" w:w="2160"/>
+            <w:tcBorders>
+              <w:top w:val="single" w:color="CCCCCC" w:sz="1"/>
+              <w:left w:val="single" w:color="CCCCCC" w:sz="1"/>
+              <w:bottom w:val="single" w:color="CCCCCC" w:sz="1"/>
+              <w:right w:val="single" w:color="CCCCCC" w:sz="1"/>
+            </w:tcBorders>
+            <w:shd w:fill="F2F2F2" w:val="clear"/>
+            <w:tcMar>
+              <w:top w:type="dxa" w:w="80"/>
+              <w:left w:type="dxa" w:w="120"/>
+              <w:bottom w:type="dxa" w:w="80"/>
+              <w:right w:type="dxa" w:w="120"/>
+            </w:tcMar>
+          </w:tcPr>
+          <w:p>
+            <w:r>
+              <w:rPr>
+                <w:rFonts w:ascii="Arial" w:cs="Arial" w:eastAsia="Arial" w:hAnsi="Arial"/>
+                <w:b w:val="false"/>
+                <w:bCs w:val="false"/>
+                <w:color w:val="1A1A1A"/>
+                <w:sz w:val="20"/>
+                <w:szCs w:val="20"/>
+              </w:rPr>
+              <w:t xml:space="preserve">Document Risk Summary, Manipulation Detail</w:t>
+            </w:r>
+          </w:p>
+        </w:tc>
+        <w:tc>
+          <w:tcPr>
+            <w:tcW w:type="dxa" w:w="3600"/>
+            <w:tcBorders>
+              <w:top w:val="single" w:color="CCCCCC" w:sz="1"/>
+              <w:left w:val="single" w:color="CCCCCC" w:sz="1"/>
+              <w:bottom w:val="single" w:color="CCCCCC" w:sz="1"/>
+              <w:right w:val="single" w:color="CCCCCC" w:sz="1"/>
+            </w:tcBorders>
+            <w:shd w:fill="F2F2F2" w:val="clear"/>
+            <w:tcMar>
+              <w:top w:type="dxa" w:w="80"/>
+              <w:left w:type="dxa" w:w="120"/>
+              <w:bottom w:type="dxa" w:w="80"/>
+              <w:right w:type="dxa" w:w="120"/>
+            </w:tcMar>
+          </w:tcPr>
+          <w:p>
+            <w:r>
+              <w:rPr>
+                <w:rFonts w:ascii="Arial" w:cs="Arial" w:eastAsia="Arial" w:hAnsi="Arial"/>
+                <w:b w:val="false"/>
+                <w:bCs w:val="false"/>
+                <w:color w:val="1A1A1A"/>
+                <w:sz w:val="20"/>
+                <w:szCs w:val="20"/>
+              </w:rPr>
+              <w:t xml:space="preserve">REDACT_UNAPPLIED, SIGNED_THEN_MODIFIED, STRUCTURAL_WARNING</w:t>
             </w:r>
           </w:p>
         </w:tc>
@@ -8670,7 +8829,7 @@
                 <w:sz w:val="21"/>
                 <w:szCs w:val="21"/>
               </w:rPr>
-              <w:t xml:space="preserve">XMP DocumentID and InstanceID values should be cross-referenced between related documents. Matching DocumentIDs across documents from purportedly different sources may indicate a shared template or copy-paste origin. This requires manual comparative analysis beyond the automated report.</w:t>
+              <w:t xml:space="preserve">Within a single document, identical DocumentID and InstanceID values are flagged automatically as XMP_ID_ANOMALY (INFO). Cross-referencing DocumentID values BETWEEN related documents — where matching IDs across purportedly independent sources may indicate a shared template or copy-paste origin — still requires manual comparative analysis beyond the automated report.</w:t>
             </w:r>
           </w:p>
         </w:tc>
@@ -9154,7 +9313,7 @@
           <w:sz w:val="22"/>
           <w:szCs w:val="22"/>
         </w:rPr>
-        <w:t xml:space="preserve">In this synthetic example: the Info dictionary Producer has been changed to 'Adobe Acrobat 11.0.23' while the XMP stream retains the original 'Skia/PDF m142'. The ModDate in the Info dictionary has been updated but the XMP ModifyDate has not. This is a strong indicator of manual metadata editing after creation.</w:t>
+        <w:t xml:space="preserve">In this synthetic example: the Info dictionary Producer has been changed to 'Adobe Acrobat 11.0.23' while the XMP stream retains the original 'Skia/PDF m142'. The ModDate in the Info dictionary has been updated but the XMP ModifyDate has not. This is a strong indicator of manual metadata editing after creation. The application performs this comparison automatically: a METADATA_MISMATCH finding (MEDIUM) is emitted per disagreeing field (Producer, CreationDate, ModDate). Dates are compared as instants, so equivalent times expressed in different timezones do not mismatch, and unparseable values produce no comparison rather than a fabricated one. An Info dictionary ModDate that precedes CreationDate — structurally impossible for a truthfully-dated document — is separately flagged as METADATA_DATE_ANOMALY (HIGH).</w:t>
       </w:r>
     </w:p>
     <w:p>
@@ -9195,7 +9354,7 @@
           <w:sz w:val="22"/>
           <w:szCs w:val="22"/>
         </w:rPr>
-        <w:t xml:space="preserve">The PDF version is declared in the file header (%PDF-N.M) and may also be overridden by the /Version entry in the Document Catalog. The application records both. Mismatches between the header version and the Catalog version indicate post-creation modification by a tool that updated the Catalog but not the header, or vice versa.</w:t>
+        <w:t xml:space="preserve">The PDF version is declared in the file header (%PDF-N.M) and may also be overridden by the /Version entry in the Document Catalog. The application records both and emits a VERSION_MISMATCH finding (INFO) when they differ. Mismatches between the header version and the Catalog version indicate post-creation modification by a tool that updated the Catalog but not the header, or vice versa; a Catalog /Version above the header is a legitimate override mechanism, but its presence still shows a tool touched the file without rewriting the header.</w:t>
       </w:r>
     </w:p>
     <w:p>
@@ -10104,7 +10263,7 @@
           <w:sz w:val="22"/>
           <w:szCs w:val="22"/>
         </w:rPr>
-        <w:t xml:space="preserve">The report lists only files with two or more %%EOF markers (three or more for confirmed linearised files).</w:t>
+        <w:t xml:space="preserve">The report lists only files with two or more %%EOF markers (three or more for confirmed linearised files) and shows each file’s detected linearisation state in a Linearized column (‘indeterminate’ when the file head could not be read).</w:t>
       </w:r>
     </w:p>
     <w:p>
@@ -16287,7 +16446,7 @@
                 <w:sz w:val="21"/>
                 <w:szCs w:val="21"/>
               </w:rPr>
-              <w:t xml:space="preserve">Camera Make/Model consistency analysis must be performed manually using the EXIF &amp; GPS report. The application does not currently emit an automated finding for mixed-camera documents; the examiner must review the report and compare values across images from the same document.</w:t>
+              <w:t xml:space="preserve">The application emits an automated MIXED_CAMERA finding (MEDIUM) when images within one document carry EXIF Make/Model values from two or more distinct capture devices, listing each device and its image labels. Images without EXIF are not counted either way, and the finding states how many images were assessable. The finding is a prompt, not a conclusion: mixed devices can be legitimate (e.g. an inserted photograph in a scanned contract), so the examiner should still review the EXIF &amp; GPS report to interpret the composition.</w:t>
             </w:r>
           </w:p>
         </w:tc>
@@ -17295,7 +17454,7 @@
           <w:sz w:val="22"/>
           <w:szCs w:val="22"/>
         </w:rPr>
-        <w:t xml:space="preserve">The application assigns a per-image risk score (0–100) based on the finding types associated with each image. The score is intended as a triage prioritisation aid, not an evidential conclusion. It is stored in the images.risk_score column and surfaces in the High-Risk Images, Manipulation Detail, and DPI Analysis reports.</w:t>
+        <w:t xml:space="preserve">The application assigns a per-image risk score (0–100) based on the finding types associated with each image. The score is intended as a triage prioritisation aid, not an evidential conclusion. It is stored in the images.risk_score column and surfaces in the High-Risk Images, Manipulation Detail, and DPI Analysis reports. A second, independent document-level score is described in 10.2.2.</w:t>
       </w:r>
     </w:p>
     <w:p>
@@ -19031,6 +19190,1142 @@
     </w:p>
     <w:p>
       <w:pPr>
+        <w:pStyle w:val="Heading3"/>
+        <w:spacing w:after="60" w:before="200"/>
+      </w:pPr>
+      <w:r>
+        <w:rPr>
+          <w:rFonts w:ascii="Arial" w:cs="Arial" w:eastAsia="Arial" w:hAnsi="Arial"/>
+          <w:b/>
+          <w:bCs/>
+          <w:color w:val="2E75B6"/>
+          <w:sz w:val="22"/>
+          <w:szCs w:val="22"/>
+        </w:rPr>
+        <w:t xml:space="preserve">10.2.2 Document-Level Risk Model</w:t>
+      </w:r>
+    </w:p>
+    <w:p>
+      <w:pPr>
+        <w:spacing w:after="80" w:before="80"/>
+      </w:pPr>
+      <w:r>
+        <w:rPr>
+          <w:rFonts w:ascii="Arial" w:cs="Arial" w:eastAsia="Arial" w:hAnsi="Arial"/>
+          <w:color w:val="000000"/>
+          <w:sz w:val="22"/>
+          <w:szCs w:val="22"/>
+        </w:rPr>
+        <w:t xml:space="preserve">Alongside the per-image score, every analyzed document carries an independent document-level risk score (0–100) covering the signals that are not attributable to any single image. It is stored in analyses.doc_risk_score, with per-page components in pages.risk_score (schema revision 6), and ranks the Document Risk Summary report. Each finding type contributes to exactly one of the two score families, so nothing is double-counted and nothing is detected but left unscored.</w:t>
+      </w:r>
+    </w:p>
+    <w:p>
+      <w:pPr>
+        <w:spacing w:after="80" w:before="80"/>
+      </w:pPr>
+      <w:r>
+        <w:rPr>
+          <w:rFonts w:ascii="Arial" w:cs="Arial" w:eastAsia="Arial" w:hAnsi="Arial"/>
+          <w:color w:val="000000"/>
+          <w:sz w:val="20"/>
+          <w:szCs w:val="20"/>
+        </w:rPr>
+        <w:t xml:space="preserve">page_risk(p) = MIN( SUM(page-level weights on page p), 100 )</w:t>
+      </w:r>
+    </w:p>
+    <w:p>
+      <w:pPr>
+        <w:spacing w:after="80" w:before="80"/>
+      </w:pPr>
+      <w:r>
+        <w:rPr>
+          <w:rFonts w:ascii="Arial" w:cs="Arial" w:eastAsia="Arial" w:hAnsi="Arial"/>
+          <w:color w:val="000000"/>
+          <w:sz w:val="20"/>
+          <w:szCs w:val="20"/>
+        </w:rPr>
+        <w:t xml:space="preserve">doc_risk = MIN( MAX(page_risk(p)) + SUM(document-level finding weights) + (+5 if any reviewer comments), 100 )</w:t>
+      </w:r>
+    </w:p>
+    <w:tbl>
+      <w:tblPr>
+        <w:tblW w:type="dxa" w:w="9360"/>
+        <w:tblBorders>
+          <w:top w:val="single" w:color="auto" w:sz="4"/>
+          <w:left w:val="single" w:color="auto" w:sz="4"/>
+          <w:bottom w:val="single" w:color="auto" w:sz="4"/>
+          <w:right w:val="single" w:color="auto" w:sz="4"/>
+          <w:insideH w:val="single" w:color="auto" w:sz="4"/>
+          <w:insideV w:val="single" w:color="auto" w:sz="4"/>
+        </w:tblBorders>
+      </w:tblPr>
+      <w:tblGrid>
+        <w:gridCol w:w="3100"/>
+        <w:gridCol w:w="1300"/>
+        <w:gridCol w:w="4960"/>
+      </w:tblGrid>
+      <w:tr>
+        <w:tc>
+          <w:tcPr>
+            <w:tcW w:type="dxa" w:w="3100"/>
+            <w:tcBorders>
+              <w:top w:val="single" w:color="CCCCCC" w:sz="1"/>
+              <w:left w:val="single" w:color="CCCCCC" w:sz="1"/>
+              <w:bottom w:val="single" w:color="CCCCCC" w:sz="1"/>
+              <w:right w:val="single" w:color="CCCCCC" w:sz="1"/>
+            </w:tcBorders>
+            <w:shd w:fill="1F3864" w:val="clear"/>
+            <w:tcMar>
+              <w:top w:type="dxa" w:w="80"/>
+              <w:left w:type="dxa" w:w="120"/>
+              <w:bottom w:type="dxa" w:w="80"/>
+              <w:right w:type="dxa" w:w="120"/>
+            </w:tcMar>
+          </w:tcPr>
+          <w:p>
+            <w:r>
+              <w:rPr>
+                <w:rFonts w:ascii="Arial" w:cs="Arial" w:eastAsia="Arial" w:hAnsi="Arial"/>
+                <w:b/>
+                <w:bCs/>
+                <w:color w:val="FFFFFF"/>
+                <w:sz w:val="18"/>
+                <w:szCs w:val="18"/>
+              </w:rPr>
+              <w:t xml:space="preserve">Finding / Condition</w:t>
+            </w:r>
+          </w:p>
+        </w:tc>
+        <w:tc>
+          <w:tcPr>
+            <w:tcW w:type="dxa" w:w="1300"/>
+            <w:tcBorders>
+              <w:top w:val="single" w:color="CCCCCC" w:sz="1"/>
+              <w:left w:val="single" w:color="CCCCCC" w:sz="1"/>
+              <w:bottom w:val="single" w:color="CCCCCC" w:sz="1"/>
+              <w:right w:val="single" w:color="CCCCCC" w:sz="1"/>
+            </w:tcBorders>
+            <w:shd w:fill="1F3864" w:val="clear"/>
+            <w:tcMar>
+              <w:top w:type="dxa" w:w="80"/>
+              <w:left w:type="dxa" w:w="120"/>
+              <w:bottom w:type="dxa" w:w="80"/>
+              <w:right w:type="dxa" w:w="120"/>
+            </w:tcMar>
+          </w:tcPr>
+          <w:p>
+            <w:r>
+              <w:rPr>
+                <w:rFonts w:ascii="Arial" w:cs="Arial" w:eastAsia="Arial" w:hAnsi="Arial"/>
+                <w:b/>
+                <w:bCs/>
+                <w:color w:val="FFFFFF"/>
+                <w:sz w:val="18"/>
+                <w:szCs w:val="18"/>
+              </w:rPr>
+              <w:t xml:space="preserve">Weight</w:t>
+            </w:r>
+          </w:p>
+        </w:tc>
+        <w:tc>
+          <w:tcPr>
+            <w:tcW w:type="dxa" w:w="4960"/>
+            <w:tcBorders>
+              <w:top w:val="single" w:color="CCCCCC" w:sz="1"/>
+              <w:left w:val="single" w:color="CCCCCC" w:sz="1"/>
+              <w:bottom w:val="single" w:color="CCCCCC" w:sz="1"/>
+              <w:right w:val="single" w:color="CCCCCC" w:sz="1"/>
+            </w:tcBorders>
+            <w:shd w:fill="1F3864" w:val="clear"/>
+            <w:tcMar>
+              <w:top w:type="dxa" w:w="80"/>
+              <w:left w:type="dxa" w:w="120"/>
+              <w:bottom w:type="dxa" w:w="80"/>
+              <w:right w:type="dxa" w:w="120"/>
+            </w:tcMar>
+          </w:tcPr>
+          <w:p>
+            <w:r>
+              <w:rPr>
+                <w:rFonts w:ascii="Arial" w:cs="Arial" w:eastAsia="Arial" w:hAnsi="Arial"/>
+                <w:b/>
+                <w:bCs/>
+                <w:color w:val="FFFFFF"/>
+                <w:sz w:val="18"/>
+                <w:szCs w:val="18"/>
+              </w:rPr>
+              <w:t xml:space="preserve">Rationale</w:t>
+            </w:r>
+          </w:p>
+        </w:tc>
+      </w:tr>
+      <w:tr>
+        <w:tc>
+          <w:tcPr>
+            <w:tcW w:type="dxa" w:w="3100"/>
+            <w:tcBorders>
+              <w:top w:val="single" w:color="CCCCCC" w:sz="1"/>
+              <w:left w:val="single" w:color="CCCCCC" w:sz="1"/>
+              <w:bottom w:val="single" w:color="CCCCCC" w:sz="1"/>
+              <w:right w:val="single" w:color="CCCCCC" w:sz="1"/>
+            </w:tcBorders>
+            <w:shd w:fill="FFFFFF" w:val="clear"/>
+            <w:tcMar>
+              <w:top w:type="dxa" w:w="80"/>
+              <w:left w:type="dxa" w:w="120"/>
+              <w:bottom w:type="dxa" w:w="80"/>
+              <w:right w:type="dxa" w:w="120"/>
+            </w:tcMar>
+          </w:tcPr>
+          <w:p>
+            <w:r>
+              <w:rPr>
+                <w:rFonts w:ascii="Arial" w:cs="Arial" w:eastAsia="Arial" w:hAnsi="Arial"/>
+                <w:b w:val="false"/>
+                <w:bCs w:val="false"/>
+                <w:color w:val="000000"/>
+                <w:sz w:val="18"/>
+                <w:szCs w:val="18"/>
+              </w:rPr>
+              <w:t xml:space="preserve">TEXT_OVERLAY (page)</w:t>
+            </w:r>
+          </w:p>
+        </w:tc>
+        <w:tc>
+          <w:tcPr>
+            <w:tcW w:type="dxa" w:w="1300"/>
+            <w:tcBorders>
+              <w:top w:val="single" w:color="CCCCCC" w:sz="1"/>
+              <w:left w:val="single" w:color="CCCCCC" w:sz="1"/>
+              <w:bottom w:val="single" w:color="CCCCCC" w:sz="1"/>
+              <w:right w:val="single" w:color="CCCCCC" w:sz="1"/>
+            </w:tcBorders>
+            <w:shd w:fill="FFFFFF" w:val="clear"/>
+            <w:tcMar>
+              <w:top w:type="dxa" w:w="80"/>
+              <w:left w:type="dxa" w:w="120"/>
+              <w:bottom w:type="dxa" w:w="80"/>
+              <w:right w:type="dxa" w:w="120"/>
+            </w:tcMar>
+          </w:tcPr>
+          <w:p>
+            <w:r>
+              <w:rPr>
+                <w:rFonts w:ascii="Arial" w:cs="Arial" w:eastAsia="Arial" w:hAnsi="Arial"/>
+                <w:b w:val="false"/>
+                <w:bCs w:val="false"/>
+                <w:color w:val="000000"/>
+                <w:sz w:val="18"/>
+                <w:szCs w:val="18"/>
+              </w:rPr>
+              <w:t xml:space="preserve">+35</w:t>
+            </w:r>
+          </w:p>
+        </w:tc>
+        <w:tc>
+          <w:tcPr>
+            <w:tcW w:type="dxa" w:w="4960"/>
+            <w:tcBorders>
+              <w:top w:val="single" w:color="CCCCCC" w:sz="1"/>
+              <w:left w:val="single" w:color="CCCCCC" w:sz="1"/>
+              <w:bottom w:val="single" w:color="CCCCCC" w:sz="1"/>
+              <w:right w:val="single" w:color="CCCCCC" w:sz="1"/>
+            </w:tcBorders>
+            <w:shd w:fill="FFFFFF" w:val="clear"/>
+            <w:tcMar>
+              <w:top w:type="dxa" w:w="80"/>
+              <w:left w:type="dxa" w:w="120"/>
+              <w:bottom w:type="dxa" w:w="80"/>
+              <w:right w:type="dxa" w:w="120"/>
+            </w:tcMar>
+          </w:tcPr>
+          <w:p>
+            <w:r>
+              <w:rPr>
+                <w:rFonts w:ascii="Arial" w:cs="Arial" w:eastAsia="Arial" w:hAnsi="Arial"/>
+                <w:b w:val="false"/>
+                <w:bCs w:val="false"/>
+                <w:color w:val="000000"/>
+                <w:sz w:val="18"/>
+                <w:szCs w:val="18"/>
+              </w:rPr>
+              <w:t xml:space="preserve">Text or annotation painted over existing page content — a direct alteration mechanism; weighted equal to full image concealment</w:t>
+            </w:r>
+          </w:p>
+        </w:tc>
+      </w:tr>
+      <w:tr>
+        <w:tc>
+          <w:tcPr>
+            <w:tcW w:type="dxa" w:w="3100"/>
+            <w:tcBorders>
+              <w:top w:val="single" w:color="CCCCCC" w:sz="1"/>
+              <w:left w:val="single" w:color="CCCCCC" w:sz="1"/>
+              <w:bottom w:val="single" w:color="CCCCCC" w:sz="1"/>
+              <w:right w:val="single" w:color="CCCCCC" w:sz="1"/>
+            </w:tcBorders>
+            <w:shd w:fill="FFFFFF" w:val="clear"/>
+            <w:tcMar>
+              <w:top w:type="dxa" w:w="80"/>
+              <w:left w:type="dxa" w:w="120"/>
+              <w:bottom w:type="dxa" w:w="80"/>
+              <w:right w:type="dxa" w:w="120"/>
+            </w:tcMar>
+          </w:tcPr>
+          <w:p>
+            <w:r>
+              <w:rPr>
+                <w:rFonts w:ascii="Arial" w:cs="Arial" w:eastAsia="Arial" w:hAnsi="Arial"/>
+                <w:b w:val="false"/>
+                <w:bCs w:val="false"/>
+                <w:color w:val="000000"/>
+                <w:sz w:val="18"/>
+                <w:szCs w:val="18"/>
+              </w:rPr>
+              <w:t xml:space="preserve">REDACT_UNAPPLIED (page)</w:t>
+            </w:r>
+          </w:p>
+        </w:tc>
+        <w:tc>
+          <w:tcPr>
+            <w:tcW w:type="dxa" w:w="1300"/>
+            <w:tcBorders>
+              <w:top w:val="single" w:color="CCCCCC" w:sz="1"/>
+              <w:left w:val="single" w:color="CCCCCC" w:sz="1"/>
+              <w:bottom w:val="single" w:color="CCCCCC" w:sz="1"/>
+              <w:right w:val="single" w:color="CCCCCC" w:sz="1"/>
+            </w:tcBorders>
+            <w:shd w:fill="FFFFFF" w:val="clear"/>
+            <w:tcMar>
+              <w:top w:type="dxa" w:w="80"/>
+              <w:left w:type="dxa" w:w="120"/>
+              <w:bottom w:type="dxa" w:w="80"/>
+              <w:right w:type="dxa" w:w="120"/>
+            </w:tcMar>
+          </w:tcPr>
+          <w:p>
+            <w:r>
+              <w:rPr>
+                <w:rFonts w:ascii="Arial" w:cs="Arial" w:eastAsia="Arial" w:hAnsi="Arial"/>
+                <w:b w:val="false"/>
+                <w:bCs w:val="false"/>
+                <w:color w:val="000000"/>
+                <w:sz w:val="18"/>
+                <w:szCs w:val="18"/>
+              </w:rPr>
+              <w:t xml:space="preserve">+35</w:t>
+            </w:r>
+          </w:p>
+        </w:tc>
+        <w:tc>
+          <w:tcPr>
+            <w:tcW w:type="dxa" w:w="4960"/>
+            <w:tcBorders>
+              <w:top w:val="single" w:color="CCCCCC" w:sz="1"/>
+              <w:left w:val="single" w:color="CCCCCC" w:sz="1"/>
+              <w:bottom w:val="single" w:color="CCCCCC" w:sz="1"/>
+              <w:right w:val="single" w:color="CCCCCC" w:sz="1"/>
+            </w:tcBorders>
+            <w:shd w:fill="FFFFFF" w:val="clear"/>
+            <w:tcMar>
+              <w:top w:type="dxa" w:w="80"/>
+              <w:left w:type="dxa" w:w="120"/>
+              <w:bottom w:type="dxa" w:w="80"/>
+              <w:right w:type="dxa" w:w="120"/>
+            </w:tcMar>
+          </w:tcPr>
+          <w:p>
+            <w:r>
+              <w:rPr>
+                <w:rFonts w:ascii="Arial" w:cs="Arial" w:eastAsia="Arial" w:hAnsi="Arial"/>
+                <w:b w:val="false"/>
+                <w:bCs w:val="false"/>
+                <w:color w:val="000000"/>
+                <w:sz w:val="18"/>
+                <w:szCs w:val="18"/>
+              </w:rPr>
+              <w:t xml:space="preserve">Unapplied redaction: intent to conceal, with the covered content still recoverable</w:t>
+            </w:r>
+          </w:p>
+        </w:tc>
+      </w:tr>
+      <w:tr>
+        <w:tc>
+          <w:tcPr>
+            <w:tcW w:type="dxa" w:w="3100"/>
+            <w:tcBorders>
+              <w:top w:val="single" w:color="CCCCCC" w:sz="1"/>
+              <w:left w:val="single" w:color="CCCCCC" w:sz="1"/>
+              <w:bottom w:val="single" w:color="CCCCCC" w:sz="1"/>
+              <w:right w:val="single" w:color="CCCCCC" w:sz="1"/>
+            </w:tcBorders>
+            <w:shd w:fill="FFFFFF" w:val="clear"/>
+            <w:tcMar>
+              <w:top w:type="dxa" w:w="80"/>
+              <w:left w:type="dxa" w:w="120"/>
+              <w:bottom w:type="dxa" w:w="80"/>
+              <w:right w:type="dxa" w:w="120"/>
+            </w:tcMar>
+          </w:tcPr>
+          <w:p>
+            <w:r>
+              <w:rPr>
+                <w:rFonts w:ascii="Arial" w:cs="Arial" w:eastAsia="Arial" w:hAnsi="Arial"/>
+                <w:b w:val="false"/>
+                <w:bCs w:val="false"/>
+                <w:color w:val="000000"/>
+                <w:sz w:val="18"/>
+                <w:szCs w:val="18"/>
+              </w:rPr>
+              <w:t xml:space="preserve">FONT_ANOMALY (page)</w:t>
+            </w:r>
+          </w:p>
+        </w:tc>
+        <w:tc>
+          <w:tcPr>
+            <w:tcW w:type="dxa" w:w="1300"/>
+            <w:tcBorders>
+              <w:top w:val="single" w:color="CCCCCC" w:sz="1"/>
+              <w:left w:val="single" w:color="CCCCCC" w:sz="1"/>
+              <w:bottom w:val="single" w:color="CCCCCC" w:sz="1"/>
+              <w:right w:val="single" w:color="CCCCCC" w:sz="1"/>
+            </w:tcBorders>
+            <w:shd w:fill="FFFFFF" w:val="clear"/>
+            <w:tcMar>
+              <w:top w:type="dxa" w:w="80"/>
+              <w:left w:type="dxa" w:w="120"/>
+              <w:bottom w:type="dxa" w:w="80"/>
+              <w:right w:type="dxa" w:w="120"/>
+            </w:tcMar>
+          </w:tcPr>
+          <w:p>
+            <w:r>
+              <w:rPr>
+                <w:rFonts w:ascii="Arial" w:cs="Arial" w:eastAsia="Arial" w:hAnsi="Arial"/>
+                <w:b w:val="false"/>
+                <w:bCs w:val="false"/>
+                <w:color w:val="000000"/>
+                <w:sz w:val="18"/>
+                <w:szCs w:val="18"/>
+              </w:rPr>
+              <w:t xml:space="preserve">+15</w:t>
+            </w:r>
+          </w:p>
+        </w:tc>
+        <w:tc>
+          <w:tcPr>
+            <w:tcW w:type="dxa" w:w="4960"/>
+            <w:tcBorders>
+              <w:top w:val="single" w:color="CCCCCC" w:sz="1"/>
+              <w:left w:val="single" w:color="CCCCCC" w:sz="1"/>
+              <w:bottom w:val="single" w:color="CCCCCC" w:sz="1"/>
+              <w:right w:val="single" w:color="CCCCCC" w:sz="1"/>
+            </w:tcBorders>
+            <w:shd w:fill="FFFFFF" w:val="clear"/>
+            <w:tcMar>
+              <w:top w:type="dxa" w:w="80"/>
+              <w:left w:type="dxa" w:w="120"/>
+              <w:bottom w:type="dxa" w:w="80"/>
+              <w:right w:type="dxa" w:w="120"/>
+            </w:tcMar>
+          </w:tcPr>
+          <w:p>
+            <w:r>
+              <w:rPr>
+                <w:rFonts w:ascii="Arial" w:cs="Arial" w:eastAsia="Arial" w:hAnsi="Arial"/>
+                <w:b w:val="false"/>
+                <w:bCs w:val="false"/>
+                <w:color w:val="000000"/>
+                <w:sz w:val="18"/>
+                <w:szCs w:val="18"/>
+              </w:rPr>
+              <w:t xml:space="preserve">Out-of-place font — corroborating, higher false-positive rate</w:t>
+            </w:r>
+          </w:p>
+        </w:tc>
+      </w:tr>
+      <w:tr>
+        <w:tc>
+          <w:tcPr>
+            <w:tcW w:type="dxa" w:w="3100"/>
+            <w:tcBorders>
+              <w:top w:val="single" w:color="CCCCCC" w:sz="1"/>
+              <w:left w:val="single" w:color="CCCCCC" w:sz="1"/>
+              <w:bottom w:val="single" w:color="CCCCCC" w:sz="1"/>
+              <w:right w:val="single" w:color="CCCCCC" w:sz="1"/>
+            </w:tcBorders>
+            <w:shd w:fill="FFFFFF" w:val="clear"/>
+            <w:tcMar>
+              <w:top w:type="dxa" w:w="80"/>
+              <w:left w:type="dxa" w:w="120"/>
+              <w:bottom w:type="dxa" w:w="80"/>
+              <w:right w:type="dxa" w:w="120"/>
+            </w:tcMar>
+          </w:tcPr>
+          <w:p>
+            <w:r>
+              <w:rPr>
+                <w:rFonts w:ascii="Arial" w:cs="Arial" w:eastAsia="Arial" w:hAnsi="Arial"/>
+                <w:b w:val="false"/>
+                <w:bCs w:val="false"/>
+                <w:color w:val="000000"/>
+                <w:sz w:val="18"/>
+                <w:szCs w:val="18"/>
+              </w:rPr>
+              <w:t xml:space="preserve">SIGNED_THEN_MODIFIED (document)</w:t>
+            </w:r>
+          </w:p>
+        </w:tc>
+        <w:tc>
+          <w:tcPr>
+            <w:tcW w:type="dxa" w:w="1300"/>
+            <w:tcBorders>
+              <w:top w:val="single" w:color="CCCCCC" w:sz="1"/>
+              <w:left w:val="single" w:color="CCCCCC" w:sz="1"/>
+              <w:bottom w:val="single" w:color="CCCCCC" w:sz="1"/>
+              <w:right w:val="single" w:color="CCCCCC" w:sz="1"/>
+            </w:tcBorders>
+            <w:shd w:fill="FFFFFF" w:val="clear"/>
+            <w:tcMar>
+              <w:top w:type="dxa" w:w="80"/>
+              <w:left w:type="dxa" w:w="120"/>
+              <w:bottom w:type="dxa" w:w="80"/>
+              <w:right w:type="dxa" w:w="120"/>
+            </w:tcMar>
+          </w:tcPr>
+          <w:p>
+            <w:r>
+              <w:rPr>
+                <w:rFonts w:ascii="Arial" w:cs="Arial" w:eastAsia="Arial" w:hAnsi="Arial"/>
+                <w:b w:val="false"/>
+                <w:bCs w:val="false"/>
+                <w:color w:val="000000"/>
+                <w:sz w:val="18"/>
+                <w:szCs w:val="18"/>
+              </w:rPr>
+              <w:t xml:space="preserve">+35</w:t>
+            </w:r>
+          </w:p>
+        </w:tc>
+        <w:tc>
+          <w:tcPr>
+            <w:tcW w:type="dxa" w:w="4960"/>
+            <w:tcBorders>
+              <w:top w:val="single" w:color="CCCCCC" w:sz="1"/>
+              <w:left w:val="single" w:color="CCCCCC" w:sz="1"/>
+              <w:bottom w:val="single" w:color="CCCCCC" w:sz="1"/>
+              <w:right w:val="single" w:color="CCCCCC" w:sz="1"/>
+            </w:tcBorders>
+            <w:shd w:fill="FFFFFF" w:val="clear"/>
+            <w:tcMar>
+              <w:top w:type="dxa" w:w="80"/>
+              <w:left w:type="dxa" w:w="120"/>
+              <w:bottom w:type="dxa" w:w="80"/>
+              <w:right w:type="dxa" w:w="120"/>
+            </w:tcMar>
+          </w:tcPr>
+          <w:p>
+            <w:r>
+              <w:rPr>
+                <w:rFonts w:ascii="Arial" w:cs="Arial" w:eastAsia="Arial" w:hAnsi="Arial"/>
+                <w:b w:val="false"/>
+                <w:bCs w:val="false"/>
+                <w:color w:val="000000"/>
+                <w:sz w:val="18"/>
+                <w:szCs w:val="18"/>
+              </w:rPr>
+              <w:t xml:space="preserve">Bytes appended after the last digital signature’s coverage</w:t>
+            </w:r>
+          </w:p>
+        </w:tc>
+      </w:tr>
+      <w:tr>
+        <w:tc>
+          <w:tcPr>
+            <w:tcW w:type="dxa" w:w="3100"/>
+            <w:tcBorders>
+              <w:top w:val="single" w:color="CCCCCC" w:sz="1"/>
+              <w:left w:val="single" w:color="CCCCCC" w:sz="1"/>
+              <w:bottom w:val="single" w:color="CCCCCC" w:sz="1"/>
+              <w:right w:val="single" w:color="CCCCCC" w:sz="1"/>
+            </w:tcBorders>
+            <w:shd w:fill="FFFFFF" w:val="clear"/>
+            <w:tcMar>
+              <w:top w:type="dxa" w:w="80"/>
+              <w:left w:type="dxa" w:w="120"/>
+              <w:bottom w:type="dxa" w:w="80"/>
+              <w:right w:type="dxa" w:w="120"/>
+            </w:tcMar>
+          </w:tcPr>
+          <w:p>
+            <w:r>
+              <w:rPr>
+                <w:rFonts w:ascii="Arial" w:cs="Arial" w:eastAsia="Arial" w:hAnsi="Arial"/>
+                <w:b w:val="false"/>
+                <w:bCs w:val="false"/>
+                <w:color w:val="000000"/>
+                <w:sz w:val="18"/>
+                <w:szCs w:val="18"/>
+              </w:rPr>
+              <w:t xml:space="preserve">METADATA_DATE_ANOMALY (document)</w:t>
+            </w:r>
+          </w:p>
+        </w:tc>
+        <w:tc>
+          <w:tcPr>
+            <w:tcW w:type="dxa" w:w="1300"/>
+            <w:tcBorders>
+              <w:top w:val="single" w:color="CCCCCC" w:sz="1"/>
+              <w:left w:val="single" w:color="CCCCCC" w:sz="1"/>
+              <w:bottom w:val="single" w:color="CCCCCC" w:sz="1"/>
+              <w:right w:val="single" w:color="CCCCCC" w:sz="1"/>
+            </w:tcBorders>
+            <w:shd w:fill="FFFFFF" w:val="clear"/>
+            <w:tcMar>
+              <w:top w:type="dxa" w:w="80"/>
+              <w:left w:type="dxa" w:w="120"/>
+              <w:bottom w:type="dxa" w:w="80"/>
+              <w:right w:type="dxa" w:w="120"/>
+            </w:tcMar>
+          </w:tcPr>
+          <w:p>
+            <w:r>
+              <w:rPr>
+                <w:rFonts w:ascii="Arial" w:cs="Arial" w:eastAsia="Arial" w:hAnsi="Arial"/>
+                <w:b w:val="false"/>
+                <w:bCs w:val="false"/>
+                <w:color w:val="000000"/>
+                <w:sz w:val="18"/>
+                <w:szCs w:val="18"/>
+              </w:rPr>
+              <w:t xml:space="preserve">+25</w:t>
+            </w:r>
+          </w:p>
+        </w:tc>
+        <w:tc>
+          <w:tcPr>
+            <w:tcW w:type="dxa" w:w="4960"/>
+            <w:tcBorders>
+              <w:top w:val="single" w:color="CCCCCC" w:sz="1"/>
+              <w:left w:val="single" w:color="CCCCCC" w:sz="1"/>
+              <w:bottom w:val="single" w:color="CCCCCC" w:sz="1"/>
+              <w:right w:val="single" w:color="CCCCCC" w:sz="1"/>
+            </w:tcBorders>
+            <w:shd w:fill="FFFFFF" w:val="clear"/>
+            <w:tcMar>
+              <w:top w:type="dxa" w:w="80"/>
+              <w:left w:type="dxa" w:w="120"/>
+              <w:bottom w:type="dxa" w:w="80"/>
+              <w:right w:type="dxa" w:w="120"/>
+            </w:tcMar>
+          </w:tcPr>
+          <w:p>
+            <w:r>
+              <w:rPr>
+                <w:rFonts w:ascii="Arial" w:cs="Arial" w:eastAsia="Arial" w:hAnsi="Arial"/>
+                <w:b w:val="false"/>
+                <w:bCs w:val="false"/>
+                <w:color w:val="000000"/>
+                <w:sz w:val="18"/>
+                <w:szCs w:val="18"/>
+              </w:rPr>
+              <w:t xml:space="preserve">ModDate precedes CreationDate — structurally impossible</w:t>
+            </w:r>
+          </w:p>
+        </w:tc>
+      </w:tr>
+      <w:tr>
+        <w:tc>
+          <w:tcPr>
+            <w:tcW w:type="dxa" w:w="3100"/>
+            <w:tcBorders>
+              <w:top w:val="single" w:color="CCCCCC" w:sz="1"/>
+              <w:left w:val="single" w:color="CCCCCC" w:sz="1"/>
+              <w:bottom w:val="single" w:color="CCCCCC" w:sz="1"/>
+              <w:right w:val="single" w:color="CCCCCC" w:sz="1"/>
+            </w:tcBorders>
+            <w:shd w:fill="FFFFFF" w:val="clear"/>
+            <w:tcMar>
+              <w:top w:type="dxa" w:w="80"/>
+              <w:left w:type="dxa" w:w="120"/>
+              <w:bottom w:type="dxa" w:w="80"/>
+              <w:right w:type="dxa" w:w="120"/>
+            </w:tcMar>
+          </w:tcPr>
+          <w:p>
+            <w:r>
+              <w:rPr>
+                <w:rFonts w:ascii="Arial" w:cs="Arial" w:eastAsia="Arial" w:hAnsi="Arial"/>
+                <w:b w:val="false"/>
+                <w:bCs w:val="false"/>
+                <w:color w:val="000000"/>
+                <w:sz w:val="18"/>
+                <w:szCs w:val="18"/>
+              </w:rPr>
+              <w:t xml:space="preserve">METADATA_MISMATCH (document)</w:t>
+            </w:r>
+          </w:p>
+        </w:tc>
+        <w:tc>
+          <w:tcPr>
+            <w:tcW w:type="dxa" w:w="1300"/>
+            <w:tcBorders>
+              <w:top w:val="single" w:color="CCCCCC" w:sz="1"/>
+              <w:left w:val="single" w:color="CCCCCC" w:sz="1"/>
+              <w:bottom w:val="single" w:color="CCCCCC" w:sz="1"/>
+              <w:right w:val="single" w:color="CCCCCC" w:sz="1"/>
+            </w:tcBorders>
+            <w:shd w:fill="FFFFFF" w:val="clear"/>
+            <w:tcMar>
+              <w:top w:type="dxa" w:w="80"/>
+              <w:left w:type="dxa" w:w="120"/>
+              <w:bottom w:type="dxa" w:w="80"/>
+              <w:right w:type="dxa" w:w="120"/>
+            </w:tcMar>
+          </w:tcPr>
+          <w:p>
+            <w:r>
+              <w:rPr>
+                <w:rFonts w:ascii="Arial" w:cs="Arial" w:eastAsia="Arial" w:hAnsi="Arial"/>
+                <w:b w:val="false"/>
+                <w:bCs w:val="false"/>
+                <w:color w:val="000000"/>
+                <w:sz w:val="18"/>
+                <w:szCs w:val="18"/>
+              </w:rPr>
+              <w:t xml:space="preserve">+15 per field</w:t>
+            </w:r>
+          </w:p>
+        </w:tc>
+        <w:tc>
+          <w:tcPr>
+            <w:tcW w:type="dxa" w:w="4960"/>
+            <w:tcBorders>
+              <w:top w:val="single" w:color="CCCCCC" w:sz="1"/>
+              <w:left w:val="single" w:color="CCCCCC" w:sz="1"/>
+              <w:bottom w:val="single" w:color="CCCCCC" w:sz="1"/>
+              <w:right w:val="single" w:color="CCCCCC" w:sz="1"/>
+            </w:tcBorders>
+            <w:shd w:fill="FFFFFF" w:val="clear"/>
+            <w:tcMar>
+              <w:top w:type="dxa" w:w="80"/>
+              <w:left w:type="dxa" w:w="120"/>
+              <w:bottom w:type="dxa" w:w="80"/>
+              <w:right w:type="dxa" w:w="120"/>
+            </w:tcMar>
+          </w:tcPr>
+          <w:p>
+            <w:r>
+              <w:rPr>
+                <w:rFonts w:ascii="Arial" w:cs="Arial" w:eastAsia="Arial" w:hAnsi="Arial"/>
+                <w:b w:val="false"/>
+                <w:bCs w:val="false"/>
+                <w:color w:val="000000"/>
+                <w:sz w:val="18"/>
+                <w:szCs w:val="18"/>
+              </w:rPr>
+              <w:t xml:space="preserve">Info dictionary and XMP disagree on Producer, CreationDate, or ModDate</w:t>
+            </w:r>
+          </w:p>
+        </w:tc>
+      </w:tr>
+      <w:tr>
+        <w:tc>
+          <w:tcPr>
+            <w:tcW w:type="dxa" w:w="3100"/>
+            <w:tcBorders>
+              <w:top w:val="single" w:color="CCCCCC" w:sz="1"/>
+              <w:left w:val="single" w:color="CCCCCC" w:sz="1"/>
+              <w:bottom w:val="single" w:color="CCCCCC" w:sz="1"/>
+              <w:right w:val="single" w:color="CCCCCC" w:sz="1"/>
+            </w:tcBorders>
+            <w:shd w:fill="FFFFFF" w:val="clear"/>
+            <w:tcMar>
+              <w:top w:type="dxa" w:w="80"/>
+              <w:left w:type="dxa" w:w="120"/>
+              <w:bottom w:type="dxa" w:w="80"/>
+              <w:right w:type="dxa" w:w="120"/>
+            </w:tcMar>
+          </w:tcPr>
+          <w:p>
+            <w:r>
+              <w:rPr>
+                <w:rFonts w:ascii="Arial" w:cs="Arial" w:eastAsia="Arial" w:hAnsi="Arial"/>
+                <w:b w:val="false"/>
+                <w:bCs w:val="false"/>
+                <w:color w:val="000000"/>
+                <w:sz w:val="18"/>
+                <w:szCs w:val="18"/>
+              </w:rPr>
+              <w:t xml:space="preserve">MIXED_CAMERA (document)</w:t>
+            </w:r>
+          </w:p>
+        </w:tc>
+        <w:tc>
+          <w:tcPr>
+            <w:tcW w:type="dxa" w:w="1300"/>
+            <w:tcBorders>
+              <w:top w:val="single" w:color="CCCCCC" w:sz="1"/>
+              <w:left w:val="single" w:color="CCCCCC" w:sz="1"/>
+              <w:bottom w:val="single" w:color="CCCCCC" w:sz="1"/>
+              <w:right w:val="single" w:color="CCCCCC" w:sz="1"/>
+            </w:tcBorders>
+            <w:shd w:fill="FFFFFF" w:val="clear"/>
+            <w:tcMar>
+              <w:top w:type="dxa" w:w="80"/>
+              <w:left w:type="dxa" w:w="120"/>
+              <w:bottom w:type="dxa" w:w="80"/>
+              <w:right w:type="dxa" w:w="120"/>
+            </w:tcMar>
+          </w:tcPr>
+          <w:p>
+            <w:r>
+              <w:rPr>
+                <w:rFonts w:ascii="Arial" w:cs="Arial" w:eastAsia="Arial" w:hAnsi="Arial"/>
+                <w:b w:val="false"/>
+                <w:bCs w:val="false"/>
+                <w:color w:val="000000"/>
+                <w:sz w:val="18"/>
+                <w:szCs w:val="18"/>
+              </w:rPr>
+              <w:t xml:space="preserve">+15</w:t>
+            </w:r>
+          </w:p>
+        </w:tc>
+        <w:tc>
+          <w:tcPr>
+            <w:tcW w:type="dxa" w:w="4960"/>
+            <w:tcBorders>
+              <w:top w:val="single" w:color="CCCCCC" w:sz="1"/>
+              <w:left w:val="single" w:color="CCCCCC" w:sz="1"/>
+              <w:bottom w:val="single" w:color="CCCCCC" w:sz="1"/>
+              <w:right w:val="single" w:color="CCCCCC" w:sz="1"/>
+            </w:tcBorders>
+            <w:shd w:fill="FFFFFF" w:val="clear"/>
+            <w:tcMar>
+              <w:top w:type="dxa" w:w="80"/>
+              <w:left w:type="dxa" w:w="120"/>
+              <w:bottom w:type="dxa" w:w="80"/>
+              <w:right w:type="dxa" w:w="120"/>
+            </w:tcMar>
+          </w:tcPr>
+          <w:p>
+            <w:r>
+              <w:rPr>
+                <w:rFonts w:ascii="Arial" w:cs="Arial" w:eastAsia="Arial" w:hAnsi="Arial"/>
+                <w:b w:val="false"/>
+                <w:bCs w:val="false"/>
+                <w:color w:val="000000"/>
+                <w:sz w:val="18"/>
+                <w:szCs w:val="18"/>
+              </w:rPr>
+              <w:t xml:space="preserve">Images from two or more distinct EXIF capture devices</w:t>
+            </w:r>
+          </w:p>
+        </w:tc>
+      </w:tr>
+      <w:tr>
+        <w:tc>
+          <w:tcPr>
+            <w:tcW w:type="dxa" w:w="3100"/>
+            <w:tcBorders>
+              <w:top w:val="single" w:color="CCCCCC" w:sz="1"/>
+              <w:left w:val="single" w:color="CCCCCC" w:sz="1"/>
+              <w:bottom w:val="single" w:color="CCCCCC" w:sz="1"/>
+              <w:right w:val="single" w:color="CCCCCC" w:sz="1"/>
+            </w:tcBorders>
+            <w:shd w:fill="FFFFFF" w:val="clear"/>
+            <w:tcMar>
+              <w:top w:type="dxa" w:w="80"/>
+              <w:left w:type="dxa" w:w="120"/>
+              <w:bottom w:type="dxa" w:w="80"/>
+              <w:right w:type="dxa" w:w="120"/>
+            </w:tcMar>
+          </w:tcPr>
+          <w:p>
+            <w:r>
+              <w:rPr>
+                <w:rFonts w:ascii="Arial" w:cs="Arial" w:eastAsia="Arial" w:hAnsi="Arial"/>
+                <w:b w:val="false"/>
+                <w:bCs w:val="false"/>
+                <w:color w:val="000000"/>
+                <w:sz w:val="18"/>
+                <w:szCs w:val="18"/>
+              </w:rPr>
+              <w:t xml:space="preserve">VERSION_MISMATCH / XMP_ID_ANOMALY / STRUCTURAL_WARNING (document)</w:t>
+            </w:r>
+          </w:p>
+        </w:tc>
+        <w:tc>
+          <w:tcPr>
+            <w:tcW w:type="dxa" w:w="1300"/>
+            <w:tcBorders>
+              <w:top w:val="single" w:color="CCCCCC" w:sz="1"/>
+              <w:left w:val="single" w:color="CCCCCC" w:sz="1"/>
+              <w:bottom w:val="single" w:color="CCCCCC" w:sz="1"/>
+              <w:right w:val="single" w:color="CCCCCC" w:sz="1"/>
+            </w:tcBorders>
+            <w:shd w:fill="FFFFFF" w:val="clear"/>
+            <w:tcMar>
+              <w:top w:type="dxa" w:w="80"/>
+              <w:left w:type="dxa" w:w="120"/>
+              <w:bottom w:type="dxa" w:w="80"/>
+              <w:right w:type="dxa" w:w="120"/>
+            </w:tcMar>
+          </w:tcPr>
+          <w:p>
+            <w:r>
+              <w:rPr>
+                <w:rFonts w:ascii="Arial" w:cs="Arial" w:eastAsia="Arial" w:hAnsi="Arial"/>
+                <w:b w:val="false"/>
+                <w:bCs w:val="false"/>
+                <w:color w:val="000000"/>
+                <w:sz w:val="18"/>
+                <w:szCs w:val="18"/>
+              </w:rPr>
+              <w:t xml:space="preserve">+5 each</w:t>
+            </w:r>
+          </w:p>
+        </w:tc>
+        <w:tc>
+          <w:tcPr>
+            <w:tcW w:type="dxa" w:w="4960"/>
+            <w:tcBorders>
+              <w:top w:val="single" w:color="CCCCCC" w:sz="1"/>
+              <w:left w:val="single" w:color="CCCCCC" w:sz="1"/>
+              <w:bottom w:val="single" w:color="CCCCCC" w:sz="1"/>
+              <w:right w:val="single" w:color="CCCCCC" w:sz="1"/>
+            </w:tcBorders>
+            <w:shd w:fill="FFFFFF" w:val="clear"/>
+            <w:tcMar>
+              <w:top w:type="dxa" w:w="80"/>
+              <w:left w:type="dxa" w:w="120"/>
+              <w:bottom w:type="dxa" w:w="80"/>
+              <w:right w:type="dxa" w:w="120"/>
+            </w:tcMar>
+          </w:tcPr>
+          <w:p>
+            <w:r>
+              <w:rPr>
+                <w:rFonts w:ascii="Arial" w:cs="Arial" w:eastAsia="Arial" w:hAnsi="Arial"/>
+                <w:b w:val="false"/>
+                <w:bCs w:val="false"/>
+                <w:color w:val="000000"/>
+                <w:sz w:val="18"/>
+                <w:szCs w:val="18"/>
+              </w:rPr>
+              <w:t xml:space="preserve">Informational corroborators (header/Catalog version differ; DocumentID equals InstanceID; qpdf structural warnings)</w:t>
+            </w:r>
+          </w:p>
+        </w:tc>
+      </w:tr>
+      <w:tr>
+        <w:tc>
+          <w:tcPr>
+            <w:tcW w:type="dxa" w:w="3100"/>
+            <w:tcBorders>
+              <w:top w:val="single" w:color="CCCCCC" w:sz="1"/>
+              <w:left w:val="single" w:color="CCCCCC" w:sz="1"/>
+              <w:bottom w:val="single" w:color="CCCCCC" w:sz="1"/>
+              <w:right w:val="single" w:color="CCCCCC" w:sz="1"/>
+            </w:tcBorders>
+            <w:shd w:fill="FFFFFF" w:val="clear"/>
+            <w:tcMar>
+              <w:top w:type="dxa" w:w="80"/>
+              <w:left w:type="dxa" w:w="120"/>
+              <w:bottom w:type="dxa" w:w="80"/>
+              <w:right w:type="dxa" w:w="120"/>
+            </w:tcMar>
+          </w:tcPr>
+          <w:p>
+            <w:r>
+              <w:rPr>
+                <w:rFonts w:ascii="Arial" w:cs="Arial" w:eastAsia="Arial" w:hAnsi="Arial"/>
+                <w:b w:val="false"/>
+                <w:bCs w:val="false"/>
+                <w:color w:val="000000"/>
+                <w:sz w:val="18"/>
+                <w:szCs w:val="18"/>
+              </w:rPr>
+              <w:t xml:space="preserve">Reviewer comments present</w:t>
+            </w:r>
+          </w:p>
+        </w:tc>
+        <w:tc>
+          <w:tcPr>
+            <w:tcW w:type="dxa" w:w="1300"/>
+            <w:tcBorders>
+              <w:top w:val="single" w:color="CCCCCC" w:sz="1"/>
+              <w:left w:val="single" w:color="CCCCCC" w:sz="1"/>
+              <w:bottom w:val="single" w:color="CCCCCC" w:sz="1"/>
+              <w:right w:val="single" w:color="CCCCCC" w:sz="1"/>
+            </w:tcBorders>
+            <w:shd w:fill="FFFFFF" w:val="clear"/>
+            <w:tcMar>
+              <w:top w:type="dxa" w:w="80"/>
+              <w:left w:type="dxa" w:w="120"/>
+              <w:bottom w:type="dxa" w:w="80"/>
+              <w:right w:type="dxa" w:w="120"/>
+            </w:tcMar>
+          </w:tcPr>
+          <w:p>
+            <w:r>
+              <w:rPr>
+                <w:rFonts w:ascii="Arial" w:cs="Arial" w:eastAsia="Arial" w:hAnsi="Arial"/>
+                <w:b w:val="false"/>
+                <w:bCs w:val="false"/>
+                <w:color w:val="000000"/>
+                <w:sz w:val="18"/>
+                <w:szCs w:val="18"/>
+              </w:rPr>
+              <w:t xml:space="preserve">+5 flat</w:t>
+            </w:r>
+          </w:p>
+        </w:tc>
+        <w:tc>
+          <w:tcPr>
+            <w:tcW w:type="dxa" w:w="4960"/>
+            <w:tcBorders>
+              <w:top w:val="single" w:color="CCCCCC" w:sz="1"/>
+              <w:left w:val="single" w:color="CCCCCC" w:sz="1"/>
+              <w:bottom w:val="single" w:color="CCCCCC" w:sz="1"/>
+              <w:right w:val="single" w:color="CCCCCC" w:sz="1"/>
+            </w:tcBorders>
+            <w:shd w:fill="FFFFFF" w:val="clear"/>
+            <w:tcMar>
+              <w:top w:type="dxa" w:w="80"/>
+              <w:left w:type="dxa" w:w="120"/>
+              <w:bottom w:type="dxa" w:w="80"/>
+              <w:right w:type="dxa" w:w="120"/>
+            </w:tcMar>
+          </w:tcPr>
+          <w:p>
+            <w:r>
+              <w:rPr>
+                <w:rFonts w:ascii="Arial" w:cs="Arial" w:eastAsia="Arial" w:hAnsi="Arial"/>
+                <w:b w:val="false"/>
+                <w:bCs w:val="false"/>
+                <w:color w:val="000000"/>
+                <w:sz w:val="18"/>
+                <w:szCs w:val="18"/>
+              </w:rPr>
+              <w:t xml:space="preserve">Informational — an annotated document warrants attention but comments are not themselves evidence of manipulation</w:t>
+            </w:r>
+          </w:p>
+        </w:tc>
+      </w:tr>
+      <w:tr>
+        <w:tc>
+          <w:tcPr>
+            <w:tcW w:type="dxa" w:w="3100"/>
+            <w:tcBorders>
+              <w:top w:val="single" w:color="CCCCCC" w:sz="1"/>
+              <w:left w:val="single" w:color="CCCCCC" w:sz="1"/>
+              <w:bottom w:val="single" w:color="CCCCCC" w:sz="1"/>
+              <w:right w:val="single" w:color="CCCCCC" w:sz="1"/>
+            </w:tcBorders>
+            <w:shd w:fill="FFFFFF" w:val="clear"/>
+            <w:tcMar>
+              <w:top w:type="dxa" w:w="80"/>
+              <w:left w:type="dxa" w:w="120"/>
+              <w:bottom w:type="dxa" w:w="80"/>
+              <w:right w:type="dxa" w:w="120"/>
+            </w:tcMar>
+          </w:tcPr>
+          <w:p>
+            <w:r>
+              <w:rPr>
+                <w:rFonts w:ascii="Arial" w:cs="Arial" w:eastAsia="Arial" w:hAnsi="Arial"/>
+                <w:b w:val="false"/>
+                <w:bCs w:val="false"/>
+                <w:color w:val="000000"/>
+                <w:sz w:val="18"/>
+                <w:szCs w:val="18"/>
+              </w:rPr>
+              <w:t xml:space="preserve">Maximum score (capped at)</w:t>
+            </w:r>
+          </w:p>
+        </w:tc>
+        <w:tc>
+          <w:tcPr>
+            <w:tcW w:type="dxa" w:w="1300"/>
+            <w:tcBorders>
+              <w:top w:val="single" w:color="CCCCCC" w:sz="1"/>
+              <w:left w:val="single" w:color="CCCCCC" w:sz="1"/>
+              <w:bottom w:val="single" w:color="CCCCCC" w:sz="1"/>
+              <w:right w:val="single" w:color="CCCCCC" w:sz="1"/>
+            </w:tcBorders>
+            <w:shd w:fill="FFFFFF" w:val="clear"/>
+            <w:tcMar>
+              <w:top w:type="dxa" w:w="80"/>
+              <w:left w:type="dxa" w:w="120"/>
+              <w:bottom w:type="dxa" w:w="80"/>
+              <w:right w:type="dxa" w:w="120"/>
+            </w:tcMar>
+          </w:tcPr>
+          <w:p>
+            <w:r>
+              <w:rPr>
+                <w:rFonts w:ascii="Arial" w:cs="Arial" w:eastAsia="Arial" w:hAnsi="Arial"/>
+                <w:b w:val="false"/>
+                <w:bCs w:val="false"/>
+                <w:color w:val="000000"/>
+                <w:sz w:val="18"/>
+                <w:szCs w:val="18"/>
+              </w:rPr>
+              <w:t xml:space="preserve">100</w:t>
+            </w:r>
+          </w:p>
+        </w:tc>
+        <w:tc>
+          <w:tcPr>
+            <w:tcW w:type="dxa" w:w="4960"/>
+            <w:tcBorders>
+              <w:top w:val="single" w:color="CCCCCC" w:sz="1"/>
+              <w:left w:val="single" w:color="CCCCCC" w:sz="1"/>
+              <w:bottom w:val="single" w:color="CCCCCC" w:sz="1"/>
+              <w:right w:val="single" w:color="CCCCCC" w:sz="1"/>
+            </w:tcBorders>
+            <w:shd w:fill="FFFFFF" w:val="clear"/>
+            <w:tcMar>
+              <w:top w:type="dxa" w:w="80"/>
+              <w:left w:type="dxa" w:w="120"/>
+              <w:bottom w:type="dxa" w:w="80"/>
+              <w:right w:type="dxa" w:w="120"/>
+            </w:tcMar>
+          </w:tcPr>
+          <w:p>
+            <w:r>
+              <w:rPr>
+                <w:rFonts w:ascii="Arial" w:cs="Arial" w:eastAsia="Arial" w:hAnsi="Arial"/>
+                <w:b w:val="false"/>
+                <w:bCs w:val="false"/>
+                <w:color w:val="000000"/>
+                <w:sz w:val="18"/>
+                <w:szCs w:val="18"/>
+              </w:rPr>
+              <w:t xml:space="preserve">Both the page and document scores are capped at 100</w:t>
+            </w:r>
+          </w:p>
+        </w:tc>
+      </w:tr>
+    </w:tbl>
+    <w:p>
+      <w:pPr>
+        <w:spacing w:after="80" w:before="80"/>
+      </w:pPr>
+      <w:r>
+        <w:rPr>
+          <w:rFonts w:ascii="Arial" w:cs="Arial" w:eastAsia="Arial" w:hAnsi="Arial"/>
+          <w:color w:val="000000"/>
+          <w:sz w:val="22"/>
+          <w:szCs w:val="22"/>
+        </w:rPr>
+        <w:t xml:space="preserve">The page component uses the MAXIMUM page score rather than the sum across pages, so one heavily altered page is neither diluted by a long run of clean pages nor inflated by their count; document-level findings are summed because each is an independent signal about the document itself. Document-level findings are stored attached to page 1 (their detail text identifies them as document-level) so they appear in the findings reports; they are excluded from page 1’s page-level score by construction.</w:t>
+      </w:r>
+    </w:p>
+    <w:p>
+      <w:pPr>
         <w:pStyle w:val="Heading1"/>
         <w:pBdr>
           <w:bottom w:val="single" w:color="2E75B6" w:sz="6" w:space="4"/>
@@ -20151,6 +21446,20 @@
     </w:p>
     <w:p>
       <w:pPr>
+        <w:spacing w:after="80" w:before="80"/>
+      </w:pPr>
+      <w:r>
+        <w:rPr>
+          <w:rFonts w:ascii="Arial" w:cs="Arial" w:eastAsia="Arial" w:hAnsi="Arial"/>
+          <w:color w:val="000000"/>
+          <w:sz w:val="22"/>
+          <w:szCs w:val="22"/>
+        </w:rPr>
+        <w:t xml:space="preserve">The document-level detections introduce their own benign causes: METADATA_MISMATCH is produced by converters and printers that update one metadata store and not the other without any intent to deceive; VERSION_MISMATCH arises whenever a legitimate tool raises the Catalog /Version, which the specification permits; MIXED_CAMERA is expected in legitimately composite documents such as a scanned contract with an inserted photograph; STRUCTURAL_WARNING is common in files written by non-conformant producers; and SIGNED_THEN_MODIFIED can reflect a legitimate post-signing workflow such as an additional signature or permitted form fill-in. In every case the finding is a prompt to determine WHAT changed, not a conclusion that the change was illegitimate.</w:t>
+      </w:r>
+    </w:p>
+    <w:p>
+      <w:pPr>
         <w:pStyle w:val="Heading1"/>
         <w:pBdr>
           <w:bottom w:val="single" w:color="2E75B6" w:sz="6" w:space="4"/>
@@ -21661,6 +22970,24 @@
     </w:p>
     <w:p>
       <w:pPr>
+        <w:pStyle w:val="ListParagraph"/>
+        <w:numPr>
+          <w:ilvl w:val="0"/>
+          <w:numId w:val="2"/>
+        </w:numPr>
+        <w:spacing w:after="60" w:before="60"/>
+      </w:pPr>
+      <w:r>
+        <w:rPr>
+          <w:rFonts w:ascii="Arial" w:cs="Arial" w:eastAsia="Arial" w:hAnsi="Arial"/>
+          <w:sz w:val="22"/>
+          <w:szCs w:val="22"/>
+        </w:rPr>
+        <w:t xml:space="preserve">Graph exhibit provenance: each relationship graph embeds its scope name and definition, its generation timestamp (captured at file-generation time, not at viewing time), node/edge counts, and the database MD5, so the exhibit identifies itself independently of its filename.</w:t>
+      </w:r>
+    </w:p>
+    <w:p>
+      <w:pPr>
         <w:spacing w:after="80" w:before="0"/>
       </w:pPr>
       <w:r>
@@ -22707,7 +24034,7 @@
                 <w:sz w:val="20"/>
                 <w:szCs w:val="20"/>
               </w:rPr>
-              <w:t xml:space="preserve">When a PDF editor saves a file using a full (non-incremental) save, the entire file is rewritten, all %%EOF evidence of prior versions is erased, and the metadata dates may be updated. Full-save manipulation leaves no structural trace in the file detectable by this application.</w:t>
+              <w:t xml:space="preserve">When a PDF editor saves a file using a full (non-incremental) save, the entire file is rewritten, all %%EOF evidence of prior versions is erased, and the metadata dates may be updated. Full-save manipulation leaves no structural trace in the file detectable by this application, although the metadata consistency checks (Chapter 4) may still flag incoherent dates or Info/XMP disagreements that survive a full save.</w:t>
             </w:r>
           </w:p>
         </w:tc>
@@ -22771,7 +24098,7 @@
                 <w:sz w:val="20"/>
                 <w:szCs w:val="20"/>
               </w:rPr>
-              <w:t xml:space="preserve">The application does not validate PDF digital signatures (ISO 32000-2:2020, §12.8). AcroForm signature fields and document-level signatures require certificate chain validation against a trusted PKI.</w:t>
+              <w:t xml:space="preserve">The application does not validate PDF digital signatures cryptographically (ISO 32000-2:2020, §12.8); certificate chain validation against a trusted PKI remains out of scope. It DOES perform a structural check: when file bytes extend beyond the byte range covered by the last signature, a SIGNED_THEN_MODIFIED finding (HIGH) is emitted, and a signature whose /ByteRange cannot be read is flagged as explicitly indeterminate.</w:t>
             </w:r>
           </w:p>
         </w:tc>

--- a/PDF_Forensics_Technical_Guide.docx
+++ b/PDF_Forensics_Technical_Guide.docx
@@ -173,7 +173,7 @@
           <w:sz w:val="22"/>
           <w:szCs w:val="22"/>
         </w:rPr>
-        <w:t xml:space="preserve">July 2026</w:t>
+        <w:t xml:space="preserve">October 6, 2026 · Build 2026-10-06</w:t>
       </w:r>
     </w:p>
     <w:p>
@@ -6997,7 +6997,7 @@
                 <w:sz w:val="20"/>
                 <w:szCs w:val="20"/>
               </w:rPr>
-              <w:t xml:space="preserve">METADATA_DATE_ANOMALY, METADATA_MISMATCH, VERSION_MISMATCH, XMP_ID_ANOMALY</w:t>
+              <w:t xml:space="preserve">METADATA_DATE_ANOMALY, METADATA_MISMATCH, VERSION_MISMATCH, VERSION_ANACHRONISM, XMP_ID_ANOMALY</w:t>
             </w:r>
           </w:p>
         </w:tc>
@@ -10077,6 +10077,263 @@
     </w:p>
     <w:p>
       <w:pPr>
+        <w:pStyle w:val="Heading2"/>
+      </w:pPr>
+      <w:r>
+        <w:rPr>
+          <w:rFonts w:ascii="Arial" w:cs="Arial" w:eastAsia="Arial" w:hAnsi="Arial"/>
+        </w:rPr>
+        <w:t xml:space="preserve">4.4 Version Anachronism: Features Exceeding the Declared Version</w:t>
+      </w:r>
+    </w:p>
+    <w:p>
+      <w:pPr>
+        <w:spacing w:after="80" w:before="80"/>
+      </w:pPr>
+      <w:r>
+        <w:rPr>
+          <w:rFonts w:ascii="Arial" w:cs="Arial" w:eastAsia="Arial" w:hAnsi="Arial"/>
+          <w:color w:val="000000"/>
+          <w:sz w:val="22"/>
+          <w:szCs w:val="22"/>
+        </w:rPr>
+        <w:t xml:space="preserve">The PDF version a file declares is a claim that can be edited in seconds; the structural features actually present cannot be lowered without re-authoring the file. The application computes an effective minimum version from the features present and emits a VERSION_ANACHRONISM finding (MEDIUM) when that minimum exceeds the highest version the file declares anywhere. This is distinct from VERSION_MISMATCH (4.3), which compares the header against the Catalog /Version; version anachronism compares the declared version against the file’s own contents.</w:t>
+      </w:r>
+    </w:p>
+    <w:p>
+      <w:pPr>
+        <w:spacing w:after="80" w:before="80"/>
+      </w:pPr>
+      <w:r>
+        <w:rPr>
+          <w:rFonts w:ascii="Arial" w:cs="Arial" w:eastAsia="Arial" w:hAnsi="Arial"/>
+          <w:color w:val="000000"/>
+          <w:sz w:val="22"/>
+          <w:szCs w:val="22"/>
+        </w:rPr>
+        <w:t xml:space="preserve">Where the version is declared. There is no version field in the Info dictionary. The PDF version appears only in the header (%PDF-N.M), optionally overridden by the Catalog /Version, and optionally mirrored in XMP (pdf:PDFVersion). A conformant producer raises the header automatically when it writes a feature that requires a newer version — so when a document is legitimately edited and gains newer structures (for example a 1.4 file re-saved with 1.7 features), the header is updated to match. A feature present with a header too low for it therefore indicates either a non-conformant producer or a version string that was deliberately lowered (the move a forger makes so the version no longer contradicts a backdated creation date).</w:t>
+      </w:r>
+    </w:p>
+    <w:p>
+      <w:pPr>
+        <w:spacing w:after="80" w:before="80"/>
+      </w:pPr>
+      <w:r>
+        <w:rPr>
+          <w:rFonts w:ascii="Arial" w:cs="Arial" w:eastAsia="Arial" w:hAnsi="Arial"/>
+          <w:color w:val="000000"/>
+          <w:sz w:val="22"/>
+          <w:szCs w:val="22"/>
+        </w:rPr>
+        <w:t xml:space="preserve">Comparison. The effective minimum is compared against max(header, Catalog /Version, XMP pdf:PDFVersion). Using the highest declared value is deliberately conservative: a finding fires only when the structure exceeds every version the file claims, which minimises false positives.</w:t>
+      </w:r>
+    </w:p>
+    <w:p>
+      <w:pPr>
+        <w:spacing w:after="80" w:before="80"/>
+      </w:pPr>
+      <w:r>
+        <w:rPr>
+          <w:rFonts w:ascii="Arial" w:cs="Arial" w:eastAsia="Arial" w:hAnsi="Arial"/>
+          <w:color w:val="000000"/>
+          <w:sz w:val="22"/>
+          <w:szCs w:val="22"/>
+        </w:rPr>
+        <w:t xml:space="preserve">Detected features and their minimum version (earliest-possible year). The strongest evidence is the storage, cross-reference and encryption markers (object streams, cross-reference streams, AES): the file cannot be parsed or decrypted without them, and they live in structures that must be plaintext (the cross-reference structure and the /Encrypt dictionary), so a raw scan sees them reliably with no false negatives. The image-filter markers (JBIG2, JPEG2000) are detected best-effort: a positive match is definitive, but if the image’s XObject dictionary is itself stored inside a compressed object stream the filter name is compressed and a raw scan may not see it, so detection of those two can under-report (never over-report). Most features map to their base version’s publication year; AES-256 is the exception, carrying the year of the extension that introduced it (2008) rather than 1.7’s 2006:</w:t>
+      </w:r>
+    </w:p>
+    <w:p>
+      <w:pPr>
+        <w:pStyle w:val="ListParagraph"/>
+        <w:numPr>
+          <w:ilvl w:val="0"/>
+          <w:numId w:val="2"/>
+        </w:numPr>
+        <w:spacing w:after="60" w:before="60"/>
+      </w:pPr>
+      <w:r>
+        <w:rPr>
+          <w:rFonts w:ascii="Arial" w:cs="Arial" w:eastAsia="Arial" w:hAnsi="Arial"/>
+          <w:sz w:val="22"/>
+          <w:szCs w:val="22"/>
+        </w:rPr>
+        <w:t xml:space="preserve">Compressed object streams, /Type /ObjStm — requires 1.5 (2003), high reliability.</w:t>
+      </w:r>
+    </w:p>
+    <w:p>
+      <w:pPr>
+        <w:pStyle w:val="ListParagraph"/>
+        <w:numPr>
+          <w:ilvl w:val="0"/>
+          <w:numId w:val="2"/>
+        </w:numPr>
+        <w:spacing w:after="60" w:before="60"/>
+      </w:pPr>
+      <w:r>
+        <w:rPr>
+          <w:rFonts w:ascii="Arial" w:cs="Arial" w:eastAsia="Arial" w:hAnsi="Arial"/>
+          <w:sz w:val="22"/>
+          <w:szCs w:val="22"/>
+        </w:rPr>
+        <w:t xml:space="preserve">Cross-reference streams, /Type /XRef — requires 1.5 (2003), high reliability.</w:t>
+      </w:r>
+    </w:p>
+    <w:p>
+      <w:pPr>
+        <w:pStyle w:val="ListParagraph"/>
+        <w:numPr>
+          <w:ilvl w:val="0"/>
+          <w:numId w:val="2"/>
+        </w:numPr>
+        <w:spacing w:after="60" w:before="60"/>
+      </w:pPr>
+      <w:r>
+        <w:rPr>
+          <w:rFonts w:ascii="Arial" w:cs="Arial" w:eastAsia="Arial" w:hAnsi="Arial"/>
+          <w:sz w:val="22"/>
+          <w:szCs w:val="22"/>
+        </w:rPr>
+        <w:t xml:space="preserve">JBIG2 image compression, /JBIG2Decode — requires 1.4 (2001), high reliability.</w:t>
+      </w:r>
+    </w:p>
+    <w:p>
+      <w:pPr>
+        <w:pStyle w:val="ListParagraph"/>
+        <w:numPr>
+          <w:ilvl w:val="0"/>
+          <w:numId w:val="2"/>
+        </w:numPr>
+        <w:spacing w:after="60" w:before="60"/>
+      </w:pPr>
+      <w:r>
+        <w:rPr>
+          <w:rFonts w:ascii="Arial" w:cs="Arial" w:eastAsia="Arial" w:hAnsi="Arial"/>
+          <w:sz w:val="22"/>
+          <w:szCs w:val="22"/>
+        </w:rPr>
+        <w:t xml:space="preserve">JPEG2000 image compression, /JPXDecode — requires 1.5 (2003), high reliability.</w:t>
+      </w:r>
+    </w:p>
+    <w:p>
+      <w:pPr>
+        <w:pStyle w:val="ListParagraph"/>
+        <w:numPr>
+          <w:ilvl w:val="0"/>
+          <w:numId w:val="2"/>
+        </w:numPr>
+        <w:spacing w:after="60" w:before="60"/>
+      </w:pPr>
+      <w:r>
+        <w:rPr>
+          <w:rFonts w:ascii="Arial" w:cs="Arial" w:eastAsia="Arial" w:hAnsi="Arial"/>
+          <w:sz w:val="22"/>
+          <w:szCs w:val="22"/>
+        </w:rPr>
+        <w:t xml:space="preserve">AES-128 encryption, /AESV2 — requires 1.6 (2004), high reliability.</w:t>
+      </w:r>
+    </w:p>
+    <w:p>
+      <w:pPr>
+        <w:pStyle w:val="ListParagraph"/>
+        <w:numPr>
+          <w:ilvl w:val="0"/>
+          <w:numId w:val="2"/>
+        </w:numPr>
+        <w:spacing w:after="60" w:before="60"/>
+      </w:pPr>
+      <w:r>
+        <w:rPr>
+          <w:rFonts w:ascii="Arial" w:cs="Arial" w:eastAsia="Arial" w:hAnsi="Arial"/>
+          <w:sz w:val="22"/>
+          <w:szCs w:val="22"/>
+        </w:rPr>
+        <w:t xml:space="preserve">AES-256 encryption, /AESV3 — requires 1.7 Extension Level 3 / 2.0 (earliest 2008, Adobe Extension Level 3; standardised in 2.0, 2017), high reliability.</w:t>
+      </w:r>
+    </w:p>
+    <w:p>
+      <w:pPr>
+        <w:pStyle w:val="ListParagraph"/>
+        <w:numPr>
+          <w:ilvl w:val="0"/>
+          <w:numId w:val="2"/>
+        </w:numPr>
+        <w:spacing w:after="60" w:before="60"/>
+      </w:pPr>
+      <w:r>
+        <w:rPr>
+          <w:rFonts w:ascii="Arial" w:cs="Arial" w:eastAsia="Arial" w:hAnsi="Arial"/>
+          <w:sz w:val="22"/>
+          <w:szCs w:val="22"/>
+        </w:rPr>
+        <w:t xml:space="preserve">Optional content / layers, /OCProperties — requires 1.5 (2003), high reliability.</w:t>
+      </w:r>
+    </w:p>
+    <w:p>
+      <w:pPr>
+        <w:pStyle w:val="ListParagraph"/>
+        <w:numPr>
+          <w:ilvl w:val="0"/>
+          <w:numId w:val="2"/>
+        </w:numPr>
+        <w:spacing w:after="60" w:before="60"/>
+      </w:pPr>
+      <w:r>
+        <w:rPr>
+          <w:rFonts w:ascii="Arial" w:cs="Arial" w:eastAsia="Arial" w:hAnsi="Arial"/>
+          <w:sz w:val="22"/>
+          <w:szCs w:val="22"/>
+        </w:rPr>
+        <w:t xml:space="preserve">Portfolio / collection, /Collection — requires 1.7 (2006), high reliability.</w:t>
+      </w:r>
+    </w:p>
+    <w:p>
+      <w:pPr>
+        <w:pStyle w:val="ListParagraph"/>
+        <w:numPr>
+          <w:ilvl w:val="0"/>
+          <w:numId w:val="2"/>
+        </w:numPr>
+        <w:spacing w:after="60" w:before="60"/>
+      </w:pPr>
+      <w:r>
+        <w:rPr>
+          <w:rFonts w:ascii="Arial" w:cs="Arial" w:eastAsia="Arial" w:hAnsi="Arial"/>
+          <w:sz w:val="22"/>
+          <w:szCs w:val="22"/>
+        </w:rPr>
+        <w:t xml:space="preserve">XFA forms, /AcroForm /XFA — requires 1.5 (2003), medium reliability.</w:t>
+      </w:r>
+    </w:p>
+    <w:p>
+      <w:pPr>
+        <w:spacing w:after="80" w:before="80"/>
+      </w:pPr>
+      <w:r>
+        <w:rPr>
+          <w:rFonts w:ascii="Arial" w:cs="Arial" w:eastAsia="Arial" w:hAnsi="Arial"/>
+          <w:color w:val="000000"/>
+          <w:sz w:val="22"/>
+          <w:szCs w:val="22"/>
+        </w:rPr>
+        <w:t xml:space="preserve">Temporal contradiction. Because each version has a publication year, a required feature also establishes the earliest real-world date the content could have existed. When the claimed creation date precedes that year, the finding reports a temporal contradiction — the content could not have been produced on the claimed date regardless of the version string. This is an independent check on a date the forger may have altered, and is the strongest form of the finding.</w:t>
+      </w:r>
+    </w:p>
+    <w:p>
+      <w:pPr>
+        <w:spacing w:after="80" w:before="80"/>
+      </w:pPr>
+      <w:r>
+        <w:rPr>
+          <w:rFonts w:ascii="Arial" w:cs="Arial" w:eastAsia="Arial" w:hAnsi="Arial"/>
+          <w:color w:val="000000"/>
+          <w:sz w:val="22"/>
+          <w:szCs w:val="22"/>
+        </w:rPr>
+        <w:t xml:space="preserve">Caveat. A version gap on its own is not proof of tampering. Some producers emit a fixed or conservative version string — for example a tool hard-coded to an older header that was never updated when its rendering engine was upgraded — while writing newer structures, so a small gap with no temporal contradiction is common in benign files and is reported as requires-review. The finding is strongest when the gap is large, the version was lowered in more than one place, or the claimed creation date predates the required feature. The dedicated Version Anachronism report carries the full detail; the Document Risk Dossier shows it alongside every other document-level signal.</w:t>
+      </w:r>
+    </w:p>
+    <w:p>
+      <w:pPr>
         <w:pStyle w:val="Heading1"/>
         <w:pBdr>
           <w:bottom w:val="single" w:color="2E75B6" w:sz="6" w:space="4"/>
@@ -20052,6 +20309,101 @@
                 <w:sz w:val="18"/>
                 <w:szCs w:val="18"/>
               </w:rPr>
+              <w:t xml:space="preserve">VERSION_ANACHRONISM (document)</w:t>
+            </w:r>
+          </w:p>
+        </w:tc>
+        <w:tc>
+          <w:tcPr>
+            <w:tcW w:type="dxa" w:w="1300"/>
+            <w:tcBorders>
+              <w:top w:val="single" w:color="CCCCCC" w:sz="1"/>
+              <w:left w:val="single" w:color="CCCCCC" w:sz="1"/>
+              <w:bottom w:val="single" w:color="CCCCCC" w:sz="1"/>
+              <w:right w:val="single" w:color="CCCCCC" w:sz="1"/>
+            </w:tcBorders>
+            <w:shd w:fill="FFFFFF" w:val="clear"/>
+            <w:tcMar>
+              <w:top w:type="dxa" w:w="80"/>
+              <w:left w:type="dxa" w:w="120"/>
+              <w:bottom w:type="dxa" w:w="80"/>
+              <w:right w:type="dxa" w:w="120"/>
+            </w:tcMar>
+          </w:tcPr>
+          <w:p>
+            <w:r>
+              <w:rPr>
+                <w:rFonts w:ascii="Arial" w:cs="Arial" w:eastAsia="Arial" w:hAnsi="Arial"/>
+                <w:b w:val="false"/>
+                <w:bCs w:val="false"/>
+                <w:color w:val="000000"/>
+                <w:sz w:val="18"/>
+                <w:szCs w:val="18"/>
+              </w:rPr>
+              <w:t xml:space="preserve">+15</w:t>
+            </w:r>
+          </w:p>
+        </w:tc>
+        <w:tc>
+          <w:tcPr>
+            <w:tcW w:type="dxa" w:w="4960"/>
+            <w:tcBorders>
+              <w:top w:val="single" w:color="CCCCCC" w:sz="1"/>
+              <w:left w:val="single" w:color="CCCCCC" w:sz="1"/>
+              <w:bottom w:val="single" w:color="CCCCCC" w:sz="1"/>
+              <w:right w:val="single" w:color="CCCCCC" w:sz="1"/>
+            </w:tcBorders>
+            <w:shd w:fill="FFFFFF" w:val="clear"/>
+            <w:tcMar>
+              <w:top w:type="dxa" w:w="80"/>
+              <w:left w:type="dxa" w:w="120"/>
+              <w:bottom w:type="dxa" w:w="80"/>
+              <w:right w:type="dxa" w:w="120"/>
+            </w:tcMar>
+          </w:tcPr>
+          <w:p>
+            <w:r>
+              <w:rPr>
+                <w:rFonts w:ascii="Arial" w:cs="Arial" w:eastAsia="Arial" w:hAnsi="Arial"/>
+                <w:b w:val="false"/>
+                <w:bCs w:val="false"/>
+                <w:color w:val="000000"/>
+                <w:sz w:val="18"/>
+                <w:szCs w:val="18"/>
+              </w:rPr>
+              <w:t xml:space="preserve">Features present require a newer PDF version than the file declares; strongest when the claimed creation date predates the feature (temporal contradiction)</w:t>
+            </w:r>
+          </w:p>
+        </w:tc>
+      </w:tr>
+      <w:tr>
+        <w:tc>
+          <w:tcPr>
+            <w:tcW w:type="dxa" w:w="3100"/>
+            <w:tcBorders>
+              <w:top w:val="single" w:color="CCCCCC" w:sz="1"/>
+              <w:left w:val="single" w:color="CCCCCC" w:sz="1"/>
+              <w:bottom w:val="single" w:color="CCCCCC" w:sz="1"/>
+              <w:right w:val="single" w:color="CCCCCC" w:sz="1"/>
+            </w:tcBorders>
+            <w:shd w:fill="FFFFFF" w:val="clear"/>
+            <w:tcMar>
+              <w:top w:type="dxa" w:w="80"/>
+              <w:left w:type="dxa" w:w="120"/>
+              <w:bottom w:type="dxa" w:w="80"/>
+              <w:right w:type="dxa" w:w="120"/>
+            </w:tcMar>
+          </w:tcPr>
+          <w:p>
+            <w:r>
+              <w:rPr>
+                <w:rFonts w:ascii="Arial" w:cs="Arial" w:eastAsia="Arial" w:hAnsi="Arial"/>
+                <w:b w:val="false"/>
+                <w:bCs w:val="false"/>
+                <w:color w:val="000000"/>
+                <w:sz w:val="18"/>
+                <w:szCs w:val="18"/>
+              </w:rPr>
               <w:t xml:space="preserve">VERSION_MISMATCH / XMP_ID_ANOMALY / STRUCTURAL_WARNING (document)</w:t>
             </w:r>
           </w:p>
@@ -21455,7 +21807,7 @@
           <w:sz w:val="22"/>
           <w:szCs w:val="22"/>
         </w:rPr>
-        <w:t xml:space="preserve">The document-level detections introduce their own benign causes: METADATA_MISMATCH is produced by converters and printers that update one metadata store and not the other without any intent to deceive; VERSION_MISMATCH arises whenever a legitimate tool raises the Catalog /Version, which the specification permits; MIXED_CAMERA is expected in legitimately composite documents such as a scanned contract with an inserted photograph; STRUCTURAL_WARNING is common in files written by non-conformant producers; and SIGNED_THEN_MODIFIED can reflect a legitimate post-signing workflow such as an additional signature or permitted form fill-in. In every case the finding is a prompt to determine WHAT changed, not a conclusion that the change was illegitimate.</w:t>
+        <w:t xml:space="preserve">The document-level detections introduce their own benign causes: METADATA_MISMATCH is produced by converters and printers that update one metadata store and not the other without any intent to deceive; VERSION_MISMATCH arises whenever a legitimate tool raises the Catalog /Version, which the specification permits; MIXED_CAMERA is expected in legitimately composite documents such as a scanned contract with an inserted photograph; STRUCTURAL_WARNING is common in files written by non-conformant producers; SIGNED_THEN_MODIFIED can reflect a legitimate post-signing workflow such as an additional signature or permitted form fill-in; and VERSION_ANACHRONISM can arise from a producer that hard-codes an old header while writing newer structures (a small gap with no temporal contradiction). In every case the finding is a prompt to determine WHAT changed, not a conclusion that the change was illegitimate.</w:t>
       </w:r>
     </w:p>
     <w:p>

--- a/PDF_Forensics_Technical_Guide.docx
+++ b/PDF_Forensics_Technical_Guide.docx
@@ -158,7 +158,7 @@
           <w:sz w:val="22"/>
           <w:szCs w:val="22"/>
         </w:rPr>
-        <w:t xml:space="preserve">Version 1.1</w:t>
+        <w:t xml:space="preserve">Version 1.2</w:t>
       </w:r>
     </w:p>
     <w:p>
@@ -173,7 +173,7 @@
           <w:sz w:val="22"/>
           <w:szCs w:val="22"/>
         </w:rPr>
-        <w:t xml:space="preserve">October 6, 2026 · Build 2026-10-06</w:t>
+        <w:t xml:space="preserve">October 9, 2026 · Applies to PDF Forensics Suite v1.0.0, build 2026-10-09</w:t>
       </w:r>
     </w:p>
     <w:p>
@@ -3761,7 +3761,7 @@
                 <w:sz w:val="20"/>
                 <w:szCs w:val="20"/>
               </w:rPr>
-              <w:t xml:space="preserve">SQLite schema management (revision 6), writes, and automatic migration</w:t>
+              <w:t xml:space="preserve">SQLite schema management (revision 8), writes, automatic migration, and the submitted-files record</w:t>
             </w:r>
           </w:p>
         </w:tc>
@@ -3825,7 +3825,7 @@
                 <w:sz w:val="20"/>
                 <w:szCs w:val="20"/>
               </w:rPr>
-              <w:t xml:space="preserve">Sixteen parameterised SQL report definitions</w:t>
+              <w:t xml:space="preserve">Twenty report definitions (SQL, or Python for pivoted and grouped reports) and the report relationships used by the case index</w:t>
             </w:r>
           </w:p>
         </w:tc>
@@ -3889,7 +3889,199 @@
                 <w:sz w:val="20"/>
                 <w:szCs w:val="20"/>
               </w:rPr>
-              <w:t xml:space="preserve">Before/after overlay suppression for the visual HTML report</w:t>
+              <w:t xml:space="preserve">Overlay removal for the visual report: annotations by object reference, inline white boxes with their painted text, stream-aware text-over-text removal, and white-box component decomposition</w:t>
+            </w:r>
+          </w:p>
+        </w:tc>
+      </w:tr>
+      <w:tr>
+        <w:tc>
+          <w:tcPr>
+            <w:tcW w:type="dxa" w:w="2520"/>
+            <w:tcBorders>
+              <w:top w:val="single" w:color="CCCCCC" w:sz="1"/>
+              <w:left w:val="single" w:color="CCCCCC" w:sz="1"/>
+              <w:bottom w:val="single" w:color="CCCCCC" w:sz="1"/>
+              <w:right w:val="single" w:color="CCCCCC" w:sz="1"/>
+            </w:tcBorders>
+            <w:shd w:fill="FFFFFF" w:val="clear"/>
+            <w:tcMar>
+              <w:top w:type="dxa" w:w="80"/>
+              <w:left w:type="dxa" w:w="120"/>
+              <w:bottom w:type="dxa" w:w="80"/>
+              <w:right w:type="dxa" w:w="120"/>
+            </w:tcMar>
+          </w:tcPr>
+          <w:p>
+            <w:r>
+              <w:rPr>
+                <w:rFonts w:ascii="Arial" w:cs="Arial" w:eastAsia="Arial" w:hAnsi="Arial"/>
+                <w:b w:val="false"/>
+                <w:bCs w:val="false"/>
+                <w:color w:val="1A1A1A"/>
+                <w:sz w:val="20"/>
+                <w:szCs w:val="20"/>
+              </w:rPr>
+              <w:t xml:space="preserve">reports/visual.py</w:t>
+            </w:r>
+          </w:p>
+        </w:tc>
+        <w:tc>
+          <w:tcPr>
+            <w:tcW w:type="dxa" w:w="6840"/>
+            <w:tcBorders>
+              <w:top w:val="single" w:color="CCCCCC" w:sz="1"/>
+              <w:left w:val="single" w:color="CCCCCC" w:sz="1"/>
+              <w:bottom w:val="single" w:color="CCCCCC" w:sz="1"/>
+              <w:right w:val="single" w:color="CCCCCC" w:sz="1"/>
+            </w:tcBorders>
+            <w:shd w:fill="FFFFFF" w:val="clear"/>
+            <w:tcMar>
+              <w:top w:type="dxa" w:w="80"/>
+              <w:left w:type="dxa" w:w="120"/>
+              <w:bottom w:type="dxa" w:w="80"/>
+              <w:right w:type="dxa" w:w="120"/>
+            </w:tcMar>
+          </w:tcPr>
+          <w:p>
+            <w:r>
+              <w:rPr>
+                <w:rFonts w:ascii="Arial" w:cs="Arial" w:eastAsia="Arial" w:hAnsi="Arial"/>
+                <w:b w:val="false"/>
+                <w:bCs w:val="false"/>
+                <w:color w:val="1A1A1A"/>
+                <w:sz w:val="20"/>
+                <w:szCs w:val="20"/>
+              </w:rPr>
+              <w:t xml:space="preserve">Visual Overlay Report: per-overlay layers, the as-received self-check, and the interactive page view</w:t>
+            </w:r>
+          </w:p>
+        </w:tc>
+      </w:tr>
+      <w:tr>
+        <w:tc>
+          <w:tcPr>
+            <w:tcW w:type="dxa" w:w="2520"/>
+            <w:tcBorders>
+              <w:top w:val="single" w:color="CCCCCC" w:sz="1"/>
+              <w:left w:val="single" w:color="CCCCCC" w:sz="1"/>
+              <w:bottom w:val="single" w:color="CCCCCC" w:sz="1"/>
+              <w:right w:val="single" w:color="CCCCCC" w:sz="1"/>
+            </w:tcBorders>
+            <w:shd w:fill="FFFFFF" w:val="clear"/>
+            <w:tcMar>
+              <w:top w:type="dxa" w:w="80"/>
+              <w:left w:type="dxa" w:w="120"/>
+              <w:bottom w:type="dxa" w:w="80"/>
+              <w:right w:type="dxa" w:w="120"/>
+            </w:tcMar>
+          </w:tcPr>
+          <w:p>
+            <w:r>
+              <w:rPr>
+                <w:rFonts w:ascii="Arial" w:cs="Arial" w:eastAsia="Arial" w:hAnsi="Arial"/>
+                <w:b w:val="false"/>
+                <w:bCs w:val="false"/>
+                <w:color w:val="1A1A1A"/>
+                <w:sz w:val="20"/>
+                <w:szCs w:val="20"/>
+              </w:rPr>
+              <w:t xml:space="preserve">reports/case_index.py</w:t>
+            </w:r>
+          </w:p>
+        </w:tc>
+        <w:tc>
+          <w:tcPr>
+            <w:tcW w:type="dxa" w:w="6840"/>
+            <w:tcBorders>
+              <w:top w:val="single" w:color="CCCCCC" w:sz="1"/>
+              <w:left w:val="single" w:color="CCCCCC" w:sz="1"/>
+              <w:bottom w:val="single" w:color="CCCCCC" w:sz="1"/>
+              <w:right w:val="single" w:color="CCCCCC" w:sz="1"/>
+            </w:tcBorders>
+            <w:shd w:fill="FFFFFF" w:val="clear"/>
+            <w:tcMar>
+              <w:top w:type="dxa" w:w="80"/>
+              <w:left w:type="dxa" w:w="120"/>
+              <w:bottom w:type="dxa" w:w="80"/>
+              <w:right w:type="dxa" w:w="120"/>
+            </w:tcMar>
+          </w:tcPr>
+          <w:p>
+            <w:r>
+              <w:rPr>
+                <w:rFonts w:ascii="Arial" w:cs="Arial" w:eastAsia="Arial" w:hAnsi="Arial"/>
+                <w:b w:val="false"/>
+                <w:bCs w:val="false"/>
+                <w:color w:val="1A1A1A"/>
+                <w:sz w:val="20"/>
+                <w:szCs w:val="20"/>
+              </w:rPr>
+              <w:t xml:space="preserve">Case index at the root of the case folder: outputs grouped by source database, build warnings, output manifest</w:t>
+            </w:r>
+          </w:p>
+        </w:tc>
+      </w:tr>
+      <w:tr>
+        <w:tc>
+          <w:tcPr>
+            <w:tcW w:type="dxa" w:w="2520"/>
+            <w:tcBorders>
+              <w:top w:val="single" w:color="CCCCCC" w:sz="1"/>
+              <w:left w:val="single" w:color="CCCCCC" w:sz="1"/>
+              <w:bottom w:val="single" w:color="CCCCCC" w:sz="1"/>
+              <w:right w:val="single" w:color="CCCCCC" w:sz="1"/>
+            </w:tcBorders>
+            <w:shd w:fill="FFFFFF" w:val="clear"/>
+            <w:tcMar>
+              <w:top w:type="dxa" w:w="80"/>
+              <w:left w:type="dxa" w:w="120"/>
+              <w:bottom w:type="dxa" w:w="80"/>
+              <w:right w:type="dxa" w:w="120"/>
+            </w:tcMar>
+          </w:tcPr>
+          <w:p>
+            <w:r>
+              <w:rPr>
+                <w:rFonts w:ascii="Arial" w:cs="Arial" w:eastAsia="Arial" w:hAnsi="Arial"/>
+                <w:b w:val="false"/>
+                <w:bCs w:val="false"/>
+                <w:color w:val="1A1A1A"/>
+                <w:sz w:val="20"/>
+                <w:szCs w:val="20"/>
+              </w:rPr>
+              <w:t xml:space="preserve">reports/risk_overview.py</w:t>
+            </w:r>
+          </w:p>
+        </w:tc>
+        <w:tc>
+          <w:tcPr>
+            <w:tcW w:type="dxa" w:w="6840"/>
+            <w:tcBorders>
+              <w:top w:val="single" w:color="CCCCCC" w:sz="1"/>
+              <w:left w:val="single" w:color="CCCCCC" w:sz="1"/>
+              <w:bottom w:val="single" w:color="CCCCCC" w:sz="1"/>
+              <w:right w:val="single" w:color="CCCCCC" w:sz="1"/>
+            </w:tcBorders>
+            <w:shd w:fill="FFFFFF" w:val="clear"/>
+            <w:tcMar>
+              <w:top w:type="dxa" w:w="80"/>
+              <w:left w:type="dxa" w:w="120"/>
+              <w:bottom w:type="dxa" w:w="80"/>
+              <w:right w:type="dxa" w:w="120"/>
+            </w:tcMar>
+          </w:tcPr>
+          <w:p>
+            <w:r>
+              <w:rPr>
+                <w:rFonts w:ascii="Arial" w:cs="Arial" w:eastAsia="Arial" w:hAnsi="Arial"/>
+                <w:b w:val="false"/>
+                <w:bCs w:val="false"/>
+                <w:color w:val="1A1A1A"/>
+                <w:sz w:val="20"/>
+                <w:szCs w:val="20"/>
+              </w:rPr>
+              <w:t xml:space="preserve">Document Risk Overview spreadsheet (one row per document, sortable by risk)</w:t>
             </w:r>
           </w:p>
         </w:tc>
@@ -14189,7 +14381,7 @@
           <w:sz w:val="22"/>
           <w:szCs w:val="22"/>
         </w:rPr>
-        <w:t xml:space="preserve">The detector iterates over all annotations in each page's /Annots array and, for each annotation of a forensically significant subtype (/FreeText, /Widget, /Square, /Redact), performs two checks:</w:t>
+        <w:t xml:space="preserve">The detector iterates over all annotations in each page's /Annots array and, for each annotation of a forensically significant subtype (/FreeText, /Widget, /Square, /Redact, /Stamp), performs two checks:</w:t>
       </w:r>
     </w:p>
     <w:p>
@@ -14248,6 +14440,31 @@
           <w:szCs w:val="22"/>
         </w:rPr>
         <w:t xml:space="preserve">Finding TEXT_OVERLAY is emitted when both conditions are met. The finding detail includes the annotation subtype, its text content (if any), the text it covers, and the annotation's object number for validation.</w:t>
+      </w:r>
+    </w:p>
+    <w:p>
+      <w:pPr>
+        <w:spacing w:after="80" w:before="80"/>
+      </w:pPr>
+      <w:r>
+        <w:rPr>
+          <w:rFonts w:ascii="Arial" w:cs="Arial" w:eastAsia="Arial" w:hAnsi="Arial"/>
+          <w:b/>
+          <w:bCs/>
+          <w:color w:val="000000"/>
+          <w:sz w:val="22"/>
+          <w:szCs w:val="22"/>
+        </w:rPr>
+        <w:t xml:space="preserve">Stacking rule. </w:t>
+      </w:r>
+      <w:r>
+        <w:rPr>
+          <w:rFonts w:ascii="Arial" w:cs="Arial" w:eastAsia="Arial" w:hAnsi="Arial"/>
+          <w:color w:val="000000"/>
+          <w:sz w:val="22"/>
+          <w:szCs w:val="22"/>
+        </w:rPr>
+        <w:t xml:space="preserve">Stacked annotations (since build 2026-10-08): an overlay annotation is also flagged, whatever its own background, when it overlaps another overlay annotation by at least 4 square points and at least one of the pair is opaque. This is the box-and-replace pattern: an opaque box hides the original value and a transparent FreeText annotation on top supplies the new one. Without this rule the transparent replacement-text annotation failed the opacity check and was not reported, so removing the box alone did not reveal the original. The covering box and the replacement annotation are separate objects and are reported as separate findings; the replacement’s /Contents (the new value) appears in its detail.</w:t>
       </w:r>
     </w:p>
     <w:p>
@@ -14842,6 +15059,31 @@
     </w:p>
     <w:p>
       <w:pPr>
+        <w:spacing w:after="80" w:before="80"/>
+      </w:pPr>
+      <w:r>
+        <w:rPr>
+          <w:rFonts w:ascii="Arial" w:cs="Arial" w:eastAsia="Arial" w:hAnsi="Arial"/>
+          <w:b/>
+          <w:bCs/>
+          <w:color w:val="000000"/>
+          <w:sz w:val="22"/>
+          <w:szCs w:val="22"/>
+        </w:rPr>
+        <w:t xml:space="preserve">Consolidation (since build 2026-10-08). </w:t>
+      </w:r>
+      <w:r>
+        <w:rPr>
+          <w:rFonts w:ascii="Arial" w:cs="Arial" w:eastAsia="Arial" w:hAnsi="Arial"/>
+          <w:color w:val="000000"/>
+          <w:sz w:val="22"/>
+          <w:szCs w:val="22"/>
+        </w:rPr>
+        <w:t xml:space="preserve">Text extraction still returns the original glyphs hidden under the box, so the text-over-text detector (7.3) also fires on the painted text, and its 25-point clustering can split one replaced block into many findings. Any text-over-text cluster with at least 80% of its area inside a white box on the same page is folded into that white-box finding (merge_text_over_white_box, WHITE_BOX_MERGE_MIN_INSIDE = 0.80). One white box is therefore one finding, for counting and risk scoring, and its detail keeps samples of the original-versus-painted glyphs. Clusters mostly outside the box remain separate findings.</w:t>
+      </w:r>
+    </w:p>
+    <w:p>
+      <w:pPr>
         <w:spacing w:after="80" w:before="0"/>
       </w:pPr>
       <w:r>
@@ -15348,7 +15590,7 @@
           <w:sz w:val="22"/>
           <w:szCs w:val="22"/>
         </w:rPr>
-        <w:t xml:space="preserve">The characters 'S', 'a', 't' and 'W', 'e', 'd' occupy the same bounding boxes. The overlap ratio for each character pair exceeds 0.8. The characters differ. TEXT_OVERLAY (text_over_text) is emitted for each overlapping pair.</w:t>
+        <w:t xml:space="preserve">The characters ’S’, ’a’, ’t’ and ’W’, ’e’, ’d’ occupy the same bounding boxes. The overlap ratio for each character pair exceeds the 0.55 threshold and the characters differ. Overlapping pairs within 25 points of each other are grouped into one cluster, and one TEXT_OVERLAY (text_over_text) finding is emitted per cluster, listing the underlying and overlying glyphs.</w:t>
       </w:r>
     </w:p>
     <w:p>
@@ -15380,16 +15622,33 @@
     </w:p>
     <w:p>
       <w:pPr>
-        <w:spacing w:after="120" w:before="60"/>
-      </w:pPr>
-      <w:r>
-        <w:rPr>
-          <w:rFonts w:ascii="Arial" w:cs="Arial" w:eastAsia="Arial" w:hAnsi="Arial"/>
-          <w:color w:val="1A1A1A"/>
-          <w:sz w:val="22"/>
-          <w:szCs w:val="22"/>
-        </w:rPr>
-        <w:t xml:space="preserve">The Visual Overlay Report is an HTML report that renders each page containing TEXT_OVERLAY findings with colour-coded bounding boxes over each detected overlay, alongside a plain-language description and a high-resolution zoomed crop. Overlay types are colour-coded:</w:t>
+        <w:spacing w:after="80" w:before="80"/>
+      </w:pPr>
+      <w:r>
+        <w:rPr>
+          <w:rFonts w:ascii="Arial" w:cs="Arial" w:eastAsia="Arial" w:hAnsi="Arial"/>
+          <w:color w:val="000000"/>
+          <w:sz w:val="22"/>
+          <w:szCs w:val="22"/>
+        </w:rPr>
+        <w:t xml:space="preserve">The Visual Overlay Report ({case}_visual-overlays_{timestamp}.html, in the reports folder) shows every page that has TEXT_OVERLAY findings as layers the examiner can switch on and off. With every overlay ticked the page appears exactly as received; with none ticked it shows the recovered original content; any combination in between can be displayed and printed. Since build 2026-10-08 every page is verified before it is presented as layers (7.4.3).</w:t>
+      </w:r>
+    </w:p>
+    <w:p>
+      <w:pPr>
+        <w:pStyle w:val="Heading3"/>
+        <w:spacing w:after="60" w:before="200"/>
+      </w:pPr>
+      <w:r>
+        <w:rPr>
+          <w:rFonts w:ascii="Arial" w:cs="Arial" w:eastAsia="Arial" w:hAnsi="Arial"/>
+          <w:b/>
+          <w:bCs/>
+          <w:color w:val="2E75B6"/>
+          <w:sz w:val="22"/>
+          <w:szCs w:val="22"/>
+        </w:rPr>
+        <w:t xml:space="preserve">7.4.1 How Each Page Is Built</w:t>
       </w:r>
     </w:p>
     <w:p>
@@ -15399,26 +15658,16 @@
           <w:ilvl w:val="0"/>
           <w:numId w:val="2"/>
         </w:numPr>
-      </w:pPr>
-      <w:r>
-        <w:rPr>
-          <w:rFonts w:ascii="Arial" w:cs="Arial" w:eastAsia="Arial" w:hAnsi="Arial"/>
-          <w:b/>
-          <w:bCs/>
-          <w:color w:val="C00000"/>
-          <w:sz w:val="22"/>
-          <w:szCs w:val="22"/>
-        </w:rPr>
-        <w:t xml:space="preserve">Red box: </w:t>
-      </w:r>
-      <w:r>
-        <w:rPr>
-          <w:rFonts w:ascii="Arial" w:cs="Arial" w:eastAsia="Arial" w:hAnsi="Arial"/>
-          <w:color w:val="1A1A1A"/>
-          <w:sz w:val="22"/>
-          <w:szCs w:val="22"/>
-        </w:rPr>
-        <w:t xml:space="preserve">text-over-text</w:t>
+        <w:spacing w:after="60" w:before="60"/>
+      </w:pPr>
+      <w:r>
+        <w:rPr>
+          <w:rFonts w:ascii="Arial" w:cs="Arial" w:eastAsia="Arial" w:hAnsi="Arial"/>
+          <w:color w:val="000000"/>
+          <w:sz w:val="22"/>
+          <w:szCs w:val="22"/>
+        </w:rPr>
+        <w:t xml:space="preserve">As-received render: the page as a PDF viewer shows it, rendered at 144 DPI with PyMuPDF.</w:t>
       </w:r>
     </w:p>
     <w:p>
@@ -15428,26 +15677,16 @@
           <w:ilvl w:val="0"/>
           <w:numId w:val="2"/>
         </w:numPr>
-      </w:pPr>
-      <w:r>
-        <w:rPr>
-          <w:rFonts w:ascii="Arial" w:cs="Arial" w:eastAsia="Arial" w:hAnsi="Arial"/>
-          <w:b/>
-          <w:bCs/>
-          <w:color w:val="1A1A1A"/>
-          <w:sz w:val="22"/>
-          <w:szCs w:val="22"/>
-        </w:rPr>
-        <w:t xml:space="preserve">Orange box: </w:t>
-      </w:r>
-      <w:r>
-        <w:rPr>
-          <w:rFonts w:ascii="Arial" w:cs="Arial" w:eastAsia="Arial" w:hAnsi="Arial"/>
-          <w:color w:val="1A1A1A"/>
-          <w:sz w:val="22"/>
-          <w:szCs w:val="22"/>
-        </w:rPr>
-        <w:t xml:space="preserve">white-box content-stream masking</w:t>
+        <w:spacing w:after="60" w:before="60"/>
+      </w:pPr>
+      <w:r>
+        <w:rPr>
+          <w:rFonts w:ascii="Arial" w:cs="Arial" w:eastAsia="Arial" w:hAnsi="Arial"/>
+          <w:color w:val="000000"/>
+          <w:sz w:val="22"/>
+          <w:szCs w:val="22"/>
+        </w:rPr>
+        <w:t xml:space="preserve">Base (all overlays removed): annotations are removed by object reference (obj_num/obj_gen), which separates stacked annotations that share one /Rect; an inline white box is removed together with the text painted on it; for text over text, the content stream that drew the earliest text in the region is treated as the underlying layer and only text from a different stream drawn after it is removed. When original and overlying text are in the same stream they cannot be told apart from the content structure, so the region is left unchanged and reported as skipped rather than guessed at.</w:t>
       </w:r>
     </w:p>
     <w:p>
@@ -15457,6 +15696,22 @@
           <w:ilvl w:val="0"/>
           <w:numId w:val="2"/>
         </w:numPr>
+        <w:spacing w:after="60" w:before="60"/>
+      </w:pPr>
+      <w:r>
+        <w:rPr>
+          <w:rFonts w:ascii="Arial" w:cs="Arial" w:eastAsia="Arial" w:hAnsi="Arial"/>
+          <w:color w:val="000000"/>
+          <w:sz w:val="22"/>
+          <w:szCs w:val="22"/>
+        </w:rPr>
+        <w:t xml:space="preserve">Overlay layers: for each overlay, the page with only that overlay present is rendered and compared with the base; pixels whose largest per-channel difference exceeds 10 form a transparent layer. A per-channel test is used because a luminance test under-weights blue (dark-blue text over black text differs by about 90 in blue but about 10 in luminance).</w:t>
+      </w:r>
+    </w:p>
+    <w:p>
+      <w:pPr>
+        <w:pStyle w:val="Heading3"/>
+        <w:spacing w:after="60" w:before="200"/>
       </w:pPr>
       <w:r>
         <w:rPr>
@@ -15467,51 +15722,200 @@
           <w:sz w:val="22"/>
           <w:szCs w:val="22"/>
         </w:rPr>
-        <w:t xml:space="preserve">Blue box: </w:t>
-      </w:r>
-      <w:r>
-        <w:rPr>
-          <w:rFonts w:ascii="Arial" w:cs="Arial" w:eastAsia="Arial" w:hAnsi="Arial"/>
-          <w:color w:val="1A1A1A"/>
-          <w:sz w:val="22"/>
-          <w:szCs w:val="22"/>
-        </w:rPr>
-        <w:t xml:space="preserve">annotation overlay</w:t>
-      </w:r>
-    </w:p>
-    <w:p>
-      <w:pPr>
-        <w:spacing w:after="60" w:before="0"/>
-      </w:pPr>
-      <w:r>
-        <w:t xml:space="preserve"/>
-      </w:r>
-    </w:p>
-    <w:p>
-      <w:pPr>
-        <w:spacing w:after="120" w:before="60"/>
-      </w:pPr>
-      <w:r>
-        <w:rPr>
-          <w:rFonts w:ascii="Arial" w:cs="Arial" w:eastAsia="Arial" w:hAnsi="Arial"/>
-          <w:color w:val="1A1A1A"/>
-          <w:sz w:val="22"/>
-          <w:szCs w:val="22"/>
-        </w:rPr>
-        <w:t xml:space="preserve">The report includes a before/after toggle for each finding: the 'before' view shows the page as rendered normally; the 'after' view shows the page with the overlay operators suppressed, revealing the underlying content. The overlay suppression is implemented in reports/reveal.py using pikepdf's content stream rewriting.</w:t>
-      </w:r>
-    </w:p>
-    <w:p>
-      <w:pPr>
-        <w:spacing w:after="100" w:before="0"/>
-      </w:pPr>
-      <w:r>
-        <w:t xml:space="preserve"/>
-      </w:r>
-    </w:p>
-    <w:p>
-      <w:r>
-        <w:br w:type="page"/>
+        <w:t xml:space="preserve">7.4.2 White-Box Alterations Shown Step by Step</w:t>
+      </w:r>
+    </w:p>
+    <w:p>
+      <w:pPr>
+        <w:spacing w:after="80" w:before="80"/>
+      </w:pPr>
+      <w:r>
+        <w:rPr>
+          <w:rFonts w:ascii="Arial" w:cs="Arial" w:eastAsia="Arial" w:hAnsi="Arial"/>
+          <w:color w:val="000000"/>
+          <w:sz w:val="22"/>
+          <w:szCs w:val="22"/>
+        </w:rPr>
+        <w:t xml:space="preserve">A white-box alteration is counted as one finding but displayed as its component edits: the box, then each line of text painted on it, labelled 1a, 1b, 1c and so on under an Alteration heading. The fill operators and the painted-text operators are identified in the content stream (reveal.white_box_components), the painted text is grouped into lines by baseline (3-point tolerance), and each line is labelled with its decoded text where the font encoding is plain text. The box layer is measured against the base; each line’s layer is the box plus that line measured against the box alone, so glyphs lying directly over original text of the same colour are captured completely. The examiner can therefore view the blank box hiding the original, the painted text alone over the original, any single line, or the final page.</w:t>
+      </w:r>
+    </w:p>
+    <w:p>
+      <w:pPr>
+        <w:pStyle w:val="Heading3"/>
+        <w:spacing w:after="60" w:before="200"/>
+      </w:pPr>
+      <w:r>
+        <w:rPr>
+          <w:rFonts w:ascii="Arial" w:cs="Arial" w:eastAsia="Arial" w:hAnsi="Arial"/>
+          <w:b/>
+          <w:bCs/>
+          <w:color w:val="2E75B6"/>
+          <w:sz w:val="22"/>
+          <w:szCs w:val="22"/>
+        </w:rPr>
+        <w:t xml:space="preserve">7.4.3 Self-Check and As-Received Fallback</w:t>
+      </w:r>
+    </w:p>
+    <w:p>
+      <w:pPr>
+        <w:spacing w:after="80" w:before="80"/>
+      </w:pPr>
+      <w:r>
+        <w:rPr>
+          <w:rFonts w:ascii="Arial" w:cs="Arial" w:eastAsia="Arial" w:hAnsi="Arial"/>
+          <w:color w:val="000000"/>
+          <w:sz w:val="22"/>
+          <w:szCs w:val="22"/>
+        </w:rPr>
+        <w:t xml:space="preserve">The removal step cannot detect its own errors: a removal that deleted genuine content is reported as a success. Each page is therefore verified: the base plus every layer, composited in stacking order, must reproduce the as-received render within the overlay areas, with no more than 2% of pixels differing by more than 64 on any channel. If the check fails, the page is shown exactly as received, the toggles are disabled, and the page states that the overlays could not be separated reliably. When the check passes and every overlay is ticked, the as-received render itself is displayed, so the opening view always matches a PDF viewer.</w:t>
+      </w:r>
+    </w:p>
+    <w:p>
+      <w:pPr>
+        <w:pStyle w:val="Heading3"/>
+        <w:spacing w:after="60" w:before="200"/>
+      </w:pPr>
+      <w:r>
+        <w:rPr>
+          <w:rFonts w:ascii="Arial" w:cs="Arial" w:eastAsia="Arial" w:hAnsi="Arial"/>
+          <w:b/>
+          <w:bCs/>
+          <w:color w:val="2E75B6"/>
+          <w:sz w:val="22"/>
+          <w:szCs w:val="22"/>
+        </w:rPr>
+        <w:t xml:space="preserve">7.4.4 Controls and Printing</w:t>
+      </w:r>
+    </w:p>
+    <w:p>
+      <w:pPr>
+        <w:pStyle w:val="ListParagraph"/>
+        <w:numPr>
+          <w:ilvl w:val="0"/>
+          <w:numId w:val="2"/>
+        </w:numPr>
+        <w:spacing w:after="60" w:before="60"/>
+      </w:pPr>
+      <w:r>
+        <w:rPr>
+          <w:rFonts w:ascii="Arial" w:cs="Arial" w:eastAsia="Arial" w:hAnsi="Arial"/>
+          <w:color w:val="000000"/>
+          <w:sz w:val="22"/>
+          <w:szCs w:val="22"/>
+        </w:rPr>
+        <w:t xml:space="preserve">Left-hand panel: one checkbox per overlay or step, plus All and None.</w:t>
+      </w:r>
+    </w:p>
+    <w:p>
+      <w:pPr>
+        <w:pStyle w:val="ListParagraph"/>
+        <w:numPr>
+          <w:ilvl w:val="0"/>
+          <w:numId w:val="2"/>
+        </w:numPr>
+        <w:spacing w:after="60" w:before="60"/>
+      </w:pPr>
+      <w:r>
+        <w:rPr>
+          <w:rFonts w:ascii="Arial" w:cs="Arial" w:eastAsia="Arial" w:hAnsi="Arial"/>
+          <w:color w:val="000000"/>
+          <w:sz w:val="22"/>
+          <w:szCs w:val="22"/>
+        </w:rPr>
+        <w:t xml:space="preserve">Numbered badges, in stacking order (1 = bottom), are drawn over the page rather than into the image, so stacked overlays do not hide each other’s numbers. Each badge can be dragged; a dashed leader line traces back to its overlay’s true position. Unticking an overlay hides its badge and line; Show numbers &amp; lines hides all of them.</w:t>
+      </w:r>
+    </w:p>
+    <w:p>
+      <w:pPr>
+        <w:pStyle w:val="ListParagraph"/>
+        <w:numPr>
+          <w:ilvl w:val="0"/>
+          <w:numId w:val="2"/>
+        </w:numPr>
+        <w:spacing w:after="60" w:before="60"/>
+      </w:pPr>
+      <w:r>
+        <w:rPr>
+          <w:rFonts w:ascii="Arial" w:cs="Arial" w:eastAsia="Arial" w:hAnsi="Arial"/>
+          <w:color w:val="000000"/>
+          <w:sz w:val="22"/>
+          <w:szCs w:val="22"/>
+        </w:rPr>
+        <w:t xml:space="preserve">The per-overlay summary below the page is black text on white so it remains legible in print. Printing reproduces the page exactly as toggled on screen.</w:t>
+      </w:r>
+    </w:p>
+    <w:p>
+      <w:pPr>
+        <w:pStyle w:val="Heading3"/>
+        <w:spacing w:after="60" w:before="200"/>
+      </w:pPr>
+      <w:r>
+        <w:rPr>
+          <w:rFonts w:ascii="Arial" w:cs="Arial" w:eastAsia="Arial" w:hAnsi="Arial"/>
+          <w:b/>
+          <w:bCs/>
+          <w:color w:val="2E75B6"/>
+          <w:sz w:val="22"/>
+          <w:szCs w:val="22"/>
+        </w:rPr>
+        <w:t xml:space="preserve">7.4.5 Limitations</w:t>
+      </w:r>
+    </w:p>
+    <w:p>
+      <w:pPr>
+        <w:pStyle w:val="ListParagraph"/>
+        <w:numPr>
+          <w:ilvl w:val="0"/>
+          <w:numId w:val="2"/>
+        </w:numPr>
+        <w:spacing w:after="60" w:before="60"/>
+      </w:pPr>
+      <w:r>
+        <w:rPr>
+          <w:rFonts w:ascii="Arial" w:cs="Arial" w:eastAsia="Arial" w:hAnsi="Arial"/>
+          <w:color w:val="000000"/>
+          <w:sz w:val="22"/>
+          <w:szCs w:val="22"/>
+        </w:rPr>
+        <w:t xml:space="preserve">A white box wrapped together with its text inside its own Form XObject is shown as a single layer, not step by step.</w:t>
+      </w:r>
+    </w:p>
+    <w:p>
+      <w:pPr>
+        <w:pStyle w:val="ListParagraph"/>
+        <w:numPr>
+          <w:ilvl w:val="0"/>
+          <w:numId w:val="2"/>
+        </w:numPr>
+        <w:spacing w:after="60" w:before="60"/>
+      </w:pPr>
+      <w:r>
+        <w:rPr>
+          <w:rFonts w:ascii="Arial" w:cs="Arial" w:eastAsia="Arial" w:hAnsi="Arial"/>
+          <w:color w:val="000000"/>
+          <w:sz w:val="22"/>
+          <w:szCs w:val="22"/>
+        </w:rPr>
+        <w:t xml:space="preserve">Some content-stream overlays cannot be isolated; they are listed but not independently toggleable.</w:t>
+      </w:r>
+    </w:p>
+    <w:p>
+      <w:pPr>
+        <w:pStyle w:val="ListParagraph"/>
+        <w:numPr>
+          <w:ilvl w:val="0"/>
+          <w:numId w:val="2"/>
+        </w:numPr>
+        <w:spacing w:after="60" w:before="60"/>
+      </w:pPr>
+      <w:r>
+        <w:rPr>
+          <w:rFonts w:ascii="Arial" w:cs="Arial" w:eastAsia="Arial" w:hAnsi="Arial"/>
+          <w:color w:val="000000"/>
+          <w:sz w:val="22"/>
+          <w:szCs w:val="22"/>
+        </w:rPr>
+        <w:t xml:space="preserve">The report is a derived exhibit generated from the source file. Present it with the source file’s MD5 and the build recorded in its header.</w:t>
       </w:r>
     </w:p>
     <w:p>
@@ -20678,6 +21082,31 @@
     </w:p>
     <w:p>
       <w:pPr>
+        <w:spacing w:after="80" w:before="80"/>
+      </w:pPr>
+      <w:r>
+        <w:rPr>
+          <w:rFonts w:ascii="Arial" w:cs="Arial" w:eastAsia="Arial" w:hAnsi="Arial"/>
+          <w:b/>
+          <w:bCs/>
+          <w:color w:val="000000"/>
+          <w:sz w:val="22"/>
+          <w:szCs w:val="22"/>
+        </w:rPr>
+        <w:t xml:space="preserve">Counting overlays. </w:t>
+      </w:r>
+      <w:r>
+        <w:rPr>
+          <w:rFonts w:ascii="Arial" w:cs="Arial" w:eastAsia="Arial" w:hAnsi="Arial"/>
+          <w:color w:val="000000"/>
+          <w:sz w:val="22"/>
+          <w:szCs w:val="22"/>
+        </w:rPr>
+        <w:t xml:space="preserve">Since build 2026-10-08 a white box with painted text counts as one TEXT_OVERLAY finding (+35 once) rather than one per text-over-text fragment (7.2.1); a covering box and a stacked replacement-text annotation remain two findings (7.1.1). Documents analysed with earlier builds keep their stored scores until re-analysed.</w:t>
+      </w:r>
+    </w:p>
+    <w:p>
+      <w:pPr>
         <w:pStyle w:val="Heading1"/>
         <w:pBdr>
           <w:bottom w:val="single" w:color="2E75B6" w:sz="6" w:space="4"/>
@@ -23172,7 +23601,7 @@
           <w:sz w:val="22"/>
           <w:szCs w:val="22"/>
         </w:rPr>
-        <w:t xml:space="preserve">Python version, operating system, and library versions (PyMuPDF, pikepdf, openpyxl versions)</w:t>
+        <w:t xml:space="preserve">build date (in the session log header and on every report), Python version, operating system, and library versions (PyMuPDF, pikepdf, openpyxl versions)</w:t>
       </w:r>
     </w:p>
     <w:p>
@@ -23202,122 +23631,6 @@
           <w:szCs w:val="22"/>
         </w:rPr>
         <w:t xml:space="preserve">agency name, unit name, and investigator name/email from the branding configuration</w:t>
-      </w:r>
-    </w:p>
-    <w:p>
-      <w:pPr>
-        <w:pStyle w:val="ListParagraph"/>
-        <w:numPr>
-          <w:ilvl w:val="0"/>
-          <w:numId w:val="2"/>
-        </w:numPr>
-      </w:pPr>
-      <w:r>
-        <w:rPr>
-          <w:rFonts w:ascii="Arial" w:cs="Arial" w:eastAsia="Arial" w:hAnsi="Arial"/>
-          <w:b/>
-          <w:bCs/>
-          <w:color w:val="1A1A1A"/>
-          <w:sz w:val="22"/>
-          <w:szCs w:val="22"/>
-        </w:rPr>
-        <w:t xml:space="preserve">Case number, </w:t>
-      </w:r>
-      <w:r>
-        <w:rPr>
-          <w:rFonts w:ascii="Arial" w:cs="Arial" w:eastAsia="Arial" w:hAnsi="Arial"/>
-          <w:color w:val="1A1A1A"/>
-          <w:sz w:val="22"/>
-          <w:szCs w:val="22"/>
-        </w:rPr>
-        <w:t xml:space="preserve">session timestamp, and output folder path</w:t>
-      </w:r>
-    </w:p>
-    <w:p>
-      <w:pPr>
-        <w:pStyle w:val="ListParagraph"/>
-        <w:numPr>
-          <w:ilvl w:val="0"/>
-          <w:numId w:val="2"/>
-        </w:numPr>
-      </w:pPr>
-      <w:r>
-        <w:rPr>
-          <w:rFonts w:ascii="Arial" w:cs="Arial" w:eastAsia="Arial" w:hAnsi="Arial"/>
-          <w:b/>
-          <w:bCs/>
-          <w:color w:val="1A1A1A"/>
-          <w:sz w:val="22"/>
-          <w:szCs w:val="22"/>
-        </w:rPr>
-        <w:t xml:space="preserve">Per-PDF MD5 hash, </w:t>
-      </w:r>
-      <w:r>
-        <w:rPr>
-          <w:rFonts w:ascii="Arial" w:cs="Arial" w:eastAsia="Arial" w:hAnsi="Arial"/>
-          <w:color w:val="1A1A1A"/>
-          <w:sz w:val="22"/>
-          <w:szCs w:val="22"/>
-        </w:rPr>
-        <w:t xml:space="preserve">file path, file size, and analysis timestamp</w:t>
-      </w:r>
-    </w:p>
-    <w:p>
-      <w:pPr>
-        <w:pStyle w:val="ListParagraph"/>
-        <w:numPr>
-          <w:ilvl w:val="0"/>
-          <w:numId w:val="2"/>
-        </w:numPr>
-      </w:pPr>
-      <w:r>
-        <w:rPr>
-          <w:rFonts w:ascii="Arial" w:cs="Arial" w:eastAsia="Arial" w:hAnsi="Arial"/>
-          <w:b/>
-          <w:bCs/>
-          <w:color w:val="1A1A1A"/>
-          <w:sz w:val="22"/>
-          <w:szCs w:val="22"/>
-        </w:rPr>
-        <w:t xml:space="preserve">Per-image MD5 hash </w:t>
-      </w:r>
-      <w:r>
-        <w:rPr>
-          <w:rFonts w:ascii="Arial" w:cs="Arial" w:eastAsia="Arial" w:hAnsi="Arial"/>
-          <w:color w:val="1A1A1A"/>
-          <w:sz w:val="22"/>
-          <w:szCs w:val="22"/>
-        </w:rPr>
-        <w:t xml:space="preserve">of the raw image data stream</w:t>
-      </w:r>
-    </w:p>
-    <w:p>
-      <w:pPr>
-        <w:pStyle w:val="ListParagraph"/>
-        <w:numPr>
-          <w:ilvl w:val="0"/>
-          <w:numId w:val="2"/>
-        </w:numPr>
-      </w:pPr>
-      <w:r>
-        <w:rPr>
-          <w:rFonts w:ascii="Arial" w:cs="Arial" w:eastAsia="Arial" w:hAnsi="Arial"/>
-          <w:b/>
-          <w:bCs/>
-          <w:color w:val="1A1A1A"/>
-          <w:sz w:val="22"/>
-          <w:szCs w:val="22"/>
-        </w:rPr>
-        <w:t xml:space="preserve">SQLite database MD5 </w:t>
-      </w:r>
-      <w:r>
-        <w:rPr>
-          <w:rFonts w:ascii="Arial" w:cs="Arial" w:eastAsia="Arial" w:hAnsi="Arial"/>
-          <w:color w:val="1A1A1A"/>
-          <w:sz w:val="22"/>
-          <w:szCs w:val="22"/>
-        </w:rPr>
-        <w:t xml:space="preserve">recorded in the session log at session close</w:t>
       </w:r>
     </w:p>
     <w:p>
@@ -23332,6 +23645,242 @@
       <w:r>
         <w:rPr>
           <w:rFonts w:ascii="Arial" w:cs="Arial" w:eastAsia="Arial" w:hAnsi="Arial"/>
+          <w:b/>
+          <w:bCs/>
+          <w:color w:val="000000"/>
+          <w:sz w:val="22"/>
+          <w:szCs w:val="22"/>
+        </w:rPr>
+        <w:t xml:space="preserve">Disclaimer acknowledgement: </w:t>
+      </w:r>
+      <w:r>
+        <w:rPr>
+          <w:rFonts w:ascii="Arial" w:cs="Arial" w:eastAsia="Arial" w:hAnsi="Arial"/>
+          <w:color w:val="000000"/>
+          <w:sz w:val="22"/>
+          <w:szCs w:val="22"/>
+        </w:rPr>
+        <w:t xml:space="preserve">when the disclaimer was acknowledged, by which Windows user, on which computer, against which version of the disclaimer text (a fingerprint of the text shown) and with which build. Stored in the user’s settings file and written to every session log; the user is asked again if the disclaimer wording changes.</w:t>
+      </w:r>
+    </w:p>
+    <w:p>
+      <w:pPr>
+        <w:pStyle w:val="ListParagraph"/>
+        <w:numPr>
+          <w:ilvl w:val="0"/>
+          <w:numId w:val="2"/>
+        </w:numPr>
+        <w:spacing w:after="60" w:before="60"/>
+      </w:pPr>
+      <w:r>
+        <w:rPr>
+          <w:rFonts w:ascii="Arial" w:cs="Arial" w:eastAsia="Arial" w:hAnsi="Arial"/>
+          <w:b/>
+          <w:bCs/>
+          <w:color w:val="000000"/>
+          <w:sz w:val="22"/>
+          <w:szCs w:val="22"/>
+        </w:rPr>
+        <w:t xml:space="preserve">PDF selection lists: </w:t>
+      </w:r>
+      <w:r>
+        <w:rPr>
+          <w:rFonts w:ascii="Arial" w:cs="Arial" w:eastAsia="Arial" w:hAnsi="Arial"/>
+          <w:color w:val="000000"/>
+          <w:sz w:val="22"/>
+          <w:szCs w:val="22"/>
+        </w:rPr>
+        <w:t xml:space="preserve">when PDFs are selected from a text file (From list, or -l / --pdf-list), the session log records the list file’s path and MD5, how it was read, how many entries were added or ignored as duplicates, and every path that could not be found, so the selection that went into an analysis can be reproduced.</w:t>
+      </w:r>
+    </w:p>
+    <w:p>
+      <w:pPr>
+        <w:pStyle w:val="ListParagraph"/>
+        <w:numPr>
+          <w:ilvl w:val="0"/>
+          <w:numId w:val="2"/>
+        </w:numPr>
+      </w:pPr>
+      <w:r>
+        <w:rPr>
+          <w:rFonts w:ascii="Arial" w:cs="Arial" w:eastAsia="Arial" w:hAnsi="Arial"/>
+          <w:b/>
+          <w:bCs/>
+          <w:color w:val="1A1A1A"/>
+          <w:sz w:val="22"/>
+          <w:szCs w:val="22"/>
+        </w:rPr>
+        <w:t xml:space="preserve">Case number, </w:t>
+      </w:r>
+      <w:r>
+        <w:rPr>
+          <w:rFonts w:ascii="Arial" w:cs="Arial" w:eastAsia="Arial" w:hAnsi="Arial"/>
+          <w:color w:val="1A1A1A"/>
+          <w:sz w:val="22"/>
+          <w:szCs w:val="22"/>
+        </w:rPr>
+        <w:t xml:space="preserve">session timestamp, and output folder path</w:t>
+      </w:r>
+    </w:p>
+    <w:p>
+      <w:pPr>
+        <w:pStyle w:val="ListParagraph"/>
+        <w:numPr>
+          <w:ilvl w:val="0"/>
+          <w:numId w:val="2"/>
+        </w:numPr>
+      </w:pPr>
+      <w:r>
+        <w:rPr>
+          <w:rFonts w:ascii="Arial" w:cs="Arial" w:eastAsia="Arial" w:hAnsi="Arial"/>
+          <w:b/>
+          <w:bCs/>
+          <w:color w:val="1A1A1A"/>
+          <w:sz w:val="22"/>
+          <w:szCs w:val="22"/>
+        </w:rPr>
+        <w:t xml:space="preserve">Per-PDF MD5 hash, </w:t>
+      </w:r>
+      <w:r>
+        <w:rPr>
+          <w:rFonts w:ascii="Arial" w:cs="Arial" w:eastAsia="Arial" w:hAnsi="Arial"/>
+          <w:color w:val="1A1A1A"/>
+          <w:sz w:val="22"/>
+          <w:szCs w:val="22"/>
+        </w:rPr>
+        <w:t xml:space="preserve">file path, file size, and analysis timestamp</w:t>
+      </w:r>
+    </w:p>
+    <w:p>
+      <w:pPr>
+        <w:pStyle w:val="ListParagraph"/>
+        <w:numPr>
+          <w:ilvl w:val="0"/>
+          <w:numId w:val="2"/>
+        </w:numPr>
+      </w:pPr>
+      <w:r>
+        <w:rPr>
+          <w:rFonts w:ascii="Arial" w:cs="Arial" w:eastAsia="Arial" w:hAnsi="Arial"/>
+          <w:b/>
+          <w:bCs/>
+          <w:color w:val="1A1A1A"/>
+          <w:sz w:val="22"/>
+          <w:szCs w:val="22"/>
+        </w:rPr>
+        <w:t xml:space="preserve">Per-image MD5 hash </w:t>
+      </w:r>
+      <w:r>
+        <w:rPr>
+          <w:rFonts w:ascii="Arial" w:cs="Arial" w:eastAsia="Arial" w:hAnsi="Arial"/>
+          <w:color w:val="1A1A1A"/>
+          <w:sz w:val="22"/>
+          <w:szCs w:val="22"/>
+        </w:rPr>
+        <w:t xml:space="preserve">of the raw image data stream</w:t>
+      </w:r>
+    </w:p>
+    <w:p>
+      <w:pPr>
+        <w:pStyle w:val="ListParagraph"/>
+        <w:numPr>
+          <w:ilvl w:val="0"/>
+          <w:numId w:val="2"/>
+        </w:numPr>
+      </w:pPr>
+      <w:r>
+        <w:rPr>
+          <w:rFonts w:ascii="Arial" w:cs="Arial" w:eastAsia="Arial" w:hAnsi="Arial"/>
+          <w:b/>
+          <w:bCs/>
+          <w:color w:val="1A1A1A"/>
+          <w:sz w:val="22"/>
+          <w:szCs w:val="22"/>
+        </w:rPr>
+        <w:t xml:space="preserve">SQLite database MD5 </w:t>
+      </w:r>
+      <w:r>
+        <w:rPr>
+          <w:rFonts w:ascii="Arial" w:cs="Arial" w:eastAsia="Arial" w:hAnsi="Arial"/>
+          <w:color w:val="1A1A1A"/>
+          <w:sz w:val="22"/>
+          <w:szCs w:val="22"/>
+        </w:rPr>
+        <w:t xml:space="preserve">recorded in the session log at session close</w:t>
+      </w:r>
+    </w:p>
+    <w:p>
+      <w:pPr>
+        <w:pStyle w:val="ListParagraph"/>
+        <w:numPr>
+          <w:ilvl w:val="0"/>
+          <w:numId w:val="2"/>
+        </w:numPr>
+        <w:spacing w:after="60" w:before="60"/>
+      </w:pPr>
+      <w:r>
+        <w:rPr>
+          <w:rFonts w:ascii="Arial" w:cs="Arial" w:eastAsia="Arial" w:hAnsi="Arial"/>
+          <w:b/>
+          <w:bCs/>
+          <w:color w:val="000000"/>
+          <w:sz w:val="22"/>
+          <w:szCs w:val="22"/>
+        </w:rPr>
+        <w:t xml:space="preserve">Submitted files: </w:t>
+      </w:r>
+      <w:r>
+        <w:rPr>
+          <w:rFonts w:ascii="Arial" w:cs="Arial" w:eastAsia="Arial" w:hAnsi="Arial"/>
+          <w:color w:val="000000"/>
+          <w:sz w:val="22"/>
+          <w:szCs w:val="22"/>
+        </w:rPr>
+        <w:t xml:space="preserve">every file submitted for analysis and its outcome (analysed; identical copy of a file already analysed, with the file it matches; failed, with the error; or not found) in the submissions table, with a run summary in the session log. A byte-identical copy is not re-analysed but is never silently dropped.</w:t>
+      </w:r>
+    </w:p>
+    <w:p>
+      <w:pPr>
+        <w:pStyle w:val="ListParagraph"/>
+        <w:numPr>
+          <w:ilvl w:val="0"/>
+          <w:numId w:val="2"/>
+        </w:numPr>
+        <w:spacing w:after="60" w:before="60"/>
+      </w:pPr>
+      <w:r>
+        <w:rPr>
+          <w:rFonts w:ascii="Arial" w:cs="Arial" w:eastAsia="Arial" w:hAnsi="Arial"/>
+          <w:b/>
+          <w:bCs/>
+          <w:color w:val="000000"/>
+          <w:sz w:val="22"/>
+          <w:szCs w:val="22"/>
+        </w:rPr>
+        <w:t xml:space="preserve">Output manifest: </w:t>
+      </w:r>
+      <w:r>
+        <w:rPr>
+          <w:rFonts w:ascii="Arial" w:cs="Arial" w:eastAsia="Arial" w:hAnsi="Arial"/>
+          <w:color w:val="000000"/>
+          <w:sz w:val="22"/>
+          <w:szCs w:val="22"/>
+        </w:rPr>
+        <w:t xml:space="preserve">the case index ({case}_index.html at the root of the case folder) lists every output grouped by the database it was produced from, warns when one database’s outputs come from more than one build, and records the size and MD5 of each database, report, graph, spreadsheet, log and prior version at the time it was built.</w:t>
+      </w:r>
+    </w:p>
+    <w:p>
+      <w:pPr>
+        <w:pStyle w:val="ListParagraph"/>
+        <w:numPr>
+          <w:ilvl w:val="0"/>
+          <w:numId w:val="2"/>
+        </w:numPr>
+        <w:spacing w:after="60" w:before="60"/>
+      </w:pPr>
+      <w:r>
+        <w:rPr>
+          <w:rFonts w:ascii="Arial" w:cs="Arial" w:eastAsia="Arial" w:hAnsi="Arial"/>
           <w:sz w:val="22"/>
           <w:szCs w:val="22"/>
         </w:rPr>
@@ -23484,7 +24033,7 @@
           <w:sz w:val="22"/>
           <w:szCs w:val="22"/>
         </w:rPr>
-        <w:t xml:space="preserve">Record the application's software version and the git commit hash (if applicable) in the case notes.</w:t>
+        <w:t xml:space="preserve">Record the application's software version, build date and the git commit hash (if applicable) in the case notes.</w:t>
       </w:r>
     </w:p>
     <w:p>
@@ -23781,7 +24330,7 @@
                 <w:sz w:val="20"/>
                 <w:szCs w:val="20"/>
               </w:rPr>
-              <w:t xml:space="preserve">The Visual Overlay Report produces print-ready annotated page images. These are derived exhibits — they are generated from the source file and must be presented with their derivation documented.</w:t>
+              <w:t xml:space="preserve">The Visual Overlay Report produces print-ready page images built from verified layers (section 7.4); a page that fails verification is shown only as received. These are derived exhibits — they are generated from the source file and must be presented with their derivation documented, including the build shown in the report header.</w:t>
             </w:r>
           </w:p>
         </w:tc>
@@ -25220,7 +25769,7 @@
           <w:sz w:val="22"/>
           <w:szCs w:val="22"/>
         </w:rPr>
-        <w:t xml:space="preserve">Open Visual Overlay Report: use before/after toggle to identify the original content beneath each overlay</w:t>
+        <w:t xml:space="preserve">Open Visual Overlay Report: untick overlays (and each step of a white-box alteration) to reveal the original content beneath, comparing against the page as received</w:t>
       </w:r>
     </w:p>
     <w:p>
@@ -25329,6 +25878,25 @@
           <w:ilvl w:val="0"/>
           <w:numId w:val="2"/>
         </w:numPr>
+        <w:spacing w:after="60" w:before="60"/>
+      </w:pPr>
+      <w:r>
+        <w:rPr>
+          <w:rFonts w:ascii="Arial" w:cs="Arial" w:eastAsia="Arial" w:hAnsi="Arial"/>
+          <w:color w:val="000000"/>
+          <w:sz w:val="22"/>
+          <w:szCs w:val="22"/>
+        </w:rPr>
+        <w:t xml:space="preserve">Open Duplicate Submissions report: identify the same file submitted under different references, and different files submitted under the same name</w:t>
+      </w:r>
+    </w:p>
+    <w:p>
+      <w:pPr>
+        <w:pStyle w:val="ListParagraph"/>
+        <w:numPr>
+          <w:ilvl w:val="0"/>
+          <w:numId w:val="2"/>
+        </w:numPr>
       </w:pPr>
       <w:r>
         <w:rPr>
@@ -25463,7 +26031,7 @@
           <w:sz w:val="22"/>
           <w:szCs w:val="22"/>
         </w:rPr>
-        <w:t xml:space="preserve">Export the SQLite database and session log as exhibits</w:t>
+        <w:t xml:space="preserve">Export the SQLite database, session log and case index as exhibits (the case index manifest lists the MD5 of every output)</w:t>
       </w:r>
     </w:p>
     <w:p>
@@ -30418,7 +30986,7 @@
         <w:sz w:val="18"/>
         <w:szCs w:val="18"/>
       </w:rPr>
-      <w:t xml:space="preserve">	PDF Forensics Suite v1.0 — June 2026</w:t>
+      <w:t xml:space="preserve">	PDF Forensics Suite v1.0.0 · build 2026-10-09 — October 2026</w:t>
     </w:r>
   </w:p>
 </w:ftr>

--- a/PDF_Forensics_Technical_Guide.docx
+++ b/PDF_Forensics_Technical_Guide.docx
@@ -173,7 +173,7 @@
           <w:sz w:val="22"/>
           <w:szCs w:val="22"/>
         </w:rPr>
-        <w:t xml:space="preserve">October 9, 2026 · Applies to PDF Forensics Suite v1.0.0, build 2026-10-09</w:t>
+        <w:t xml:space="preserve">October 13, 2026 · Applies to PDF Forensics Suite v1.0.0, build 2026-10-13</w:t>
       </w:r>
     </w:p>
     <w:p>
@@ -15382,6 +15382,36 @@
     </w:p>
     <w:p>
       <w:pPr>
+        <w:pStyle w:val="ListParagraph"/>
+        <w:numPr>
+          <w:ilvl w:val="0"/>
+          <w:numId w:val="2"/>
+        </w:numPr>
+        <w:spacing w:after="60" w:before="60"/>
+      </w:pPr>
+      <w:r>
+        <w:rPr>
+          <w:rFonts w:ascii="Arial" w:cs="Arial" w:eastAsia="Arial" w:hAnsi="Arial"/>
+          <w:b/>
+          <w:bCs/>
+          <w:color w:val="000000"/>
+          <w:sz w:val="22"/>
+          <w:szCs w:val="22"/>
+        </w:rPr>
+        <w:t xml:space="preserve">Not neighbouring characters: </w:t>
+      </w:r>
+      <w:r>
+        <w:rPr>
+          <w:rFonts w:ascii="Arial" w:cs="Arial" w:eastAsia="Arial" w:hAnsi="Arial"/>
+          <w:color w:val="000000"/>
+          <w:sz w:val="22"/>
+          <w:szCs w:val="22"/>
+        </w:rPr>
+        <w:t xml:space="preserve">The pair is not two neighbouring characters of the same run of text. Each extracted line is divided into runs wherever the drawing position steps backwards; within a run, a character drawn later and further along the line is the next character of the same text, however tightly spaced, and the pair is skipped. Text drawn over existing text either appears as a separate line (it is drawn later, back at an earlier position) or steps back within the line and starts a new run, so it is still compared. Since build 2026-10-13.</w:t>
+      </w:r>
+    </w:p>
+    <w:p>
+      <w:pPr>
         <w:spacing w:after="60" w:before="0"/>
       </w:pPr>
       <w:r>
@@ -22237,6 +22267,20 @@
           <w:szCs w:val="22"/>
         </w:rPr>
         <w:t xml:space="preserve">The document-level detections introduce their own benign causes: METADATA_MISMATCH is produced by converters and printers that update one metadata store and not the other without any intent to deceive; VERSION_MISMATCH arises whenever a legitimate tool raises the Catalog /Version, which the specification permits; MIXED_CAMERA is expected in legitimately composite documents such as a scanned contract with an inserted photograph; STRUCTURAL_WARNING is common in files written by non-conformant producers; SIGNED_THEN_MODIFIED can reflect a legitimate post-signing workflow such as an additional signature or permitted form fill-in; and VERSION_ANACHRONISM can arise from a producer that hard-codes an old header while writing newer structures (a small gap with no temporal contradiction). In every case the finding is a prompt to determine WHAT changed, not a conclusion that the change was illegitimate.</w:t>
+      </w:r>
+    </w:p>
+    <w:p>
+      <w:pPr>
+        <w:spacing w:after="80" w:before="80"/>
+      </w:pPr>
+      <w:r>
+        <w:rPr>
+          <w:rFonts w:ascii="Arial" w:cs="Arial" w:eastAsia="Arial" w:hAnsi="Arial"/>
+          <w:color w:val="000000"/>
+          <w:sz w:val="22"/>
+          <w:szCs w:val="22"/>
+        </w:rPr>
+        <w:t xml:space="preserve">OCR-converted documents. When a scan is converted by OCR into real text over a background image, the OCR application squeezes each recognised word into the width it occupied on the scan, so neighbouring letters overlap one another. Builds before 2026-10-13 reported these overlaps as text drawn over text; in one case a single page produced dozens of such findings, all on form labels and placeholders, none on altered content. The text-over-text detector now skips neighbouring characters of the same run (section 7.3.1). Re-analyse documents processed with earlier builds. Note that in an OCR-converted document the image of the original wording is usually removed, so an edit to the OCR text cannot be compared with the scan; look instead for incremental updates, a change of Producer or a late modification date, and text in a font or with spacing that differs from the OCR engine’s.</w:t>
       </w:r>
     </w:p>
     <w:p>
@@ -30986,7 +31030,7 @@
         <w:sz w:val="18"/>
         <w:szCs w:val="18"/>
       </w:rPr>
-      <w:t xml:space="preserve">	PDF Forensics Suite v1.0.0 · build 2026-10-09 — October 2026</w:t>
+      <w:t xml:space="preserve">	PDF Forensics Suite v1.0.0 · build 2026-10-13 — October 2026</w:t>
     </w:r>
   </w:p>
 </w:ftr>

--- a/PDF_Forensics_Technical_Guide.docx
+++ b/PDF_Forensics_Technical_Guide.docx
@@ -173,7 +173,7 @@
           <w:sz w:val="22"/>
           <w:szCs w:val="22"/>
         </w:rPr>
-        <w:t xml:space="preserve">October 13, 2026 · Applies to PDF Forensics Suite v1.0.0, build 2026-10-13</w:t>
+        <w:t xml:space="preserve">October 14, 2026 · Applies to PDF Forensics Suite v1.0.0, build 2026-10-14</w:t>
       </w:r>
     </w:p>
     <w:p>
@@ -1395,7 +1395,7 @@
                 <w:sz w:val="22"/>
                 <w:noProof/>
               </w:rPr>
-              <w:t xml:space="preserve">10. Risk Scoring Model</w:t>
+              <w:t xml:space="preserve">10. Encrypted PDFs</w:t>
             </w:r>
           </w:hyperlink>
         </w:p>
@@ -1412,7 +1412,7 @@
                 <w:sz w:val="20"/>
                 <w:noProof/>
               </w:rPr>
-              <w:t xml:space="preserve">10.1 Scoring Weights</w:t>
+              <w:t xml:space="preserve">10.1 Encryption and the Empty Password</w:t>
             </w:r>
           </w:hyperlink>
         </w:p>
@@ -1429,7 +1429,41 @@
                 <w:sz w:val="20"/>
                 <w:noProof/>
               </w:rPr>
-              <w:t xml:space="preserve">10.2 Score Interpretation</w:t>
+              <w:t xml:space="preserve">10.2 Order of Attempts</w:t>
+            </w:r>
+          </w:hyperlink>
+        </w:p>
+        <w:p>
+          <w:pPr>
+            <w:spacing w:before="0" w:after="80"/>
+            <w:ind w:left="360"/>
+          </w:pPr>
+          <w:hyperlink w:anchor="s10_3">
+            <w:r>
+              <w:rPr>
+                <w:rFonts w:ascii="Arial" w:hAnsi="Arial"/>
+                <w:color w:val="2E5395"/>
+                <w:sz w:val="20"/>
+                <w:noProof/>
+              </w:rPr>
+              <w:t xml:space="preserve">10.3 Outcomes and the Record</w:t>
+            </w:r>
+          </w:hyperlink>
+        </w:p>
+        <w:p>
+          <w:pPr>
+            <w:spacing w:before="0" w:after="80"/>
+            <w:ind w:left="360"/>
+          </w:pPr>
+          <w:hyperlink w:anchor="s10_4">
+            <w:r>
+              <w:rPr>
+                <w:rFonts w:ascii="Arial" w:hAnsi="Arial"/>
+                <w:color w:val="2E5395"/>
+                <w:sz w:val="20"/>
+                <w:noProof/>
+              </w:rPr>
+              <w:t xml:space="preserve">10.4 Workflow</w:t>
             </w:r>
           </w:hyperlink>
         </w:p>
@@ -1446,7 +1480,41 @@
                 <w:sz w:val="22"/>
                 <w:noProof/>
               </w:rPr>
-              <w:t xml:space="preserve">11. Known False Positive Catalogue</w:t>
+              <w:t xml:space="preserve">11. Risk Scoring Model</w:t>
+            </w:r>
+          </w:hyperlink>
+        </w:p>
+        <w:p>
+          <w:pPr>
+            <w:spacing w:before="0" w:after="80"/>
+            <w:ind w:left="360"/>
+          </w:pPr>
+          <w:hyperlink w:anchor="s11_1">
+            <w:r>
+              <w:rPr>
+                <w:rFonts w:ascii="Arial" w:hAnsi="Arial"/>
+                <w:color w:val="2E5395"/>
+                <w:sz w:val="20"/>
+                <w:noProof/>
+              </w:rPr>
+              <w:t xml:space="preserve">11.1 Scoring Weights</w:t>
+            </w:r>
+          </w:hyperlink>
+        </w:p>
+        <w:p>
+          <w:pPr>
+            <w:spacing w:before="0" w:after="80"/>
+            <w:ind w:left="360"/>
+          </w:pPr>
+          <w:hyperlink w:anchor="s11_2">
+            <w:r>
+              <w:rPr>
+                <w:rFonts w:ascii="Arial" w:hAnsi="Arial"/>
+                <w:color w:val="2E5395"/>
+                <w:sz w:val="20"/>
+                <w:noProof/>
+              </w:rPr>
+              <w:t xml:space="preserve">11.2 Score Interpretation</w:t>
             </w:r>
           </w:hyperlink>
         </w:p>
@@ -1463,109 +1531,7 @@
                 <w:sz w:val="22"/>
                 <w:noProof/>
               </w:rPr>
-              <w:t xml:space="preserve">12. Counter-Verification Procedures</w:t>
-            </w:r>
-          </w:hyperlink>
-        </w:p>
-        <w:p>
-          <w:pPr>
-            <w:spacing w:before="0" w:after="80"/>
-            <w:ind w:left="360"/>
-          </w:pPr>
-          <w:hyperlink w:anchor="s12_1">
-            <w:r>
-              <w:rPr>
-                <w:rFonts w:ascii="Arial" w:hAnsi="Arial"/>
-                <w:color w:val="2E5395"/>
-                <w:sz w:val="20"/>
-                <w:noProof/>
-              </w:rPr>
-              <w:t xml:space="preserve">12.1 Tool Reference</w:t>
-            </w:r>
-          </w:hyperlink>
-        </w:p>
-        <w:p>
-          <w:pPr>
-            <w:spacing w:before="0" w:after="80"/>
-            <w:ind w:left="360"/>
-          </w:pPr>
-          <w:hyperlink w:anchor="s12_2">
-            <w:r>
-              <w:rPr>
-                <w:rFonts w:ascii="Arial" w:hAnsi="Arial"/>
-                <w:color w:val="2E5395"/>
-                <w:sz w:val="20"/>
-                <w:noProof/>
-              </w:rPr>
-              <w:t xml:space="preserve">12.2 Verifying BBOX_CROP (qpdf)</w:t>
-            </w:r>
-          </w:hyperlink>
-        </w:p>
-        <w:p>
-          <w:pPr>
-            <w:spacing w:before="0" w:after="80"/>
-            <w:ind w:left="360"/>
-          </w:pPr>
-          <w:hyperlink w:anchor="s12_3">
-            <w:r>
-              <w:rPr>
-                <w:rFonts w:ascii="Arial" w:hAnsi="Arial"/>
-                <w:color w:val="2E5395"/>
-                <w:sz w:val="20"/>
-                <w:noProof/>
-              </w:rPr>
-              <w:t xml:space="preserve">12.3 Verifying TEXT_OVERLAY Annotation (peepdf3)</w:t>
-            </w:r>
-          </w:hyperlink>
-        </w:p>
-        <w:p>
-          <w:pPr>
-            <w:spacing w:before="0" w:after="80"/>
-            <w:ind w:left="360"/>
-          </w:pPr>
-          <w:hyperlink w:anchor="s12_4">
-            <w:r>
-              <w:rPr>
-                <w:rFonts w:ascii="Arial" w:hAnsi="Arial"/>
-                <w:color w:val="2E5395"/>
-                <w:sz w:val="20"/>
-                <w:noProof/>
-              </w:rPr>
-              <w:t xml:space="preserve">12.4 Verifying Content-Stream Text Overlay (mutool)</w:t>
-            </w:r>
-          </w:hyperlink>
-        </w:p>
-        <w:p>
-          <w:pPr>
-            <w:spacing w:before="0" w:after="80"/>
-            <w:ind w:left="360"/>
-          </w:pPr>
-          <w:hyperlink w:anchor="s12_5">
-            <w:r>
-              <w:rPr>
-                <w:rFonts w:ascii="Arial" w:hAnsi="Arial"/>
-                <w:color w:val="2E5395"/>
-                <w:sz w:val="20"/>
-                <w:noProof/>
-              </w:rPr>
-              <w:t xml:space="preserve">12.5 Extracting Hidden Images (mutool)</w:t>
-            </w:r>
-          </w:hyperlink>
-        </w:p>
-        <w:p>
-          <w:pPr>
-            <w:spacing w:before="0" w:after="80"/>
-            <w:ind w:left="360"/>
-          </w:pPr>
-          <w:hyperlink w:anchor="s12_6">
-            <w:r>
-              <w:rPr>
-                <w:rFonts w:ascii="Arial" w:hAnsi="Arial"/>
-                <w:color w:val="2E5395"/>
-                <w:sz w:val="20"/>
-                <w:noProof/>
-              </w:rPr>
-              <w:t xml:space="preserve">12.6 Verifying Incremental Updates (hex editor)</w:t>
+              <w:t xml:space="preserve">12. Known False Positive Catalogue</w:t>
             </w:r>
           </w:hyperlink>
         </w:p>
@@ -1582,7 +1548,7 @@
                 <w:sz w:val="22"/>
                 <w:noProof/>
               </w:rPr>
-              <w:t xml:space="preserve">13. Chain of Custody and Evidential Admissibility</w:t>
+              <w:t xml:space="preserve">13. Counter-Verification Procedures</w:t>
             </w:r>
           </w:hyperlink>
         </w:p>
@@ -1599,7 +1565,7 @@
                 <w:sz w:val="20"/>
                 <w:noProof/>
               </w:rPr>
-              <w:t xml:space="preserve">13.1 What the Application Records Automatically</w:t>
+              <w:t xml:space="preserve">13.1 Tool Reference</w:t>
             </w:r>
           </w:hyperlink>
         </w:p>
@@ -1616,7 +1582,7 @@
                 <w:sz w:val="20"/>
                 <w:noProof/>
               </w:rPr>
-              <w:t xml:space="preserve">13.2 Examiner Responsibilities</w:t>
+              <w:t xml:space="preserve">13.2 Verifying BBOX_CROP (qpdf)</w:t>
             </w:r>
           </w:hyperlink>
         </w:p>
@@ -1633,7 +1599,58 @@
                 <w:sz w:val="20"/>
                 <w:noProof/>
               </w:rPr>
-              <w:t xml:space="preserve">13.3 Report Admissibility Considerations</w:t>
+              <w:t xml:space="preserve">13.3 Verifying TEXT_OVERLAY Annotation (peepdf3)</w:t>
+            </w:r>
+          </w:hyperlink>
+        </w:p>
+        <w:p>
+          <w:pPr>
+            <w:spacing w:before="0" w:after="80"/>
+            <w:ind w:left="360"/>
+          </w:pPr>
+          <w:hyperlink w:anchor="s13_4">
+            <w:r>
+              <w:rPr>
+                <w:rFonts w:ascii="Arial" w:hAnsi="Arial"/>
+                <w:color w:val="2E5395"/>
+                <w:sz w:val="20"/>
+                <w:noProof/>
+              </w:rPr>
+              <w:t xml:space="preserve">13.4 Verifying Content-Stream Text Overlay (mutool)</w:t>
+            </w:r>
+          </w:hyperlink>
+        </w:p>
+        <w:p>
+          <w:pPr>
+            <w:spacing w:before="0" w:after="80"/>
+            <w:ind w:left="360"/>
+          </w:pPr>
+          <w:hyperlink w:anchor="s13_5">
+            <w:r>
+              <w:rPr>
+                <w:rFonts w:ascii="Arial" w:hAnsi="Arial"/>
+                <w:color w:val="2E5395"/>
+                <w:sz w:val="20"/>
+                <w:noProof/>
+              </w:rPr>
+              <w:t xml:space="preserve">13.5 Extracting Hidden Images (mutool)</w:t>
+            </w:r>
+          </w:hyperlink>
+        </w:p>
+        <w:p>
+          <w:pPr>
+            <w:spacing w:before="0" w:after="80"/>
+            <w:ind w:left="360"/>
+          </w:pPr>
+          <w:hyperlink w:anchor="s13_6">
+            <w:r>
+              <w:rPr>
+                <w:rFonts w:ascii="Arial" w:hAnsi="Arial"/>
+                <w:color w:val="2E5395"/>
+                <w:sz w:val="20"/>
+                <w:noProof/>
+              </w:rPr>
+              <w:t xml:space="preserve">13.6 Verifying Incremental Updates (hex editor)</w:t>
             </w:r>
           </w:hyperlink>
         </w:p>
@@ -1650,7 +1667,7 @@
                 <w:sz w:val="22"/>
                 <w:noProof/>
               </w:rPr>
-              <w:t xml:space="preserve">14. Limitations and Scope Boundaries</w:t>
+              <w:t xml:space="preserve">14. Chain of Custody and Evidential Admissibility</w:t>
             </w:r>
           </w:hyperlink>
         </w:p>
@@ -1667,7 +1684,7 @@
                 <w:sz w:val="20"/>
                 <w:noProof/>
               </w:rPr>
-              <w:t xml:space="preserve">14.1 What the Application Does Not Detect</w:t>
+              <w:t xml:space="preserve">14.1 What the Application Records Automatically</w:t>
             </w:r>
           </w:hyperlink>
         </w:p>
@@ -1684,7 +1701,24 @@
                 <w:sz w:val="20"/>
                 <w:noProof/>
               </w:rPr>
-              <w:t xml:space="preserve">14.2 Known Library Constraints</w:t>
+              <w:t xml:space="preserve">14.2 Examiner Responsibilities</w:t>
+            </w:r>
+          </w:hyperlink>
+        </w:p>
+        <w:p>
+          <w:pPr>
+            <w:spacing w:before="0" w:after="80"/>
+            <w:ind w:left="360"/>
+          </w:pPr>
+          <w:hyperlink w:anchor="s14_3">
+            <w:r>
+              <w:rPr>
+                <w:rFonts w:ascii="Arial" w:hAnsi="Arial"/>
+                <w:color w:val="2E5395"/>
+                <w:sz w:val="20"/>
+                <w:noProof/>
+              </w:rPr>
+              <w:t xml:space="preserve">14.3 Report Admissibility Considerations</w:t>
             </w:r>
           </w:hyperlink>
         </w:p>
@@ -1701,7 +1735,7 @@
                 <w:sz w:val="22"/>
                 <w:noProof/>
               </w:rPr>
-              <w:t xml:space="preserve">15. Investigator Quick-Start Decision Tree</w:t>
+              <w:t xml:space="preserve">15. Limitations and Scope Boundaries</w:t>
             </w:r>
           </w:hyperlink>
         </w:p>
@@ -1718,7 +1752,7 @@
                 <w:sz w:val="20"/>
                 <w:noProof/>
               </w:rPr>
-              <w:t xml:space="preserve">15.1 Pre-Analysis: Hash and Record Source Files</w:t>
+              <w:t xml:space="preserve">15.1 What the Application Does Not Detect</w:t>
             </w:r>
           </w:hyperlink>
         </w:p>
@@ -1735,126 +1769,7 @@
                 <w:sz w:val="20"/>
                 <w:noProof/>
               </w:rPr>
-              <w:t xml:space="preserve">15.2 Run Analysis with Default Options</w:t>
-            </w:r>
-          </w:hyperlink>
-        </w:p>
-        <w:p>
-          <w:pPr>
-            <w:spacing w:before="0" w:after="80"/>
-            <w:ind w:left="360"/>
-          </w:pPr>
-          <w:hyperlink w:anchor="s15_3">
-            <w:r>
-              <w:rPr>
-                <w:rFonts w:ascii="Arial" w:hAnsi="Arial"/>
-                <w:color w:val="2E5395"/>
-                <w:sz w:val="20"/>
-                <w:noProof/>
-              </w:rPr>
-              <w:t xml:space="preserve">15.3 Triage: Check for High-Risk Findings</w:t>
-            </w:r>
-          </w:hyperlink>
-        </w:p>
-        <w:p>
-          <w:pPr>
-            <w:spacing w:before="0" w:after="80"/>
-            <w:ind w:left="360"/>
-          </w:pPr>
-          <w:hyperlink w:anchor="s15_4">
-            <w:r>
-              <w:rPr>
-                <w:rFonts w:ascii="Arial" w:hAnsi="Arial"/>
-                <w:color w:val="2E5395"/>
-                <w:sz w:val="20"/>
-                <w:noProof/>
-              </w:rPr>
-              <w:t xml:space="preserve">15.4 Metadata Review</w:t>
-            </w:r>
-          </w:hyperlink>
-        </w:p>
-        <w:p>
-          <w:pPr>
-            <w:spacing w:before="0" w:after="80"/>
-            <w:ind w:left="360"/>
-          </w:pPr>
-          <w:hyperlink w:anchor="s15_5">
-            <w:r>
-              <w:rPr>
-                <w:rFonts w:ascii="Arial" w:hAnsi="Arial"/>
-                <w:color w:val="2E5395"/>
-                <w:sz w:val="20"/>
-                <w:noProof/>
-              </w:rPr>
-              <w:t xml:space="preserve">15.5 Image Manipulation Review</w:t>
-            </w:r>
-          </w:hyperlink>
-        </w:p>
-        <w:p>
-          <w:pPr>
-            <w:spacing w:before="0" w:after="80"/>
-            <w:ind w:left="360"/>
-          </w:pPr>
-          <w:hyperlink w:anchor="s15_6">
-            <w:r>
-              <w:rPr>
-                <w:rFonts w:ascii="Arial" w:hAnsi="Arial"/>
-                <w:color w:val="2E5395"/>
-                <w:sz w:val="20"/>
-                <w:noProof/>
-              </w:rPr>
-              <w:t xml:space="preserve">15.6 Text Overlay Review</w:t>
-            </w:r>
-          </w:hyperlink>
-        </w:p>
-        <w:p>
-          <w:pPr>
-            <w:spacing w:before="0" w:after="80"/>
-            <w:ind w:left="360"/>
-          </w:pPr>
-          <w:hyperlink w:anchor="s15_7">
-            <w:r>
-              <w:rPr>
-                <w:rFonts w:ascii="Arial" w:hAnsi="Arial"/>
-                <w:color w:val="2E5395"/>
-                <w:sz w:val="20"/>
-                <w:noProof/>
-              </w:rPr>
-              <w:t xml:space="preserve">15.7 Cross-Document Analysis</w:t>
-            </w:r>
-          </w:hyperlink>
-        </w:p>
-        <w:p>
-          <w:pPr>
-            <w:spacing w:before="0" w:after="80"/>
-            <w:ind w:left="360"/>
-          </w:pPr>
-          <w:hyperlink w:anchor="s15_8">
-            <w:r>
-              <w:rPr>
-                <w:rFonts w:ascii="Arial" w:hAnsi="Arial"/>
-                <w:color w:val="2E5395"/>
-                <w:sz w:val="20"/>
-                <w:noProof/>
-              </w:rPr>
-              <w:t xml:space="preserve">15.8 EXIF and Comments Review</w:t>
-            </w:r>
-          </w:hyperlink>
-        </w:p>
-        <w:p>
-          <w:pPr>
-            <w:spacing w:before="0" w:after="80"/>
-            <w:ind w:left="360"/>
-          </w:pPr>
-          <w:hyperlink w:anchor="s15_9">
-            <w:r>
-              <w:rPr>
-                <w:rFonts w:ascii="Arial" w:hAnsi="Arial"/>
-                <w:color w:val="2E5395"/>
-                <w:sz w:val="20"/>
-                <w:noProof/>
-              </w:rPr>
-              <w:t xml:space="preserve">15.9 Document Findings</w:t>
+              <w:t xml:space="preserve">15.2 Known Library Constraints</w:t>
             </w:r>
           </w:hyperlink>
         </w:p>
@@ -1871,7 +1786,7 @@
                 <w:sz w:val="22"/>
                 <w:noProof/>
               </w:rPr>
-              <w:t xml:space="preserve">16. SQLite Query Reference</w:t>
+              <w:t xml:space="preserve">16. Investigator Quick-Start Decision Tree</w:t>
             </w:r>
           </w:hyperlink>
         </w:p>
@@ -1888,7 +1803,7 @@
                 <w:sz w:val="20"/>
                 <w:noProof/>
               </w:rPr>
-              <w:t xml:space="preserve">16.1 Schema Overview</w:t>
+              <w:t xml:space="preserve">16.1 Pre-Analysis: Hash and Record Source Files</w:t>
             </w:r>
           </w:hyperlink>
         </w:p>
@@ -1905,7 +1820,177 @@
                 <w:sz w:val="20"/>
                 <w:noProof/>
               </w:rPr>
-              <w:t xml:space="preserve">16.2 Queries</w:t>
+              <w:t xml:space="preserve">16.2 Run Analysis with Default Options</w:t>
+            </w:r>
+          </w:hyperlink>
+        </w:p>
+        <w:p>
+          <w:pPr>
+            <w:spacing w:before="0" w:after="80"/>
+            <w:ind w:left="360"/>
+          </w:pPr>
+          <w:hyperlink w:anchor="s16_3">
+            <w:r>
+              <w:rPr>
+                <w:rFonts w:ascii="Arial" w:hAnsi="Arial"/>
+                <w:color w:val="2E5395"/>
+                <w:sz w:val="20"/>
+                <w:noProof/>
+              </w:rPr>
+              <w:t xml:space="preserve">16.3 Triage: Check for High-Risk Findings</w:t>
+            </w:r>
+          </w:hyperlink>
+        </w:p>
+        <w:p>
+          <w:pPr>
+            <w:spacing w:before="0" w:after="80"/>
+            <w:ind w:left="360"/>
+          </w:pPr>
+          <w:hyperlink w:anchor="s16_4">
+            <w:r>
+              <w:rPr>
+                <w:rFonts w:ascii="Arial" w:hAnsi="Arial"/>
+                <w:color w:val="2E5395"/>
+                <w:sz w:val="20"/>
+                <w:noProof/>
+              </w:rPr>
+              <w:t xml:space="preserve">16.4 Metadata Review</w:t>
+            </w:r>
+          </w:hyperlink>
+        </w:p>
+        <w:p>
+          <w:pPr>
+            <w:spacing w:before="0" w:after="80"/>
+            <w:ind w:left="360"/>
+          </w:pPr>
+          <w:hyperlink w:anchor="s16_5">
+            <w:r>
+              <w:rPr>
+                <w:rFonts w:ascii="Arial" w:hAnsi="Arial"/>
+                <w:color w:val="2E5395"/>
+                <w:sz w:val="20"/>
+                <w:noProof/>
+              </w:rPr>
+              <w:t xml:space="preserve">16.5 Image Manipulation Review</w:t>
+            </w:r>
+          </w:hyperlink>
+        </w:p>
+        <w:p>
+          <w:pPr>
+            <w:spacing w:before="0" w:after="80"/>
+            <w:ind w:left="360"/>
+          </w:pPr>
+          <w:hyperlink w:anchor="s16_6">
+            <w:r>
+              <w:rPr>
+                <w:rFonts w:ascii="Arial" w:hAnsi="Arial"/>
+                <w:color w:val="2E5395"/>
+                <w:sz w:val="20"/>
+                <w:noProof/>
+              </w:rPr>
+              <w:t xml:space="preserve">16.6 Text Overlay Review</w:t>
+            </w:r>
+          </w:hyperlink>
+        </w:p>
+        <w:p>
+          <w:pPr>
+            <w:spacing w:before="0" w:after="80"/>
+            <w:ind w:left="360"/>
+          </w:pPr>
+          <w:hyperlink w:anchor="s16_7">
+            <w:r>
+              <w:rPr>
+                <w:rFonts w:ascii="Arial" w:hAnsi="Arial"/>
+                <w:color w:val="2E5395"/>
+                <w:sz w:val="20"/>
+                <w:noProof/>
+              </w:rPr>
+              <w:t xml:space="preserve">16.7 Cross-Document Analysis</w:t>
+            </w:r>
+          </w:hyperlink>
+        </w:p>
+        <w:p>
+          <w:pPr>
+            <w:spacing w:before="0" w:after="80"/>
+            <w:ind w:left="360"/>
+          </w:pPr>
+          <w:hyperlink w:anchor="s16_8">
+            <w:r>
+              <w:rPr>
+                <w:rFonts w:ascii="Arial" w:hAnsi="Arial"/>
+                <w:color w:val="2E5395"/>
+                <w:sz w:val="20"/>
+                <w:noProof/>
+              </w:rPr>
+              <w:t xml:space="preserve">16.8 EXIF and Comments Review</w:t>
+            </w:r>
+          </w:hyperlink>
+        </w:p>
+        <w:p>
+          <w:pPr>
+            <w:spacing w:before="0" w:after="80"/>
+            <w:ind w:left="360"/>
+          </w:pPr>
+          <w:hyperlink w:anchor="s16_9">
+            <w:r>
+              <w:rPr>
+                <w:rFonts w:ascii="Arial" w:hAnsi="Arial"/>
+                <w:color w:val="2E5395"/>
+                <w:sz w:val="20"/>
+                <w:noProof/>
+              </w:rPr>
+              <w:t xml:space="preserve">16.9 Document Findings</w:t>
+            </w:r>
+          </w:hyperlink>
+        </w:p>
+        <w:p>
+          <w:pPr>
+            <w:spacing w:before="0" w:after="120"/>
+          </w:pPr>
+          <w:hyperlink w:anchor="s17">
+            <w:r>
+              <w:rPr>
+                <w:rFonts w:ascii="Arial" w:hAnsi="Arial"/>
+                <w:b/>
+                <w:color w:val="1F3864"/>
+                <w:sz w:val="22"/>
+                <w:noProof/>
+              </w:rPr>
+              <w:t xml:space="preserve">17. SQLite Query Reference</w:t>
+            </w:r>
+          </w:hyperlink>
+        </w:p>
+        <w:p>
+          <w:pPr>
+            <w:spacing w:before="0" w:after="80"/>
+            <w:ind w:left="360"/>
+          </w:pPr>
+          <w:hyperlink w:anchor="s17_1">
+            <w:r>
+              <w:rPr>
+                <w:rFonts w:ascii="Arial" w:hAnsi="Arial"/>
+                <w:color w:val="2E5395"/>
+                <w:sz w:val="20"/>
+                <w:noProof/>
+              </w:rPr>
+              <w:t xml:space="preserve">17.1 Schema Overview</w:t>
+            </w:r>
+          </w:hyperlink>
+        </w:p>
+        <w:p>
+          <w:pPr>
+            <w:spacing w:before="0" w:after="80"/>
+            <w:ind w:left="360"/>
+          </w:pPr>
+          <w:hyperlink w:anchor="s17_2">
+            <w:r>
+              <w:rPr>
+                <w:rFonts w:ascii="Arial" w:hAnsi="Arial"/>
+                <w:color w:val="2E5395"/>
+                <w:sz w:val="20"/>
+                <w:noProof/>
+              </w:rPr>
+              <w:t xml:space="preserve">17.2 Queries</w:t>
             </w:r>
           </w:hyperlink>
         </w:p>
@@ -3825,7 +3910,7 @@
                 <w:sz w:val="20"/>
                 <w:szCs w:val="20"/>
               </w:rPr>
-              <w:t xml:space="preserve">Twenty report definitions (SQL, or Python for pivoted and grouped reports) and the report relationships used by the case index</w:t>
+              <w:t xml:space="preserve">Twenty-one report definitions (SQL, or Python for pivoted and grouped reports) and the report relationships used by the case index</w:t>
             </w:r>
           </w:p>
         </w:tc>
@@ -3890,6 +3975,70 @@
                 <w:szCs w:val="20"/>
               </w:rPr>
               <w:t xml:space="preserve">Overlay removal for the visual report: annotations by object reference, inline white boxes with their painted text, stream-aware text-over-text removal, and white-box component decomposition</w:t>
+            </w:r>
+          </w:p>
+        </w:tc>
+      </w:tr>
+      <w:tr>
+        <w:tc>
+          <w:tcPr>
+            <w:tcW w:type="dxa" w:w="2520"/>
+            <w:tcBorders>
+              <w:top w:val="single" w:color="CCCCCC" w:sz="1"/>
+              <w:left w:val="single" w:color="CCCCCC" w:sz="1"/>
+              <w:bottom w:val="single" w:color="CCCCCC" w:sz="1"/>
+              <w:right w:val="single" w:color="CCCCCC" w:sz="1"/>
+            </w:tcBorders>
+            <w:shd w:fill="FFFFFF" w:val="clear"/>
+            <w:tcMar>
+              <w:top w:type="dxa" w:w="80"/>
+              <w:left w:type="dxa" w:w="120"/>
+              <w:bottom w:type="dxa" w:w="80"/>
+              <w:right w:type="dxa" w:w="120"/>
+            </w:tcMar>
+          </w:tcPr>
+          <w:p>
+            <w:r>
+              <w:rPr>
+                <w:rFonts w:ascii="Arial" w:cs="Arial" w:eastAsia="Arial" w:hAnsi="Arial"/>
+                <w:b w:val="false"/>
+                <w:bCs w:val="false"/>
+                <w:color w:val="1A1A1A"/>
+                <w:sz w:val="20"/>
+                <w:szCs w:val="20"/>
+              </w:rPr>
+              <w:t xml:space="preserve">passwords.py</w:t>
+            </w:r>
+          </w:p>
+        </w:tc>
+        <w:tc>
+          <w:tcPr>
+            <w:tcW w:type="dxa" w:w="6840"/>
+            <w:tcBorders>
+              <w:top w:val="single" w:color="CCCCCC" w:sz="1"/>
+              <w:left w:val="single" w:color="CCCCCC" w:sz="1"/>
+              <w:bottom w:val="single" w:color="CCCCCC" w:sz="1"/>
+              <w:right w:val="single" w:color="CCCCCC" w:sz="1"/>
+            </w:tcBorders>
+            <w:shd w:fill="FFFFFF" w:val="clear"/>
+            <w:tcMar>
+              <w:top w:type="dxa" w:w="80"/>
+              <w:left w:type="dxa" w:w="120"/>
+              <w:bottom w:type="dxa" w:w="80"/>
+              <w:right w:type="dxa" w:w="120"/>
+            </w:tcMar>
+          </w:tcPr>
+          <w:p>
+            <w:r>
+              <w:rPr>
+                <w:rFonts w:ascii="Arial" w:cs="Arial" w:eastAsia="Arial" w:hAnsi="Arial"/>
+                <w:b w:val="false"/>
+                <w:bCs w:val="false"/>
+                <w:color w:val="1A1A1A"/>
+                <w:sz w:val="20"/>
+                <w:szCs w:val="20"/>
+              </w:rPr>
+              <w:t xml:space="preserve">Opening encrypted PDFs with a supplied password list (empty password, then known-good, then the list); never modifies a file</w:t>
             </w:r>
           </w:p>
         </w:tc>
@@ -18120,7 +18269,7 @@
         </w:pBdr>
         <w:spacing w:after="120" w:before="360"/>
       </w:pPr>
-      <w:bookmarkStart w:name="s10" w:id="43"/>
+      <w:bookmarkStart w:name="s10" w:id="950"/>
       <w:r>
         <w:rPr>
           <w:rFonts w:ascii="Arial" w:cs="Arial" w:eastAsia="Arial" w:hAnsi="Arial"/>
@@ -18130,7 +18279,403 @@
           <w:sz w:val="32"/>
           <w:szCs w:val="32"/>
         </w:rPr>
-        <w:t xml:space="preserve">10. Risk Scoring Model</w:t>
+        <w:t xml:space="preserve">10. Encrypted PDFs</w:t>
+      </w:r>
+      <w:bookmarkEnd w:id="950"/>
+    </w:p>
+    <w:p>
+      <w:pPr>
+        <w:spacing w:after="80" w:before="80"/>
+      </w:pPr>
+      <w:r>
+        <w:rPr>
+          <w:rFonts w:ascii="Arial" w:cs="Arial" w:eastAsia="Arial" w:hAnsi="Arial"/>
+          <w:color w:val="000000"/>
+          <w:sz w:val="22"/>
+          <w:szCs w:val="22"/>
+        </w:rPr>
+        <w:t xml:space="preserve">When a submitted PDF is password-encrypted, the application tries to open it so the document can be analysed, using passwords the examiner already holds. It is not a password cracker: it makes one attempt per supplied password, in a fixed order, and stops at the first that works. It does not generate, mutate or brute-force passwords. Nothing is written to the file and no PDF is modified; a file is only opened for reading (pdf_forensics/passwords.py).</w:t>
+      </w:r>
+    </w:p>
+    <w:p>
+      <w:pPr>
+        <w:pStyle w:val="Heading2"/>
+      </w:pPr>
+      <w:bookmarkStart w:name="s10_1" w:id="951"/>
+      <w:r>
+        <w:rPr>
+          <w:rFonts w:ascii="Arial" w:cs="Arial" w:eastAsia="Arial" w:hAnsi="Arial"/>
+        </w:rPr>
+        <w:t xml:space="preserve">10.1 Encryption and the Empty Password</w:t>
+      </w:r>
+      <w:bookmarkEnd w:id="951"/>
+    </w:p>
+    <w:p>
+      <w:pPr>
+        <w:spacing w:after="80" w:before="80"/>
+      </w:pPr>
+      <w:r>
+        <w:rPr>
+          <w:rFonts w:ascii="Arial" w:cs="Arial" w:eastAsia="Arial" w:hAnsi="Arial"/>
+          <w:color w:val="000000"/>
+          <w:sz w:val="22"/>
+          <w:szCs w:val="22"/>
+        </w:rPr>
+        <w:t xml:space="preserve">A PDF’s /Encrypt dictionary can require a password to open the file (a user password) or only to change permissions (an owner password, with an empty user password). A “permissions-only” file opens with the empty password; a genuinely locked file does not. The application detects encryption from the /Encrypt dictionary even when the file opens with the empty password, so permissions-only files are recorded and reported rather than treated as unencrypted. The encryption scheme (RC4-40/128, AES-128, AES-256) is read from /Encrypt’s /V and /R, which are not themselves encrypted; for a locked file the scheme may be unavailable because pikepdf will not open the file at all without the password.</w:t>
+      </w:r>
+    </w:p>
+    <w:p>
+      <w:pPr>
+        <w:pStyle w:val="Heading2"/>
+      </w:pPr>
+      <w:bookmarkStart w:name="s10_2" w:id="952"/>
+      <w:r>
+        <w:rPr>
+          <w:rFonts w:ascii="Arial" w:cs="Arial" w:eastAsia="Arial" w:hAnsi="Arial"/>
+        </w:rPr>
+        <w:t xml:space="preserve">10.2 Order of Attempts</w:t>
+      </w:r>
+      <w:bookmarkEnd w:id="952"/>
+    </w:p>
+    <w:p>
+      <w:pPr>
+        <w:spacing w:after="80" w:before="80"/>
+      </w:pPr>
+      <w:r>
+        <w:rPr>
+          <w:rFonts w:ascii="Arial" w:cs="Arial" w:eastAsia="Arial" w:hAnsi="Arial"/>
+          <w:color w:val="000000"/>
+          <w:sz w:val="22"/>
+          <w:szCs w:val="22"/>
+        </w:rPr>
+        <w:t xml:space="preserve">The examiner supplies a text file of candidate passwords. For each file the order is:</w:t>
+      </w:r>
+    </w:p>
+    <w:p>
+      <w:pPr>
+        <w:pStyle w:val="ListParagraph"/>
+        <w:numPr>
+          <w:ilvl w:val="0"/>
+          <w:numId w:val="2"/>
+        </w:numPr>
+        <w:spacing w:after="60" w:before="60"/>
+      </w:pPr>
+      <w:r>
+        <w:rPr>
+          <w:rFonts w:ascii="Arial" w:cs="Arial" w:eastAsia="Arial" w:hAnsi="Arial"/>
+          <w:color w:val="000000"/>
+          <w:sz w:val="22"/>
+          <w:szCs w:val="22"/>
+        </w:rPr>
+        <w:t xml:space="preserve">the empty password, which opens permissions-only files at no list cost;</w:t>
+      </w:r>
+    </w:p>
+    <w:p>
+      <w:pPr>
+        <w:pStyle w:val="ListParagraph"/>
+        <w:numPr>
+          <w:ilvl w:val="0"/>
+          <w:numId w:val="2"/>
+        </w:numPr>
+        <w:spacing w:after="60" w:before="60"/>
+      </w:pPr>
+      <w:r>
+        <w:rPr>
+          <w:rFonts w:ascii="Arial" w:cs="Arial" w:eastAsia="Arial" w:hAnsi="Arial"/>
+          <w:color w:val="000000"/>
+          <w:sz w:val="22"/>
+          <w:szCs w:val="22"/>
+        </w:rPr>
+        <w:t xml:space="preserve">passwords already found to work in this run, most-recently-successful first, because custodians commonly reuse one password across many files;</w:t>
+      </w:r>
+    </w:p>
+    <w:p>
+      <w:pPr>
+        <w:pStyle w:val="ListParagraph"/>
+        <w:numPr>
+          <w:ilvl w:val="0"/>
+          <w:numId w:val="2"/>
+        </w:numPr>
+        <w:spacing w:after="60" w:before="60"/>
+      </w:pPr>
+      <w:r>
+        <w:rPr>
+          <w:rFonts w:ascii="Arial" w:cs="Arial" w:eastAsia="Arial" w:hAnsi="Arial"/>
+          <w:color w:val="000000"/>
+          <w:sz w:val="22"/>
+          <w:szCs w:val="22"/>
+        </w:rPr>
+        <w:t xml:space="preserve">the remaining supplied passwords, in the order given in the file.</w:t>
+      </w:r>
+    </w:p>
+    <w:p>
+      <w:pPr>
+        <w:spacing w:after="80" w:before="80"/>
+      </w:pPr>
+      <w:r>
+        <w:rPr>
+          <w:rFonts w:ascii="Arial" w:cs="Arial" w:eastAsia="Arial" w:hAnsi="Arial"/>
+          <w:b/>
+          <w:bCs/>
+          <w:color w:val="000000"/>
+          <w:sz w:val="22"/>
+          <w:szCs w:val="22"/>
+        </w:rPr>
+        <w:t xml:space="preserve">Promotion. </w:t>
+      </w:r>
+      <w:r>
+        <w:rPr>
+          <w:rFonts w:ascii="Arial" w:cs="Arial" w:eastAsia="Arial" w:hAnsi="Arial"/>
+          <w:color w:val="000000"/>
+          <w:sz w:val="22"/>
+          <w:szCs w:val="22"/>
+        </w:rPr>
+        <w:t xml:space="preserve">A password that opens a file is promoted to the front of the known-good list for the files that follow, so a shared password is usually found on the first attempt after the first file. One PasswordManager instance is shared across the whole batch so this carries forward. A soft limit of 1,000 passwords brings a warning but is not enforced; AES-256 is deliberately slow to verify, so large lists cost more against AES-256 files than older schemes.</w:t>
+      </w:r>
+    </w:p>
+    <w:p>
+      <w:pPr>
+        <w:spacing w:after="80" w:before="80"/>
+      </w:pPr>
+      <w:r>
+        <w:rPr>
+          <w:rFonts w:ascii="Arial" w:cs="Arial" w:eastAsia="Arial" w:hAnsi="Arial"/>
+          <w:b/>
+          <w:bCs/>
+          <w:color w:val="000000"/>
+          <w:sz w:val="22"/>
+          <w:szCs w:val="22"/>
+        </w:rPr>
+        <w:t xml:space="preserve">List format. </w:t>
+      </w:r>
+      <w:r>
+        <w:rPr>
+          <w:rFonts w:ascii="Arial" w:cs="Arial" w:eastAsia="Arial" w:hAnsi="Arial"/>
+          <w:color w:val="000000"/>
+          <w:sz w:val="22"/>
+          <w:szCs w:val="22"/>
+        </w:rPr>
+        <w:t xml:space="preserve">Passwords are read exactly as written apart from the trailing line break, so leading and trailing spaces and a leading # are part of the password and there are no comment lines. The file is decoded as UTF-8, UTF-16 or the Windows legacy encoding, detected from its bytes. Duplicates are de-duplicated but order is preserved (read_password_list).</w:t>
+      </w:r>
+    </w:p>
+    <w:p>
+      <w:pPr>
+        <w:pStyle w:val="Heading2"/>
+      </w:pPr>
+      <w:bookmarkStart w:name="s10_3" w:id="953"/>
+      <w:r>
+        <w:rPr>
+          <w:rFonts w:ascii="Arial" w:cs="Arial" w:eastAsia="Arial" w:hAnsi="Arial"/>
+        </w:rPr>
+        <w:t xml:space="preserve">10.3 Outcomes and the Record</w:t>
+      </w:r>
+      <w:bookmarkEnd w:id="953"/>
+    </w:p>
+    <w:p>
+      <w:pPr>
+        <w:spacing w:after="80" w:before="80"/>
+      </w:pPr>
+      <w:r>
+        <w:rPr>
+          <w:rFonts w:ascii="Arial" w:cs="Arial" w:eastAsia="Arial" w:hAnsi="Arial"/>
+          <w:color w:val="000000"/>
+          <w:sz w:val="22"/>
+          <w:szCs w:val="22"/>
+        </w:rPr>
+        <w:t xml:space="preserve">Each submitted file has one of these outcomes, recorded in the encryption table and shown in the Encrypted Files report:</w:t>
+      </w:r>
+    </w:p>
+    <w:p>
+      <w:pPr>
+        <w:pStyle w:val="ListParagraph"/>
+        <w:numPr>
+          <w:ilvl w:val="0"/>
+          <w:numId w:val="2"/>
+        </w:numPr>
+        <w:spacing w:after="60" w:before="60"/>
+      </w:pPr>
+      <w:r>
+        <w:rPr>
+          <w:rFonts w:ascii="Arial" w:cs="Arial" w:eastAsia="Arial" w:hAnsi="Arial"/>
+          <w:color w:val="000000"/>
+          <w:sz w:val="22"/>
+          <w:szCs w:val="22"/>
+        </w:rPr>
+        <w:t xml:space="preserve">not encrypted (not listed in the report);</w:t>
+      </w:r>
+    </w:p>
+    <w:p>
+      <w:pPr>
+        <w:pStyle w:val="ListParagraph"/>
+        <w:numPr>
+          <w:ilvl w:val="0"/>
+          <w:numId w:val="2"/>
+        </w:numPr>
+        <w:spacing w:after="60" w:before="60"/>
+      </w:pPr>
+      <w:r>
+        <w:rPr>
+          <w:rFonts w:ascii="Arial" w:cs="Arial" w:eastAsia="Arial" w:hAnsi="Arial"/>
+          <w:color w:val="000000"/>
+          <w:sz w:val="22"/>
+          <w:szCs w:val="22"/>
+        </w:rPr>
+        <w:t xml:space="preserve">opened with no password (permissions-only encryption);</w:t>
+      </w:r>
+    </w:p>
+    <w:p>
+      <w:pPr>
+        <w:pStyle w:val="ListParagraph"/>
+        <w:numPr>
+          <w:ilvl w:val="0"/>
+          <w:numId w:val="2"/>
+        </w:numPr>
+        <w:spacing w:after="60" w:before="60"/>
+      </w:pPr>
+      <w:r>
+        <w:rPr>
+          <w:rFonts w:ascii="Arial" w:cs="Arial" w:eastAsia="Arial" w:hAnsi="Arial"/>
+          <w:color w:val="000000"/>
+          <w:sz w:val="22"/>
+          <w:szCs w:val="22"/>
+        </w:rPr>
+        <w:t xml:space="preserve">opened with a supplied password: the password is stored and shown verbatim, as part of the forensic record and the repeatable procedure;</w:t>
+      </w:r>
+    </w:p>
+    <w:p>
+      <w:pPr>
+        <w:pStyle w:val="ListParagraph"/>
+        <w:numPr>
+          <w:ilvl w:val="0"/>
+          <w:numId w:val="2"/>
+        </w:numPr>
+        <w:spacing w:after="60" w:before="60"/>
+      </w:pPr>
+      <w:r>
+        <w:rPr>
+          <w:rFonts w:ascii="Arial" w:cs="Arial" w:eastAsia="Arial" w:hAnsi="Arial"/>
+          <w:color w:val="000000"/>
+          <w:sz w:val="22"/>
+          <w:szCs w:val="22"/>
+        </w:rPr>
+        <w:t xml:space="preserve">not opened because no supplied password worked (the number tried is recorded);</w:t>
+      </w:r>
+    </w:p>
+    <w:p>
+      <w:pPr>
+        <w:pStyle w:val="ListParagraph"/>
+        <w:numPr>
+          <w:ilvl w:val="0"/>
+          <w:numId w:val="2"/>
+        </w:numPr>
+        <w:spacing w:after="60" w:before="60"/>
+      </w:pPr>
+      <w:r>
+        <w:rPr>
+          <w:rFonts w:ascii="Arial" w:cs="Arial" w:eastAsia="Arial" w:hAnsi="Arial"/>
+          <w:color w:val="000000"/>
+          <w:sz w:val="22"/>
+          <w:szCs w:val="22"/>
+        </w:rPr>
+        <w:t xml:space="preserve">not opened because no password list was supplied, distinguished from the previous case so a reviewer can tell the file was never attempted against a list.</w:t>
+      </w:r>
+    </w:p>
+    <w:p>
+      <w:pPr>
+        <w:spacing w:after="80" w:before="80"/>
+      </w:pPr>
+      <w:r>
+        <w:rPr>
+          <w:rFonts w:ascii="Arial" w:cs="Arial" w:eastAsia="Arial" w:hAnsi="Arial"/>
+          <w:b/>
+          <w:bCs/>
+          <w:color w:val="000000"/>
+          <w:sz w:val="22"/>
+          <w:szCs w:val="22"/>
+        </w:rPr>
+        <w:t xml:space="preserve">Locked files. </w:t>
+      </w:r>
+      <w:r>
+        <w:rPr>
+          <w:rFonts w:ascii="Arial" w:cs="Arial" w:eastAsia="Arial" w:hAnsi="Arial"/>
+          <w:color w:val="000000"/>
+          <w:sz w:val="22"/>
+          <w:szCs w:val="22"/>
+        </w:rPr>
+        <w:t xml:space="preserve">A locked file that cannot be opened is recorded, noted in the session log, counted as an encrypted_unopened submission (so it is accounted for), and not analysed. A file that is opened is analysed normally, and its encryption record is linked to its analysis. The engine always runs this step, so outcomes are recorded whether or not a list was supplied (passwords.resolve_file_password).</w:t>
+      </w:r>
+    </w:p>
+    <w:p>
+      <w:pPr>
+        <w:pStyle w:val="Heading2"/>
+      </w:pPr>
+      <w:bookmarkStart w:name="s10_4" w:id="954"/>
+      <w:r>
+        <w:rPr>
+          <w:rFonts w:ascii="Arial" w:cs="Arial" w:eastAsia="Arial" w:hAnsi="Arial"/>
+        </w:rPr>
+        <w:t xml:space="preserve">10.4 Workflow</w:t>
+      </w:r>
+      <w:bookmarkEnd w:id="954"/>
+    </w:p>
+    <w:p>
+      <w:pPr>
+        <w:spacing w:after="80" w:before="80"/>
+      </w:pPr>
+      <w:r>
+        <w:rPr>
+          <w:rFonts w:ascii="Arial" w:cs="Arial" w:eastAsia="Arial" w:hAnsi="Arial"/>
+          <w:color w:val="000000"/>
+          <w:sz w:val="22"/>
+          <w:szCs w:val="22"/>
+        </w:rPr>
+        <w:t xml:space="preserve">A password list is optional at the start of a run. If encrypted files are met and no list was supplied, or the supplied list did not open them, those files are set aside and the run continues to the end; the application then offers to try a password list on just those files, so a large unattended batch is never left waiting mid-run. On the command line, which cannot prompt, locked files are recorded as “no list supplied” and the run ends with a note to re-run with --password-list.</w:t>
+      </w:r>
+    </w:p>
+    <w:p>
+      <w:pPr>
+        <w:spacing w:after="80" w:before="80"/>
+      </w:pPr>
+      <w:r>
+        <w:rPr>
+          <w:rFonts w:ascii="Arial" w:cs="Arial" w:eastAsia="Arial" w:hAnsi="Arial"/>
+          <w:b/>
+          <w:bCs/>
+          <w:color w:val="000000"/>
+          <w:sz w:val="22"/>
+          <w:szCs w:val="22"/>
+        </w:rPr>
+        <w:t xml:space="preserve">Handling. </w:t>
+      </w:r>
+      <w:r>
+        <w:rPr>
+          <w:rFonts w:ascii="Arial" w:cs="Arial" w:eastAsia="Arial" w:hAnsi="Arial"/>
+          <w:color w:val="000000"/>
+          <w:sz w:val="22"/>
+          <w:szCs w:val="22"/>
+        </w:rPr>
+        <w:t xml:space="preserve">The Encrypted Files report contains passwords. Its header carries a visible caution, and it should be handled and shared with the same care as the password list itself. The application does not store the password list or keep it between cases; it is chosen each run and nothing about it other than its path, MD5 and the successful passwords is written to the case record.</w:t>
+      </w:r>
+    </w:p>
+    <w:p>
+      <w:pPr>
+        <w:pStyle w:val="Heading1"/>
+        <w:pBdr>
+          <w:bottom w:val="single" w:color="2E75B6" w:sz="6" w:space="4"/>
+        </w:pBdr>
+        <w:spacing w:after="120" w:before="360"/>
+      </w:pPr>
+      <w:bookmarkStart w:name="s11" w:id="43"/>
+      <w:r>
+        <w:rPr>
+          <w:rFonts w:ascii="Arial" w:cs="Arial" w:eastAsia="Arial" w:hAnsi="Arial"/>
+          <w:b/>
+          <w:bCs/>
+          <w:color w:val="1F3864"/>
+          <w:sz w:val="32"/>
+          <w:szCs w:val="32"/>
+        </w:rPr>
+        <w:t xml:space="preserve">11. Risk Scoring Model</w:t>
       </w:r>
       <w:bookmarkEnd w:id="43"/>
     </w:p>
@@ -18161,7 +18706,7 @@
         <w:pStyle w:val="Heading2"/>
         <w:spacing w:after="80" w:before="240"/>
       </w:pPr>
-      <w:bookmarkStart w:name="s10_1" w:id="44"/>
+      <w:bookmarkStart w:name="s11_1" w:id="44"/>
       <w:r>
         <w:rPr>
           <w:rFonts w:ascii="Arial" w:cs="Arial" w:eastAsia="Arial" w:hAnsi="Arial"/>
@@ -18171,7 +18716,7 @@
           <w:sz w:val="26"/>
           <w:szCs w:val="26"/>
         </w:rPr>
-        <w:t xml:space="preserve">10.1 Scoring Weights</w:t>
+        <w:t xml:space="preserve">11.1 Scoring Weights</w:t>
       </w:r>
       <w:bookmarkEnd w:id="44"/>
     </w:p>
@@ -19251,7 +19796,7 @@
         <w:pStyle w:val="Heading2"/>
         <w:spacing w:after="80" w:before="240"/>
       </w:pPr>
-      <w:bookmarkStart w:name="s10_2" w:id="45"/>
+      <w:bookmarkStart w:name="s11_2" w:id="45"/>
       <w:r>
         <w:rPr>
           <w:rFonts w:ascii="Arial" w:cs="Arial" w:eastAsia="Arial" w:hAnsi="Arial"/>
@@ -19261,7 +19806,7 @@
           <w:sz w:val="26"/>
           <w:szCs w:val="26"/>
         </w:rPr>
-        <w:t xml:space="preserve">10.2 Score Interpretation</w:t>
+        <w:t xml:space="preserve">11.2 Score Interpretation</w:t>
       </w:r>
       <w:bookmarkEnd w:id="45"/>
     </w:p>
@@ -21143,7 +21688,7 @@
         </w:pBdr>
         <w:spacing w:after="120" w:before="360"/>
       </w:pPr>
-      <w:bookmarkStart w:name="s11" w:id="46"/>
+      <w:bookmarkStart w:name="s12" w:id="46"/>
       <w:r>
         <w:rPr>
           <w:rFonts w:ascii="Arial" w:cs="Arial" w:eastAsia="Arial" w:hAnsi="Arial"/>
@@ -21153,7 +21698,7 @@
           <w:sz w:val="32"/>
           <w:szCs w:val="32"/>
         </w:rPr>
-        <w:t xml:space="preserve">11. Known False Positive Catalogue</w:t>
+        <w:t xml:space="preserve">12. Known False Positive Catalogue</w:t>
       </w:r>
       <w:bookmarkEnd w:id="46"/>
     </w:p>
@@ -22291,7 +22836,7 @@
         </w:pBdr>
         <w:spacing w:after="120" w:before="360"/>
       </w:pPr>
-      <w:bookmarkStart w:name="s12" w:id="47"/>
+      <w:bookmarkStart w:name="s13" w:id="47"/>
       <w:r>
         <w:rPr>
           <w:rFonts w:ascii="Arial" w:cs="Arial" w:eastAsia="Arial" w:hAnsi="Arial"/>
@@ -22301,7 +22846,7 @@
           <w:sz w:val="32"/>
           <w:szCs w:val="32"/>
         </w:rPr>
-        <w:t xml:space="preserve">12. Counter-Verification Procedures</w:t>
+        <w:t xml:space="preserve">13. Counter-Verification Procedures</w:t>
       </w:r>
       <w:bookmarkEnd w:id="47"/>
     </w:p>
@@ -22332,7 +22877,7 @@
         <w:pStyle w:val="Heading2"/>
         <w:spacing w:after="80" w:before="240"/>
       </w:pPr>
-      <w:bookmarkStart w:name="s12_1" w:id="48"/>
+      <w:bookmarkStart w:name="s13_1" w:id="48"/>
       <w:r>
         <w:rPr>
           <w:rFonts w:ascii="Arial" w:cs="Arial" w:eastAsia="Arial" w:hAnsi="Arial"/>
@@ -22342,7 +22887,7 @@
           <w:sz w:val="26"/>
           <w:szCs w:val="26"/>
         </w:rPr>
-        <w:t xml:space="preserve">12.1 Tool Reference</w:t>
+        <w:t xml:space="preserve">13.1 Tool Reference</w:t>
       </w:r>
       <w:bookmarkEnd w:id="48"/>
     </w:p>
@@ -22735,7 +23280,7 @@
         <w:pStyle w:val="Heading2"/>
         <w:spacing w:after="80" w:before="240"/>
       </w:pPr>
-      <w:bookmarkStart w:name="s12_2" w:id="49"/>
+      <w:bookmarkStart w:name="s13_2" w:id="49"/>
       <w:r>
         <w:rPr>
           <w:rFonts w:ascii="Arial" w:cs="Arial" w:eastAsia="Arial" w:hAnsi="Arial"/>
@@ -22745,7 +23290,7 @@
           <w:sz w:val="26"/>
           <w:szCs w:val="26"/>
         </w:rPr>
-        <w:t xml:space="preserve">12.2 Verifying BBOX_CROP (qpdf)</w:t>
+        <w:t xml:space="preserve">13.2 Verifying BBOX_CROP (qpdf)</w:t>
       </w:r>
       <w:bookmarkEnd w:id="49"/>
     </w:p>
@@ -22846,7 +23391,7 @@
         <w:pStyle w:val="Heading2"/>
         <w:spacing w:after="80" w:before="240"/>
       </w:pPr>
-      <w:bookmarkStart w:name="s12_3" w:id="50"/>
+      <w:bookmarkStart w:name="s13_3" w:id="50"/>
       <w:r>
         <w:rPr>
           <w:rFonts w:ascii="Arial" w:cs="Arial" w:eastAsia="Arial" w:hAnsi="Arial"/>
@@ -22856,7 +23401,7 @@
           <w:sz w:val="26"/>
           <w:szCs w:val="26"/>
         </w:rPr>
-        <w:t xml:space="preserve">12.3 Verifying TEXT_OVERLAY Annotation (peepdf3)</w:t>
+        <w:t xml:space="preserve">13.3 Verifying TEXT_OVERLAY Annotation (peepdf3)</w:t>
       </w:r>
       <w:bookmarkEnd w:id="50"/>
     </w:p>
@@ -23049,7 +23594,7 @@
         <w:pStyle w:val="Heading2"/>
         <w:spacing w:after="80" w:before="240"/>
       </w:pPr>
-      <w:bookmarkStart w:name="s12_4" w:id="51"/>
+      <w:bookmarkStart w:name="s13_4" w:id="51"/>
       <w:r>
         <w:rPr>
           <w:rFonts w:ascii="Arial" w:cs="Arial" w:eastAsia="Arial" w:hAnsi="Arial"/>
@@ -23059,7 +23604,7 @@
           <w:sz w:val="26"/>
           <w:szCs w:val="26"/>
         </w:rPr>
-        <w:t xml:space="preserve">12.4 Verifying Content-Stream Text Overlay (mutool)</w:t>
+        <w:t xml:space="preserve">13.4 Verifying Content-Stream Text Overlay (mutool)</w:t>
       </w:r>
       <w:bookmarkEnd w:id="51"/>
     </w:p>
@@ -23200,7 +23745,7 @@
         <w:pStyle w:val="Heading2"/>
         <w:spacing w:after="80" w:before="240"/>
       </w:pPr>
-      <w:bookmarkStart w:name="s12_5" w:id="52"/>
+      <w:bookmarkStart w:name="s13_5" w:id="52"/>
       <w:r>
         <w:rPr>
           <w:rFonts w:ascii="Arial" w:cs="Arial" w:eastAsia="Arial" w:hAnsi="Arial"/>
@@ -23210,7 +23755,7 @@
           <w:sz w:val="26"/>
           <w:szCs w:val="26"/>
         </w:rPr>
-        <w:t xml:space="preserve">12.5 Extracting Hidden Images (mutool)</w:t>
+        <w:t xml:space="preserve">13.5 Extracting Hidden Images (mutool)</w:t>
       </w:r>
       <w:bookmarkEnd w:id="52"/>
     </w:p>
@@ -23319,7 +23864,7 @@
         <w:pStyle w:val="Heading2"/>
         <w:spacing w:after="80" w:before="240"/>
       </w:pPr>
-      <w:bookmarkStart w:name="s12_6" w:id="53"/>
+      <w:bookmarkStart w:name="s13_6" w:id="53"/>
       <w:r>
         <w:rPr>
           <w:rFonts w:ascii="Arial" w:cs="Arial" w:eastAsia="Arial" w:hAnsi="Arial"/>
@@ -23329,7 +23874,7 @@
           <w:sz w:val="26"/>
           <w:szCs w:val="26"/>
         </w:rPr>
-        <w:t xml:space="preserve">12.6 Verifying Incremental Updates (hex editor)</w:t>
+        <w:t xml:space="preserve">13.6 Verifying Incremental Updates (hex editor)</w:t>
       </w:r>
       <w:bookmarkEnd w:id="53"/>
     </w:p>
@@ -23462,7 +24007,7 @@
         </w:pBdr>
         <w:spacing w:after="120" w:before="360"/>
       </w:pPr>
-      <w:bookmarkStart w:name="s13" w:id="54"/>
+      <w:bookmarkStart w:name="s14" w:id="54"/>
       <w:r>
         <w:rPr>
           <w:rFonts w:ascii="Arial" w:cs="Arial" w:eastAsia="Arial" w:hAnsi="Arial"/>
@@ -23472,7 +24017,7 @@
           <w:sz w:val="32"/>
           <w:szCs w:val="32"/>
         </w:rPr>
-        <w:t xml:space="preserve">13. Chain of Custody and Evidential Admissibility</w:t>
+        <w:t xml:space="preserve">14. Chain of Custody and Evidential Admissibility</w:t>
       </w:r>
       <w:bookmarkEnd w:id="54"/>
     </w:p>
@@ -23591,7 +24136,7 @@
         <w:pStyle w:val="Heading2"/>
         <w:spacing w:after="80" w:before="240"/>
       </w:pPr>
-      <w:bookmarkStart w:name="s13_1" w:id="55"/>
+      <w:bookmarkStart w:name="s14_1" w:id="55"/>
       <w:r>
         <w:rPr>
           <w:rFonts w:ascii="Arial" w:cs="Arial" w:eastAsia="Arial" w:hAnsi="Arial"/>
@@ -23601,7 +24146,7 @@
           <w:sz w:val="26"/>
           <w:szCs w:val="26"/>
         </w:rPr>
-        <w:t xml:space="preserve">13.1 What the Application Records Automatically</w:t>
+        <w:t xml:space="preserve">14.1 What the Application Records Automatically</w:t>
       </w:r>
       <w:bookmarkEnd w:id="55"/>
     </w:p>
@@ -23744,6 +24289,36 @@
           <w:ilvl w:val="0"/>
           <w:numId w:val="2"/>
         </w:numPr>
+        <w:spacing w:after="60" w:before="60"/>
+      </w:pPr>
+      <w:r>
+        <w:rPr>
+          <w:rFonts w:ascii="Arial" w:cs="Arial" w:eastAsia="Arial" w:hAnsi="Arial"/>
+          <w:b/>
+          <w:bCs/>
+          <w:color w:val="000000"/>
+          <w:sz w:val="22"/>
+          <w:szCs w:val="22"/>
+        </w:rPr>
+        <w:t xml:space="preserve">Encrypted PDFs: </w:t>
+      </w:r>
+      <w:r>
+        <w:rPr>
+          <w:rFonts w:ascii="Arial" w:cs="Arial" w:eastAsia="Arial" w:hAnsi="Arial"/>
+          <w:color w:val="000000"/>
+          <w:sz w:val="22"/>
+          <w:szCs w:val="22"/>
+        </w:rPr>
+        <w:t xml:space="preserve">for each encrypted PDF, whether it was opened (and with the empty password or a supplied password), or not, and the password that worked, in the encryption table and the Encrypted Files report. The password list itself is not stored; only its path and MD5 are logged. The successful password is recorded, as part of the evidence and the repeatable procedure.</w:t>
+      </w:r>
+    </w:p>
+    <w:p>
+      <w:pPr>
+        <w:pStyle w:val="ListParagraph"/>
+        <w:numPr>
+          <w:ilvl w:val="0"/>
+          <w:numId w:val="2"/>
+        </w:numPr>
       </w:pPr>
       <w:r>
         <w:rPr>
@@ -23944,7 +24519,7 @@
         <w:pStyle w:val="Heading2"/>
         <w:spacing w:after="80" w:before="240"/>
       </w:pPr>
-      <w:bookmarkStart w:name="s13_2" w:id="56"/>
+      <w:bookmarkStart w:name="s14_2" w:id="56"/>
       <w:r>
         <w:rPr>
           <w:rFonts w:ascii="Arial" w:cs="Arial" w:eastAsia="Arial" w:hAnsi="Arial"/>
@@ -23954,7 +24529,7 @@
           <w:sz w:val="26"/>
           <w:szCs w:val="26"/>
         </w:rPr>
-        <w:t xml:space="preserve">13.2 Examiner Responsibilities</w:t>
+        <w:t xml:space="preserve">14.2 Examiner Responsibilities</w:t>
       </w:r>
       <w:bookmarkEnd w:id="56"/>
     </w:p>
@@ -24093,7 +24668,7 @@
         <w:pStyle w:val="Heading2"/>
         <w:spacing w:after="80" w:before="240"/>
       </w:pPr>
-      <w:bookmarkStart w:name="s13_3" w:id="57"/>
+      <w:bookmarkStart w:name="s14_3" w:id="57"/>
       <w:r>
         <w:rPr>
           <w:rFonts w:ascii="Arial" w:cs="Arial" w:eastAsia="Arial" w:hAnsi="Arial"/>
@@ -24103,7 +24678,7 @@
           <w:sz w:val="26"/>
           <w:szCs w:val="26"/>
         </w:rPr>
-        <w:t xml:space="preserve">13.3 Report Admissibility Considerations</w:t>
+        <w:t xml:space="preserve">14.3 Report Admissibility Considerations</w:t>
       </w:r>
       <w:bookmarkEnd w:id="57"/>
     </w:p>
@@ -24502,7 +25077,7 @@
                 <w:sz w:val="20"/>
                 <w:szCs w:val="20"/>
               </w:rPr>
-              <w:t xml:space="preserve">Where required by jurisdiction or court, the application's detection logic can be validated against the counter-verification procedures in Chapter 12, which use independent open-source tools.</w:t>
+              <w:t xml:space="preserve">Where required by jurisdiction or court, the application's detection logic can be validated against the counter-verification procedures in Chapter 13, which use independent open-source tools.</w:t>
             </w:r>
           </w:p>
         </w:tc>
@@ -24529,7 +25104,7 @@
         </w:pBdr>
         <w:spacing w:after="120" w:before="360"/>
       </w:pPr>
-      <w:bookmarkStart w:name="s14" w:id="58"/>
+      <w:bookmarkStart w:name="s15" w:id="58"/>
       <w:r>
         <w:rPr>
           <w:rFonts w:ascii="Arial" w:cs="Arial" w:eastAsia="Arial" w:hAnsi="Arial"/>
@@ -24539,7 +25114,7 @@
           <w:sz w:val="32"/>
           <w:szCs w:val="32"/>
         </w:rPr>
-        <w:t xml:space="preserve">14. Limitations and Scope Boundaries</w:t>
+        <w:t xml:space="preserve">15. Limitations and Scope Boundaries</w:t>
       </w:r>
       <w:bookmarkEnd w:id="58"/>
     </w:p>
@@ -24570,7 +25145,7 @@
         <w:pStyle w:val="Heading2"/>
         <w:spacing w:after="80" w:before="240"/>
       </w:pPr>
-      <w:bookmarkStart w:name="s14_1" w:id="59"/>
+      <w:bookmarkStart w:name="s15_1" w:id="59"/>
       <w:r>
         <w:rPr>
           <w:rFonts w:ascii="Arial" w:cs="Arial" w:eastAsia="Arial" w:hAnsi="Arial"/>
@@ -24580,7 +25155,7 @@
           <w:sz w:val="26"/>
           <w:szCs w:val="26"/>
         </w:rPr>
-        <w:t xml:space="preserve">14.1 What the Application Does Not Detect</w:t>
+        <w:t xml:space="preserve">15.1 What the Application Does Not Detect</w:t>
       </w:r>
       <w:bookmarkEnd w:id="59"/>
     </w:p>
@@ -25126,7 +25701,7 @@
         <w:pStyle w:val="Heading2"/>
         <w:spacing w:after="80" w:before="240"/>
       </w:pPr>
-      <w:bookmarkStart w:name="s14_2" w:id="60"/>
+      <w:bookmarkStart w:name="s15_2" w:id="60"/>
       <w:r>
         <w:rPr>
           <w:rFonts w:ascii="Arial" w:cs="Arial" w:eastAsia="Arial" w:hAnsi="Arial"/>
@@ -25136,7 +25711,7 @@
           <w:sz w:val="26"/>
           <w:szCs w:val="26"/>
         </w:rPr>
-        <w:t xml:space="preserve">14.2 Known Library Constraints</w:t>
+        <w:t xml:space="preserve">15.2 Known Library Constraints</w:t>
       </w:r>
       <w:bookmarkEnd w:id="60"/>
     </w:p>
@@ -25248,7 +25823,7 @@
         </w:pBdr>
         <w:spacing w:after="120" w:before="360"/>
       </w:pPr>
-      <w:bookmarkStart w:name="s15" w:id="61"/>
+      <w:bookmarkStart w:name="s16" w:id="61"/>
       <w:r>
         <w:rPr>
           <w:rFonts w:ascii="Arial" w:cs="Arial" w:eastAsia="Arial" w:hAnsi="Arial"/>
@@ -25258,7 +25833,7 @@
           <w:sz w:val="32"/>
           <w:szCs w:val="32"/>
         </w:rPr>
-        <w:t xml:space="preserve">15. Investigator Quick-Start Decision Tree</w:t>
+        <w:t xml:space="preserve">16. Investigator Quick-Start Decision Tree</w:t>
       </w:r>
       <w:bookmarkEnd w:id="61"/>
     </w:p>
@@ -25289,7 +25864,7 @@
         <w:pStyle w:val="Heading2"/>
         <w:spacing w:after="80" w:before="240"/>
       </w:pPr>
-      <w:bookmarkStart w:name="s15_1" w:id="62"/>
+      <w:bookmarkStart w:name="s16_1" w:id="62"/>
       <w:r>
         <w:rPr>
           <w:rFonts w:ascii="Arial" w:cs="Arial" w:eastAsia="Arial" w:hAnsi="Arial"/>
@@ -25299,7 +25874,7 @@
           <w:sz w:val="26"/>
           <w:szCs w:val="26"/>
         </w:rPr>
-        <w:t>15.1 Pre-Analysis: Hash and Record Source Files</w:t>
+        <w:t>16.1 Pre-Analysis: Hash and Record Source Files</w:t>
       </w:r>
       <w:bookmarkEnd w:id="62"/>
     </w:p>
@@ -25370,7 +25945,7 @@
         <w:pStyle w:val="Heading2"/>
         <w:spacing w:after="80" w:before="240"/>
       </w:pPr>
-      <w:bookmarkStart w:name="s15_2" w:id="63"/>
+      <w:bookmarkStart w:name="s16_2" w:id="63"/>
       <w:r>
         <w:rPr>
           <w:rFonts w:ascii="Arial" w:cs="Arial" w:eastAsia="Arial" w:hAnsi="Arial"/>
@@ -25380,7 +25955,7 @@
           <w:sz w:val="26"/>
           <w:szCs w:val="26"/>
         </w:rPr>
-        <w:t>15.2 Run Analysis with Default Options</w:t>
+        <w:t>16.2 Run Analysis with Default Options</w:t>
       </w:r>
       <w:bookmarkEnd w:id="63"/>
     </w:p>
@@ -25451,7 +26026,7 @@
         <w:pStyle w:val="Heading2"/>
         <w:spacing w:after="80" w:before="240"/>
       </w:pPr>
-      <w:bookmarkStart w:name="s15_3" w:id="64"/>
+      <w:bookmarkStart w:name="s16_3" w:id="64"/>
       <w:r>
         <w:rPr>
           <w:rFonts w:ascii="Arial" w:cs="Arial" w:eastAsia="Arial" w:hAnsi="Arial"/>
@@ -25461,7 +26036,7 @@
           <w:sz w:val="26"/>
           <w:szCs w:val="26"/>
         </w:rPr>
-        <w:t>15.3 Triage: Check for High-Risk Findings</w:t>
+        <w:t>16.3 Triage: Check for High-Risk Findings</w:t>
       </w:r>
       <w:bookmarkEnd w:id="64"/>
     </w:p>
@@ -25498,7 +26073,7 @@
           <w:sz w:val="22"/>
           <w:szCs w:val="22"/>
         </w:rPr>
-        <w:t>Documents with any image at risk score ≥ 35: proceed immediately to Section 15.5</w:t>
+        <w:t>Documents with any image at risk score ≥ 35: proceed immediately to Section 16.5</w:t>
       </w:r>
     </w:p>
     <w:p>
@@ -25550,7 +26125,7 @@
         <w:pStyle w:val="Heading2"/>
         <w:spacing w:after="80" w:before="240"/>
       </w:pPr>
-      <w:bookmarkStart w:name="s15_4" w:id="65"/>
+      <w:bookmarkStart w:name="s16_4" w:id="65"/>
       <w:r>
         <w:rPr>
           <w:rFonts w:ascii="Arial" w:cs="Arial" w:eastAsia="Arial" w:hAnsi="Arial"/>
@@ -25560,7 +26135,7 @@
           <w:sz w:val="26"/>
           <w:szCs w:val="26"/>
         </w:rPr>
-        <w:t>15.4 Metadata Review</w:t>
+        <w:t>16.4 Metadata Review</w:t>
       </w:r>
       <w:bookmarkEnd w:id="65"/>
     </w:p>
@@ -25649,7 +26224,7 @@
         <w:pStyle w:val="Heading2"/>
         <w:spacing w:after="80" w:before="240"/>
       </w:pPr>
-      <w:bookmarkStart w:name="s15_5" w:id="66"/>
+      <w:bookmarkStart w:name="s16_5" w:id="66"/>
       <w:r>
         <w:rPr>
           <w:rFonts w:ascii="Arial" w:cs="Arial" w:eastAsia="Arial" w:hAnsi="Arial"/>
@@ -25659,7 +26234,7 @@
           <w:sz w:val="26"/>
           <w:szCs w:val="26"/>
         </w:rPr>
-        <w:t>15.5 Image Manipulation Review</w:t>
+        <w:t>16.5 Image Manipulation Review</w:t>
       </w:r>
       <w:bookmarkEnd w:id="66"/>
     </w:p>
@@ -25714,7 +26289,7 @@
           <w:sz w:val="22"/>
           <w:szCs w:val="22"/>
         </w:rPr>
-        <w:t xml:space="preserve">For BBOX_CROP / EXPLICIT_CLIP: extract the full image using mutool (Section 12.5) — examine the concealed content</w:t>
+        <w:t xml:space="preserve">For BBOX_CROP / EXPLICIT_CLIP: extract the full image using mutool (Section 13.5) — examine the concealed content</w:t>
       </w:r>
     </w:p>
     <w:p>
@@ -25766,7 +26341,7 @@
         <w:pStyle w:val="Heading2"/>
         <w:spacing w:after="80" w:before="240"/>
       </w:pPr>
-      <w:bookmarkStart w:name="s15_6" w:id="67"/>
+      <w:bookmarkStart w:name="s16_6" w:id="67"/>
       <w:r>
         <w:rPr>
           <w:rFonts w:ascii="Arial" w:cs="Arial" w:eastAsia="Arial" w:hAnsi="Arial"/>
@@ -25776,7 +26351,7 @@
           <w:sz w:val="26"/>
           <w:szCs w:val="26"/>
         </w:rPr>
-        <w:t>15.6 Text Overlay Review</w:t>
+        <w:t>16.6 Text Overlay Review</w:t>
       </w:r>
       <w:bookmarkEnd w:id="67"/>
     </w:p>
@@ -25849,7 +26424,7 @@
           <w:sz w:val="22"/>
           <w:szCs w:val="22"/>
         </w:rPr>
-        <w:t xml:space="preserve">Verify using peepdf3 or qpdf (Section 12.3 / 12.4)</w:t>
+        <w:t xml:space="preserve">Verify using peepdf3 or qpdf (Section 13.3 / 13.4)</w:t>
       </w:r>
     </w:p>
     <w:p>
@@ -25865,7 +26440,7 @@
         <w:pStyle w:val="Heading2"/>
         <w:spacing w:after="80" w:before="240"/>
       </w:pPr>
-      <w:bookmarkStart w:name="s15_7" w:id="68"/>
+      <w:bookmarkStart w:name="s16_7" w:id="68"/>
       <w:r>
         <w:rPr>
           <w:rFonts w:ascii="Arial" w:cs="Arial" w:eastAsia="Arial" w:hAnsi="Arial"/>
@@ -25875,7 +26450,7 @@
           <w:sz w:val="26"/>
           <w:szCs w:val="26"/>
         </w:rPr>
-        <w:t>15.7 Cross-Document Analysis</w:t>
+        <w:t>16.7 Cross-Document Analysis</w:t>
       </w:r>
       <w:bookmarkEnd w:id="68"/>
     </w:p>
@@ -25965,7 +26540,7 @@
         <w:pStyle w:val="Heading2"/>
         <w:spacing w:after="80" w:before="240"/>
       </w:pPr>
-      <w:bookmarkStart w:name="s15_8" w:id="69"/>
+      <w:bookmarkStart w:name="s16_8" w:id="69"/>
       <w:r>
         <w:rPr>
           <w:rFonts w:ascii="Arial" w:cs="Arial" w:eastAsia="Arial" w:hAnsi="Arial"/>
@@ -25975,7 +26550,7 @@
           <w:sz w:val="26"/>
           <w:szCs w:val="26"/>
         </w:rPr>
-        <w:t>15.8 EXIF and Comments Review</w:t>
+        <w:t>16.8 EXIF and Comments Review</w:t>
       </w:r>
       <w:bookmarkEnd w:id="69"/>
     </w:p>
@@ -26028,7 +26603,7 @@
         <w:pStyle w:val="Heading2"/>
         <w:spacing w:after="80" w:before="240"/>
       </w:pPr>
-      <w:bookmarkStart w:name="s15_9" w:id="70"/>
+      <w:bookmarkStart w:name="s16_9" w:id="70"/>
       <w:r>
         <w:rPr>
           <w:rFonts w:ascii="Arial" w:cs="Arial" w:eastAsia="Arial" w:hAnsi="Arial"/>
@@ -26038,7 +26613,7 @@
           <w:sz w:val="26"/>
           <w:szCs w:val="26"/>
         </w:rPr>
-        <w:t>15.9 Document Findings</w:t>
+        <w:t>16.9 Document Findings</w:t>
       </w:r>
       <w:bookmarkEnd w:id="70"/>
     </w:p>
@@ -26111,7 +26686,7 @@
           <w:sz w:val="22"/>
           <w:szCs w:val="22"/>
         </w:rPr>
-        <w:t xml:space="preserve">Cross-verify all HIGH-severity findings using the procedures in Chapter 12</w:t>
+        <w:t xml:space="preserve">Cross-verify all HIGH-severity findings using the procedures in Chapter 13</w:t>
       </w:r>
     </w:p>
     <w:p>
@@ -26135,7 +26710,7 @@
         </w:pBdr>
         <w:spacing w:after="120" w:before="360"/>
       </w:pPr>
-      <w:bookmarkStart w:name="s16" w:id="71"/>
+      <w:bookmarkStart w:name="s17" w:id="71"/>
       <w:r>
         <w:rPr>
           <w:rFonts w:ascii="Arial" w:cs="Arial" w:eastAsia="Arial" w:hAnsi="Arial"/>
@@ -26145,7 +26720,7 @@
           <w:sz w:val="32"/>
           <w:szCs w:val="32"/>
         </w:rPr>
-        <w:t xml:space="preserve">16. SQLite Query Reference</w:t>
+        <w:t xml:space="preserve">17. SQLite Query Reference</w:t>
       </w:r>
       <w:bookmarkEnd w:id="71"/>
     </w:p>
@@ -26194,7 +26769,7 @@
         <w:pStyle w:val="Heading2"/>
         <w:spacing w:after="80" w:before="240"/>
       </w:pPr>
-      <w:bookmarkStart w:name="s16_1" w:id="72"/>
+      <w:bookmarkStart w:name="s17_1" w:id="72"/>
       <w:r>
         <w:rPr>
           <w:rFonts w:ascii="Arial" w:cs="Arial" w:eastAsia="Arial" w:hAnsi="Arial"/>
@@ -26204,7 +26779,7 @@
           <w:sz w:val="26"/>
           <w:szCs w:val="26"/>
         </w:rPr>
-        <w:t xml:space="preserve">16.1 Schema Overview</w:t>
+        <w:t xml:space="preserve">17.1 Schema Overview</w:t>
       </w:r>
       <w:bookmarkEnd w:id="72"/>
     </w:p>
@@ -26878,7 +27453,7 @@
         <w:pStyle w:val="Heading2"/>
         <w:spacing w:after="80" w:before="240"/>
       </w:pPr>
-      <w:bookmarkStart w:name="s16_2" w:id="73"/>
+      <w:bookmarkStart w:name="s17_2" w:id="73"/>
       <w:r>
         <w:rPr>
           <w:rFonts w:ascii="Arial" w:cs="Arial" w:eastAsia="Arial" w:hAnsi="Arial"/>
@@ -26888,7 +27463,7 @@
           <w:sz w:val="26"/>
           <w:szCs w:val="26"/>
         </w:rPr>
-        <w:t xml:space="preserve">16.2 Queries</w:t>
+        <w:t xml:space="preserve">17.2 Queries</w:t>
       </w:r>
       <w:bookmarkEnd w:id="73"/>
     </w:p>
@@ -31030,7 +31605,7 @@
         <w:sz w:val="18"/>
         <w:szCs w:val="18"/>
       </w:rPr>
-      <w:t xml:space="preserve">	PDF Forensics Suite v1.0.0 · build 2026-10-13 — October 2026</w:t>
+      <w:t xml:space="preserve">	PDF Forensics Suite v1.0.0 · build 2026-10-14 — October 2026</w:t>
     </w:r>
   </w:p>
 </w:ftr>

--- a/PDF_Forensics_Technical_Guide.docx
+++ b/PDF_Forensics_Technical_Guide.docx
@@ -173,7 +173,7 @@
           <w:sz w:val="22"/>
           <w:szCs w:val="22"/>
         </w:rPr>
-        <w:t xml:space="preserve">October 14, 2026 · Applies to PDF Forensics Suite v1.0.0, build 2026-10-14</w:t>
+        <w:t xml:space="preserve">October 15, 2026 · Applies to PDF Forensics Suite v1.0.0, build 2026-10-15</w:t>
       </w:r>
     </w:p>
     <w:p>
@@ -31605,7 +31605,7 @@
         <w:sz w:val="18"/>
         <w:szCs w:val="18"/>
       </w:rPr>
-      <w:t xml:space="preserve">	PDF Forensics Suite v1.0.0 · build 2026-10-14 — October 2026</w:t>
+      <w:t xml:space="preserve">	PDF Forensics Suite v1.0.0 · build 2026-10-15 — October 2026</w:t>
     </w:r>
   </w:p>
 </w:ftr>

--- a/PDF_Forensics_Technical_Guide.docx
+++ b/PDF_Forensics_Technical_Guide.docx
@@ -173,7 +173,7 @@
           <w:sz w:val="22"/>
           <w:szCs w:val="22"/>
         </w:rPr>
-        <w:t xml:space="preserve">October 15, 2026 · Applies to PDF Forensics Suite v1.0.0, build 2026-10-15</w:t>
+        <w:t xml:space="preserve">October 20, 2026 · Applies to PDF Forensics Suite v1.0.0, build 2026-10-20</w:t>
       </w:r>
     </w:p>
     <w:p>
@@ -11124,6 +11124,31 @@
           <w:szCs w:val="22"/>
         </w:rPr>
         <w:t xml:space="preserve">The application can extract prior versions as standalone PDF files, saved as {basename}_version1.pdf, {basename}_version2.pdf, etc. Each extracted file consists of all bytes from the file start through the Nth %%EOF marker. This allows independent analysis of what the document contained before each modification.</w:t>
+      </w:r>
+    </w:p>
+    <w:p>
+      <w:pPr>
+        <w:spacing w:after="80" w:before="80"/>
+      </w:pPr>
+      <w:r>
+        <w:rPr>
+          <w:rFonts w:ascii="Arial" w:cs="Arial" w:eastAsia="Arial" w:hAnsi="Arial"/>
+          <w:b/>
+          <w:bCs/>
+          <w:color w:val="000000"/>
+          <w:sz w:val="22"/>
+          <w:szCs w:val="22"/>
+        </w:rPr>
+        <w:t xml:space="preserve">Validation. </w:t>
+      </w:r>
+      <w:r>
+        <w:rPr>
+          <w:rFonts w:ascii="Arial" w:cs="Arial" w:eastAsia="Arial" w:hAnsi="Arial"/>
+          <w:color w:val="000000"/>
+          <w:sz w:val="22"/>
+          <w:szCs w:val="22"/>
+        </w:rPr>
+        <w:t xml:space="preserve">Since build 2026-10-20 each candidate is validated before it is treated as a version. The bytes up to the marker must end with a startxref that points to a cross-reference section inside those bytes, and must open without recovery and contain at least one page. A linearized file’s first %%EOF, which ends the first-page section (often with startxref 0), is reported as “not a prior version” rather than extracted; any other marker whose bytes fail these checks is reported as “not a usable prior version” with the reason. A structurally valid version that needs a password is tried first with the password that opened the parent document, since a genuine earlier version of an encrypted file uses the same encryption. Previously every earlier %%EOF produced a version, so a linearized file yielded a fragment of a few hundred bytes that was not a PDF, and for an encrypted file was mis-reported as password-protected (metadata.classify_prior_versions).</w:t>
       </w:r>
     </w:p>
     <w:p>
@@ -31605,7 +31630,7 @@
         <w:sz w:val="18"/>
         <w:szCs w:val="18"/>
       </w:rPr>
-      <w:t xml:space="preserve">	PDF Forensics Suite v1.0.0 · build 2026-10-15 — October 2026</w:t>
+      <w:t xml:space="preserve">	PDF Forensics Suite v1.0.0 · build 2026-10-20 — October 2026</w:t>
     </w:r>
   </w:p>
 </w:ftr>

--- a/PDF_Forensics_Technical_Guide.docx
+++ b/PDF_Forensics_Technical_Guide.docx
@@ -3846,7 +3846,7 @@
                 <w:sz w:val="20"/>
                 <w:szCs w:val="20"/>
               </w:rPr>
-              <w:t xml:space="preserve">SQLite schema management (revision 8), writes, automatic migration, and the submitted-files record</w:t>
+              <w:t xml:space="preserve">SQLite schema management (revision 9), writes, automatic migration, the submitted-files record and the encryption record</w:t>
             </w:r>
           </w:p>
         </w:tc>

--- a/PDF_Forensics_Technical_Guide.docx
+++ b/PDF_Forensics_Technical_Guide.docx
@@ -173,7 +173,7 @@
           <w:sz w:val="22"/>
           <w:szCs w:val="22"/>
         </w:rPr>
-        <w:t xml:space="preserve">October 20, 2026 · Applies to PDF Forensics Suite v1.0.0, build 2026-10-20</w:t>
+        <w:t xml:space="preserve">October 21, 2026 · Applies to PDF Forensics Suite v1.0.1, build 2026-10-21</w:t>
       </w:r>
     </w:p>
     <w:p>
@@ -31630,7 +31630,7 @@
         <w:sz w:val="18"/>
         <w:szCs w:val="18"/>
       </w:rPr>
-      <w:t xml:space="preserve">	PDF Forensics Suite v1.0.0 · build 2026-10-20 — October 2026</w:t>
+      <w:t xml:space="preserve">	PDF Forensics Suite v1.0.1 · build 2026-10-21 — October 2026</w:t>
     </w:r>
   </w:p>
 </w:ftr>

--- a/PDF_Forensics_Technical_Guide.docx
+++ b/PDF_Forensics_Technical_Guide.docx
@@ -319,7 +319,7 @@
           <w:color w:val="5A6480"/>
           <w:sz w:val="20"/>
         </w:rPr>
-        <w:t>The repository above hosts the PDF Forensic Suite application, the course, and this Guide. It is private during the beta review period and will be made public on official release.</w:t>
+        <w:t>The repository above hosts the PDF Forensic Suite application, the course, and this Guide. It is publicly available, and is where updates are published.</w:t>
       </w:r>
     </w:p>
     <w:p>

--- a/PDF_Forensics_Technical_Guide.docx
+++ b/PDF_Forensics_Technical_Guide.docx
@@ -173,7 +173,7 @@
           <w:sz w:val="22"/>
           <w:szCs w:val="22"/>
         </w:rPr>
-        <w:t xml:space="preserve">October 21, 2026 · Applies to PDF Forensics Suite v1.0.1, build 2026-10-21</w:t>
+        <w:t xml:space="preserve">October 22, 2026 · Applies to PDF Forensics Suite v1.0.2, build 2026-10-22</w:t>
       </w:r>
     </w:p>
     <w:p>
@@ -31630,7 +31630,7 @@
         <w:sz w:val="18"/>
         <w:szCs w:val="18"/>
       </w:rPr>
-      <w:t xml:space="preserve">	PDF Forensics Suite v1.0.1 · build 2026-10-21 — October 2026</w:t>
+      <w:t xml:space="preserve">	PDF Forensics Suite v1.0.2 · build 2026-10-22 — October 2026</w:t>
     </w:r>
   </w:p>
 </w:ftr>

--- a/PDF_Forensics_Technical_Guide.docx
+++ b/PDF_Forensics_Technical_Guide.docx
@@ -173,7 +173,7 @@
           <w:sz w:val="22"/>
           <w:szCs w:val="22"/>
         </w:rPr>
-        <w:t xml:space="preserve">October 22, 2026 · Applies to PDF Forensics Suite v1.0.2, build 2026-10-22</w:t>
+        <w:t xml:space="preserve">October 22, 2026 · Applies to PDF Forensics Suite v1.0.3, build 2026-10-22b</w:t>
       </w:r>
     </w:p>
     <w:p>
@@ -7338,7 +7338,7 @@
                 <w:sz w:val="20"/>
                 <w:szCs w:val="20"/>
               </w:rPr>
-              <w:t xml:space="preserve">METADATA_DATE_ANOMALY, METADATA_MISMATCH, VERSION_MISMATCH, VERSION_ANACHRONISM, XMP_ID_ANOMALY</w:t>
+              <w:t xml:space="preserve">METADATA_DATE_ANOMALY, METADATA_MISMATCH, VERSION_MISMATCH, VERSION_ANACHRONISM, VERSION_INVALID, VERSION_CONFLICT, XMP_ID_ANOMALY</w:t>
             </w:r>
           </w:p>
         </w:tc>
@@ -10466,7 +10466,7 @@
           <w:sz w:val="22"/>
           <w:szCs w:val="22"/>
         </w:rPr>
-        <w:t xml:space="preserve">Comparison. The effective minimum is compared against max(header, Catalog /Version, XMP pdf:PDFVersion). Using the highest declared value is deliberately conservative: a finding fires only when the structure exceeds every version the file claims, which minimises false positives.</w:t>
+        <w:t xml:space="preserve">Comparison. The effective minimum is compared against the highest valid version the file declares (header, Catalog /Version, XMP pdf:PDFVersion); a declared value that is not a real PDF version is excluded (see Invalid versions below). Using the highest declared value is deliberately conservative: a finding fires only when the structure exceeds every version the file claims, which minimises false positives.</w:t>
       </w:r>
     </w:p>
     <w:p>
@@ -10671,6 +10671,34 @@
           <w:szCs w:val="22"/>
         </w:rPr>
         <w:t xml:space="preserve">Caveat. A version gap on its own is not proof of tampering. Some producers emit a fixed or conservative version string — for example a tool hard-coded to an older header that was never updated when its rendering engine was upgraded — while writing newer structures, so a small gap with no temporal contradiction is common in benign files and is reported as requires-review. The finding is strongest when the gap is large, the version was lowered in more than one place, or the claimed creation date predates the required feature. The dedicated Version Anachronism report carries the full detail; the Document Risk Dossier shows it alongside every other document-level signal.</w:t>
+      </w:r>
+    </w:p>
+    <w:p>
+      <w:pPr>
+        <w:spacing w:after="80" w:before="80"/>
+      </w:pPr>
+      <w:r>
+        <w:rPr>
+          <w:rFonts w:ascii="Arial" w:cs="Arial" w:eastAsia="Arial" w:hAnsi="Arial"/>
+          <w:color w:val="000000"/>
+          <w:sz w:val="22"/>
+          <w:szCs w:val="22"/>
+        </w:rPr>
+        <w:t xml:space="preserve">Invalid versions (VERSION_INVALID). The published PDF versions are 1.0 to 1.7 and 2.0. Any declared value outside that set, in the header, the Catalog /Version or the XMP pdf:PDFVersion, is reported as VERSION_INVALID (HIGH, +25): no conforming software writes one, so it indicates a hand edit, for example with a hex editor. Multi-digit values are read whole (1.10 is not 1.1). Invalid values are excluded from the comparison above, so a fictitious high value such as 9.9 cannot mask a genuine gap.</w:t>
+      </w:r>
+    </w:p>
+    <w:p>
+      <w:pPr>
+        <w:spacing w:after="80" w:before="80"/>
+      </w:pPr>
+      <w:r>
+        <w:rPr>
+          <w:rFonts w:ascii="Arial" w:cs="Arial" w:eastAsia="Arial" w:hAnsi="Arial"/>
+          <w:color w:val="000000"/>
+          <w:sz w:val="22"/>
+          <w:szCs w:val="22"/>
+        </w:rPr>
+        <w:t xml:space="preserve">Conflicting or changed declarations (VERSION_CONFLICT). Reported (MEDIUM, +15) when the XMP pdf:PDFVersion disagrees with the version in effect (the later of the header and the Catalog /Version), or when a later incremental update added, changed or removed the XMP pdf:PDFVersion, or lowered, removed or invalidated the Catalog /Version. Metadata tools such as ExifTool write an incremental update rather than editing the original bytes, and the header, the first bytes of the file and shared by every revision, cannot be changed that way; the Detail lists each revision's declarations so the attempted change is visible even when the header was left untouched. Two cases are deliberately not reported: a Catalog /Version raised by an update (the standard upgrade mechanism, reported as VERSION_MISMATCH), and an XMP version written by an update that equals the version in effect for that revision without lowering an earlier value (what a genuine re-save writes). An invalid XMP value is reported once, as VERSION_INVALID. The revision comparison runs on submitted files only, not on prior versions analysed in their own right. A header edited in place, for example with a hex editor, leaves no revision trace; it is detected only when the value is invalid or the structure requires a newer version.</w:t>
       </w:r>
     </w:p>
     <w:p>
@@ -21376,6 +21404,196 @@
                 <w:szCs w:val="18"/>
               </w:rPr>
               <w:t xml:space="preserve">Features present require a newer PDF version than the file declares; strongest when the claimed creation date predates the feature (temporal contradiction)</w:t>
+            </w:r>
+          </w:p>
+        </w:tc>
+      </w:tr>
+      <w:tr>
+        <w:tc>
+          <w:tcPr>
+            <w:tcW w:type="dxa" w:w="3100"/>
+            <w:tcBorders>
+              <w:top w:val="single" w:color="CCCCCC" w:sz="1"/>
+              <w:left w:val="single" w:color="CCCCCC" w:sz="1"/>
+              <w:bottom w:val="single" w:color="CCCCCC" w:sz="1"/>
+              <w:right w:val="single" w:color="CCCCCC" w:sz="1"/>
+            </w:tcBorders>
+            <w:shd w:fill="FFFFFF" w:val="clear"/>
+            <w:tcMar>
+              <w:top w:type="dxa" w:w="80"/>
+              <w:left w:type="dxa" w:w="120"/>
+              <w:bottom w:type="dxa" w:w="80"/>
+              <w:right w:type="dxa" w:w="120"/>
+            </w:tcMar>
+          </w:tcPr>
+          <w:p>
+            <w:r>
+              <w:rPr>
+                <w:rFonts w:ascii="Arial" w:cs="Arial" w:eastAsia="Arial" w:hAnsi="Arial"/>
+                <w:b w:val="false"/>
+                <w:bCs w:val="false"/>
+                <w:color w:val="000000"/>
+                <w:sz w:val="18"/>
+                <w:szCs w:val="18"/>
+              </w:rPr>
+              <w:t xml:space="preserve">VERSION_INVALID (document)</w:t>
+            </w:r>
+          </w:p>
+        </w:tc>
+        <w:tc>
+          <w:tcPr>
+            <w:tcW w:type="dxa" w:w="1300"/>
+            <w:tcBorders>
+              <w:top w:val="single" w:color="CCCCCC" w:sz="1"/>
+              <w:left w:val="single" w:color="CCCCCC" w:sz="1"/>
+              <w:bottom w:val="single" w:color="CCCCCC" w:sz="1"/>
+              <w:right w:val="single" w:color="CCCCCC" w:sz="1"/>
+            </w:tcBorders>
+            <w:shd w:fill="FFFFFF" w:val="clear"/>
+            <w:tcMar>
+              <w:top w:type="dxa" w:w="80"/>
+              <w:left w:type="dxa" w:w="120"/>
+              <w:bottom w:type="dxa" w:w="80"/>
+              <w:right w:type="dxa" w:w="120"/>
+            </w:tcMar>
+          </w:tcPr>
+          <w:p>
+            <w:r>
+              <w:rPr>
+                <w:rFonts w:ascii="Arial" w:cs="Arial" w:eastAsia="Arial" w:hAnsi="Arial"/>
+                <w:b w:val="false"/>
+                <w:bCs w:val="false"/>
+                <w:color w:val="000000"/>
+                <w:sz w:val="18"/>
+                <w:szCs w:val="18"/>
+              </w:rPr>
+              <w:t xml:space="preserve">+25</w:t>
+            </w:r>
+          </w:p>
+        </w:tc>
+        <w:tc>
+          <w:tcPr>
+            <w:tcW w:type="dxa" w:w="4960"/>
+            <w:tcBorders>
+              <w:top w:val="single" w:color="CCCCCC" w:sz="1"/>
+              <w:left w:val="single" w:color="CCCCCC" w:sz="1"/>
+              <w:bottom w:val="single" w:color="CCCCCC" w:sz="1"/>
+              <w:right w:val="single" w:color="CCCCCC" w:sz="1"/>
+            </w:tcBorders>
+            <w:shd w:fill="FFFFFF" w:val="clear"/>
+            <w:tcMar>
+              <w:top w:type="dxa" w:w="80"/>
+              <w:left w:type="dxa" w:w="120"/>
+              <w:bottom w:type="dxa" w:w="80"/>
+              <w:right w:type="dxa" w:w="120"/>
+            </w:tcMar>
+          </w:tcPr>
+          <w:p>
+            <w:r>
+              <w:rPr>
+                <w:rFonts w:ascii="Arial" w:cs="Arial" w:eastAsia="Arial" w:hAnsi="Arial"/>
+                <w:b w:val="false"/>
+                <w:bCs w:val="false"/>
+                <w:color w:val="000000"/>
+                <w:sz w:val="18"/>
+                <w:szCs w:val="18"/>
+              </w:rPr>
+              <w:t xml:space="preserve">A declared PDF version (header, Catalog /Version or XMP) that does not exist; no conforming producer writes one, so it indicates a hand edit.</w:t>
+            </w:r>
+          </w:p>
+        </w:tc>
+      </w:tr>
+      <w:tr>
+        <w:tc>
+          <w:tcPr>
+            <w:tcW w:type="dxa" w:w="3100"/>
+            <w:tcBorders>
+              <w:top w:val="single" w:color="CCCCCC" w:sz="1"/>
+              <w:left w:val="single" w:color="CCCCCC" w:sz="1"/>
+              <w:bottom w:val="single" w:color="CCCCCC" w:sz="1"/>
+              <w:right w:val="single" w:color="CCCCCC" w:sz="1"/>
+            </w:tcBorders>
+            <w:shd w:fill="FFFFFF" w:val="clear"/>
+            <w:tcMar>
+              <w:top w:type="dxa" w:w="80"/>
+              <w:left w:type="dxa" w:w="120"/>
+              <w:bottom w:type="dxa" w:w="80"/>
+              <w:right w:type="dxa" w:w="120"/>
+            </w:tcMar>
+          </w:tcPr>
+          <w:p>
+            <w:r>
+              <w:rPr>
+                <w:rFonts w:ascii="Arial" w:cs="Arial" w:eastAsia="Arial" w:hAnsi="Arial"/>
+                <w:b w:val="false"/>
+                <w:bCs w:val="false"/>
+                <w:color w:val="000000"/>
+                <w:sz w:val="18"/>
+                <w:szCs w:val="18"/>
+              </w:rPr>
+              <w:t xml:space="preserve">VERSION_CONFLICT (document)</w:t>
+            </w:r>
+          </w:p>
+        </w:tc>
+        <w:tc>
+          <w:tcPr>
+            <w:tcW w:type="dxa" w:w="1300"/>
+            <w:tcBorders>
+              <w:top w:val="single" w:color="CCCCCC" w:sz="1"/>
+              <w:left w:val="single" w:color="CCCCCC" w:sz="1"/>
+              <w:bottom w:val="single" w:color="CCCCCC" w:sz="1"/>
+              <w:right w:val="single" w:color="CCCCCC" w:sz="1"/>
+            </w:tcBorders>
+            <w:shd w:fill="FFFFFF" w:val="clear"/>
+            <w:tcMar>
+              <w:top w:type="dxa" w:w="80"/>
+              <w:left w:type="dxa" w:w="120"/>
+              <w:bottom w:type="dxa" w:w="80"/>
+              <w:right w:type="dxa" w:w="120"/>
+            </w:tcMar>
+          </w:tcPr>
+          <w:p>
+            <w:r>
+              <w:rPr>
+                <w:rFonts w:ascii="Arial" w:cs="Arial" w:eastAsia="Arial" w:hAnsi="Arial"/>
+                <w:b w:val="false"/>
+                <w:bCs w:val="false"/>
+                <w:color w:val="000000"/>
+                <w:sz w:val="18"/>
+                <w:szCs w:val="18"/>
+              </w:rPr>
+              <w:t xml:space="preserve">+15</w:t>
+            </w:r>
+          </w:p>
+        </w:tc>
+        <w:tc>
+          <w:tcPr>
+            <w:tcW w:type="dxa" w:w="4960"/>
+            <w:tcBorders>
+              <w:top w:val="single" w:color="CCCCCC" w:sz="1"/>
+              <w:left w:val="single" w:color="CCCCCC" w:sz="1"/>
+              <w:bottom w:val="single" w:color="CCCCCC" w:sz="1"/>
+              <w:right w:val="single" w:color="CCCCCC" w:sz="1"/>
+            </w:tcBorders>
+            <w:shd w:fill="FFFFFF" w:val="clear"/>
+            <w:tcMar>
+              <w:top w:type="dxa" w:w="80"/>
+              <w:left w:type="dxa" w:w="120"/>
+              <w:bottom w:type="dxa" w:w="80"/>
+              <w:right w:type="dxa" w:w="120"/>
+            </w:tcMar>
+          </w:tcPr>
+          <w:p>
+            <w:r>
+              <w:rPr>
+                <w:rFonts w:ascii="Arial" w:cs="Arial" w:eastAsia="Arial" w:hAnsi="Arial"/>
+                <w:b w:val="false"/>
+                <w:bCs w:val="false"/>
+                <w:color w:val="000000"/>
+                <w:sz w:val="18"/>
+                <w:szCs w:val="18"/>
+              </w:rPr>
+              <w:t xml:space="preserve">The XMP version disagrees with the version in effect, or a later incremental update altered a version declaration (the trace a metadata tool such as ExifTool leaves).</w:t>
             </w:r>
           </w:p>
         </w:tc>
@@ -31630,7 +31848,7 @@
         <w:sz w:val="18"/>
         <w:szCs w:val="18"/>
       </w:rPr>
-      <w:t xml:space="preserve">	PDF Forensics Suite v1.0.2 · build 2026-10-22 — October 2026</w:t>
+      <w:t xml:space="preserve">	PDF Forensics Suite v1.0.3 · build 2026-10-22b — October 2026</w:t>
     </w:r>
   </w:p>
 </w:ftr>

--- a/PDF_Forensics_Technical_Guide.docx
+++ b/PDF_Forensics_Technical_Guide.docx
@@ -173,7 +173,7 @@
           <w:sz w:val="22"/>
           <w:szCs w:val="22"/>
         </w:rPr>
-        <w:t xml:space="preserve">October 22, 2026 · Applies to PDF Forensics Suite v1.0.3, build 2026-10-22b</w:t>
+        <w:t xml:space="preserve">October 22, 2026 · Applies to PDF Forensics Suite v1.1.0, build 2026-10-22c</w:t>
       </w:r>
     </w:p>
     <w:p>
@@ -976,6 +976,40 @@
         </w:p>
         <w:p>
           <w:pPr>
+            <w:spacing w:before="0" w:after="80"/>
+            <w:ind w:left="360"/>
+          </w:pPr>
+          <w:hyperlink w:anchor="s4_4">
+            <w:r>
+              <w:rPr>
+                <w:rFonts w:ascii="Arial" w:hAnsi="Arial"/>
+                <w:color w:val="2E5395"/>
+                <w:sz w:val="20"/>
+                <w:noProof/>
+              </w:rPr>
+              <w:t xml:space="preserve">4.4 Version Anachronism: Features Exceeding the Declared Version</w:t>
+            </w:r>
+          </w:hyperlink>
+        </w:p>
+        <w:p>
+          <w:pPr>
+            <w:spacing w:before="0" w:after="80"/>
+            <w:ind w:left="360"/>
+          </w:pPr>
+          <w:hyperlink w:anchor="s4_5">
+            <w:r>
+              <w:rPr>
+                <w:rFonts w:ascii="Arial" w:hAnsi="Arial"/>
+                <w:color w:val="2E5395"/>
+                <w:sz w:val="20"/>
+                <w:noProof/>
+              </w:rPr>
+              <w:t xml:space="preserve">4.5 Timeline Analysis</w:t>
+            </w:r>
+          </w:hyperlink>
+        </w:p>
+        <w:p>
+          <w:pPr>
             <w:spacing w:before="0" w:after="120"/>
           </w:pPr>
           <w:hyperlink w:anchor="s5">
@@ -1991,6 +2025,23 @@
                 <w:noProof/>
               </w:rPr>
               <w:t xml:space="preserve">17.2 Queries</w:t>
+            </w:r>
+          </w:hyperlink>
+        </w:p>
+        <w:p>
+          <w:pPr>
+            <w:spacing w:before="0" w:after="120"/>
+          </w:pPr>
+          <w:hyperlink w:anchor="annex_a">
+            <w:r>
+              <w:rPr>
+                <w:rFonts w:ascii="Arial" w:hAnsi="Arial"/>
+                <w:b/>
+                <w:color w:val="1F3864"/>
+                <w:sz w:val="22"/>
+                <w:noProof/>
+              </w:rPr>
+              <w:t xml:space="preserve">Annex A. PDF Versions</w:t>
             </w:r>
           </w:hyperlink>
         </w:p>
@@ -3910,7 +3961,7 @@
                 <w:sz w:val="20"/>
                 <w:szCs w:val="20"/>
               </w:rPr>
-              <w:t xml:space="preserve">Twenty-one report definitions (SQL, or Python for pivoted and grouped reports) and the report relationships used by the case index</w:t>
+              <w:t xml:space="preserve">Twenty-two report definitions (SQL, or Python for pivoted and grouped reports) and the report relationships used by the case index</w:t>
             </w:r>
           </w:p>
         </w:tc>
@@ -7338,7 +7389,7 @@
                 <w:sz w:val="20"/>
                 <w:szCs w:val="20"/>
               </w:rPr>
-              <w:t xml:space="preserve">METADATA_DATE_ANOMALY, METADATA_MISMATCH, VERSION_MISMATCH, VERSION_ANACHRONISM, VERSION_INVALID, VERSION_CONFLICT, XMP_ID_ANOMALY</w:t>
+              <w:t xml:space="preserve">METADATA_DATE_ANOMALY, METADATA_MISMATCH, TIMELINE_INCONSISTENT, VERSION_MISMATCH, VERSION_ANACHRONISM, VERSION_INVALID, VERSION_CONFLICT, XMP_ID_ANOMALY</w:t>
             </w:r>
           </w:p>
         </w:tc>
@@ -8917,6 +8968,20 @@
           <w:rStyle w:val="FootnoteReference"/>
         </w:rPr>
         <w:footnoteReference w:id="10"/>
+      </w:r>
+    </w:p>
+    <w:p>
+      <w:pPr>
+        <w:spacing w:after="80" w:before="80"/>
+      </w:pPr>
+      <w:r>
+        <w:rPr>
+          <w:rFonts w:ascii="Arial" w:cs="Arial" w:eastAsia="Arial" w:hAnsi="Arial"/>
+          <w:color w:val="000000"/>
+          <w:sz w:val="22"/>
+          <w:szCs w:val="22"/>
+        </w:rPr>
+        <w:t xml:space="preserve">Info dictionary versus XMP dates. The pdf-metadata sheet of the triage spreadsheet and the PDF Metadata report carry two columns, CreationDate: Info = XMP and ModDate: Info = XMP. Each is TRUE when the Info dictionary value and the XMP value denote the same moment within 60 seconds after both are converted to UTC (so the same time written with different offsets matches), FALSE when they do not, and blank when either value is missing or cannot be parsed. A difference is also reported as METADATA_MISMATCH, and every timestamp is placed in order in the Timeline Analysis report (section 4.5).</w:t>
       </w:r>
     </w:p>
     <w:p>
@@ -9695,7 +9760,7 @@
           <w:sz w:val="22"/>
           <w:szCs w:val="22"/>
         </w:rPr>
-        <w:t xml:space="preserve">The PDF version is declared in the file header (%PDF-N.M) and may also be overridden by the /Version entry in the Document Catalog. The application records both and emits a VERSION_MISMATCH finding (INFO) when they differ. Mismatches between the header version and the Catalog version indicate post-creation modification by a tool that updated the Catalog but not the header, or vice versa; a Catalog /Version above the header is a legitimate override mechanism, but its presence still shows a tool touched the file without rewriting the header.</w:t>
+        <w:t xml:space="preserve">The PDF version can be declared in three places. The file header (%PDF-N.M) is the first bytes of the file. From PDF 1.4, the Document Catalog may carry a /Version entry that overrides the header; ISO 32000-1 (7.5.2) provides it so that a writer can raise the version with an incremental update instead of rewriting the header. The XMP metadata stream may also carry pdf:PDFVersion, which is informational only. Because an incremental update appends to the file rather than rewriting it, a Catalog /Version or XMP pdf:PDFVersion can sit in the newest revision, after the previous %%EOF, while the header keeps its original value. This is what a metadata tool such as ExifTool produces when its PDFVersion field is edited: it writes XMP pdf:PDFVersion in a new metadata stream appended as an incremental update, and cannot change the header that way. The earlier declarations remain in the file and are recovered with the prior versions (section 5). The application records the header and the Catalog /Version and emits a VERSION_MISMATCH finding (INFO) when they differ; disagreement between the declarations, a declaration altered by a later update, and values that are not real PDF versions are reported separately as VERSION_CONFLICT and VERSION_INVALID (section 4.4). Annex A lists every PDF version with its publication date and main features. Mismatches between the header version and the Catalog version indicate post-creation modification by a tool that updated the Catalog but not the header, or vice versa; a Catalog /Version above the header is a legitimate override mechanism, but its presence still shows a tool touched the file without rewriting the header.</w:t>
       </w:r>
     </w:p>
     <w:p>
@@ -10420,6 +10485,8 @@
       <w:pPr>
         <w:pStyle w:val="Heading2"/>
       </w:pPr>
+      <w:bookmarkStart w:id="955" w:name="s4_4"/>
+      <w:bookmarkEnd w:id="955"/>
       <w:r>
         <w:rPr>
           <w:rFonts w:ascii="Arial" w:cs="Arial" w:eastAsia="Arial" w:hAnsi="Arial"/>
@@ -10699,6 +10766,103 @@
           <w:szCs w:val="22"/>
         </w:rPr>
         <w:t xml:space="preserve">Conflicting or changed declarations (VERSION_CONFLICT). Reported (MEDIUM, +15) when the XMP pdf:PDFVersion disagrees with the version in effect (the later of the header and the Catalog /Version), or when a later incremental update added, changed or removed the XMP pdf:PDFVersion, or lowered, removed or invalidated the Catalog /Version. Metadata tools such as ExifTool write an incremental update rather than editing the original bytes, and the header, the first bytes of the file and shared by every revision, cannot be changed that way; the Detail lists each revision's declarations so the attempted change is visible even when the header was left untouched. Two cases are deliberately not reported: a Catalog /Version raised by an update (the standard upgrade mechanism, reported as VERSION_MISMATCH), and an XMP version written by an update that equals the version in effect for that revision without lowering an earlier value (what a genuine re-save writes). An invalid XMP value is reported once, as VERSION_INVALID. The revision comparison runs on submitted files only, not on prior versions analysed in their own right. A header edited in place, for example with a hex editor, leaves no revision trace; it is detected only when the value is invalid or the structure requires a newer version.</w:t>
+      </w:r>
+    </w:p>
+    <w:p>
+      <w:pPr>
+        <w:pStyle w:val="Heading2"/>
+      </w:pPr>
+      <w:bookmarkStart w:id="956" w:name="s4_5"/>
+      <w:bookmarkEnd w:id="956"/>
+      <w:r>
+        <w:rPr>
+          <w:rFonts w:ascii="Arial" w:cs="Arial" w:eastAsia="Arial" w:hAnsi="Arial"/>
+        </w:rPr>
+        <w:t xml:space="preserve">4.5 Timeline Analysis</w:t>
+      </w:r>
+    </w:p>
+    <w:p>
+      <w:pPr>
+        <w:spacing w:after="80" w:before="80"/>
+      </w:pPr>
+      <w:r>
+        <w:rPr>
+          <w:rFonts w:ascii="Arial" w:cs="Arial" w:eastAsia="Arial" w:hAnsi="Arial"/>
+          <w:color w:val="000000"/>
+          <w:sz w:val="22"/>
+          <w:szCs w:val="22"/>
+        </w:rPr>
+        <w:t xml:space="preserve">Every timestamp a document carries should tell a consistent story: a document is created before it is modified, an update is saved after the revision it updates, a comment is made before the file containing it is saved. The application builds the timeline of each submitted document when it analyses it, from the file's own bytes. It opens every revision (each prior version recovered from an incremental update, section 5, and the current file), records each timestamp once with the span of revisions in which it appears, and checks the whole set for chronological consistency. The result is the Timeline Analysis report and, when anything is out of order, a TIMELINE_INCONSISTENT finding.</w:t>
+      </w:r>
+    </w:p>
+    <w:p>
+      <w:pPr>
+        <w:spacing w:after="80" w:before="80"/>
+      </w:pPr>
+      <w:r>
+        <w:rPr>
+          <w:rFonts w:ascii="Arial" w:cs="Arial" w:eastAsia="Arial" w:hAnsi="Arial"/>
+          <w:color w:val="000000"/>
+          <w:sz w:val="22"/>
+          <w:szCs w:val="22"/>
+        </w:rPr>
+        <w:t xml:space="preserve">Sources. Info dictionary CreationDate and ModDate; XMP xmp:CreateDate, xmp:ModifyDate and xmp:MetadataDate; the XMP edit history (xmpMM:History events, with their action and software agent); annotation /CreationDate and /M (comments, markup, stamps and other annotations); signing time /M of each digital signature; /CreationDate and /ModDate of each embedded file; and the EXIF DateTimeOriginal and DateTimeDigitized of photographs in the document (read from the Exif sub-IFD, with OffsetTimeOriginal and OffsetTimeDigitized when present). Photo dates are read from the images of the current file.</w:t>
+      </w:r>
+    </w:p>
+    <w:p>
+      <w:pPr>
+        <w:spacing w:after="80" w:before="80"/>
+      </w:pPr>
+      <w:r>
+        <w:rPr>
+          <w:rFonts w:ascii="Arial" w:cs="Arial" w:eastAsia="Arial" w:hAnsi="Arial"/>
+          <w:color w:val="000000"/>
+          <w:sz w:val="22"/>
+          <w:szCs w:val="22"/>
+        </w:rPr>
+        <w:t xml:space="preserve">Normalisation to UTC. Every timestamp is converted to UTC before comparison, and the report says so. A value with an explicit offset (Z, +02'00', -05:00) is converted exactly. A value with no timezone designator is assumed to be UTC: it is compared like any other and any resulting ordering problem is flagged, but the value is marked none (assumed UTC) in the report and in the finding, because its true local offset (up to 14 hours) is unknown. EXIF dates carry no timezone unless the camera wrote an offset tag, so photo dates are often in this category.</w:t>
+      </w:r>
+    </w:p>
+    <w:p>
+      <w:pPr>
+        <w:spacing w:after="80" w:before="80"/>
+      </w:pPr>
+      <w:r>
+        <w:rPr>
+          <w:rFonts w:ascii="Arial" w:cs="Arial" w:eastAsia="Arial" w:hAnsi="Arial"/>
+          <w:color w:val="000000"/>
+          <w:sz w:val="22"/>
+          <w:szCs w:val="22"/>
+        </w:rPr>
+        <w:t xml:space="preserve">Checks. Within each revision, each source's modified date is not earlier than its creation date (Info, XMP, annotations, embedded files; for photos, digitised not before taken). Across revisions, the creation date does not change and the modification dates (Info ModDate, XMP ModifyDate, XMP MetadataDate) never go backwards. XMP history events are in order and not later than the revision's last recorded modification. Comments and signatures are not dated before the document was created, and a comment is not dated after the last recorded modification of the revision that added it. A revision saved after a signature does not record a modification before the signing time. A photograph is not dated after the document's last recorded modification. No timestamp is in the future relative to the analysis, and no document timestamp predates the PDF format (1993). Comparisons between different sources allow 60 seconds; a value compared with its own earlier revision, or created with modified in the same source, is compared exactly.</w:t>
+      </w:r>
+    </w:p>
+    <w:p>
+      <w:pPr>
+        <w:spacing w:after="80" w:before="80"/>
+      </w:pPr>
+      <w:r>
+        <w:rPr>
+          <w:rFonts w:ascii="Arial" w:cs="Arial" w:eastAsia="Arial" w:hAnsi="Arial"/>
+          <w:color w:val="000000"/>
+          <w:sz w:val="22"/>
+          <w:szCs w:val="22"/>
+        </w:rPr>
+        <w:t xml:space="preserve">Scoring and storage. Any inconsistency produces one TIMELINE_INCONSISTENT finding per document (HIGH, risk +20), listing each issue, and the document appears with that code in the Document Risk Summary. An Info ModDate earlier than the Info CreationDate in the current revision is already scored as METADATA_DATE_ANOMALY, so on its own it is listed in the report but does not also produce TIMELINE_INCONSISTENT. Timestamps are stored in the timeline_events table (schema revision 10). A prior version analysed in its own right has no separate timeline: it is part of its submitted file's timeline, and its row in the report says so. Documents analysed before version 1.1.0 have no timeline until they are re-analysed.</w:t>
+      </w:r>
+    </w:p>
+    <w:p>
+      <w:pPr>
+        <w:spacing w:after="80" w:before="80"/>
+      </w:pPr>
+      <w:r>
+        <w:rPr>
+          <w:rFonts w:ascii="Arial" w:cs="Arial" w:eastAsia="Arial" w:hAnsi="Arial"/>
+          <w:color w:val="000000"/>
+          <w:sz w:val="22"/>
+          <w:szCs w:val="22"/>
+        </w:rPr>
+        <w:t xml:space="preserve">Limitations. A timestamp records what a clock said, not what happened: a device clock or timezone setting can be wrong, and an offset assumed as UTC can reorder two close events. A consistent timeline is not proof of authenticity, because timestamps can be edited consistently. The check that a comment predates its revision's save assumes the saving software updates the modification date; software that does not can produce a benign flag. Revisions that cannot be opened as a PDF (section 5) contribute no timestamps.</w:t>
       </w:r>
     </w:p>
     <w:p>
@@ -21626,6 +21790,101 @@
                 <w:sz w:val="18"/>
                 <w:szCs w:val="18"/>
               </w:rPr>
+              <w:t xml:space="preserve">TIMELINE_INCONSISTENT (document)</w:t>
+            </w:r>
+          </w:p>
+        </w:tc>
+        <w:tc>
+          <w:tcPr>
+            <w:tcW w:type="dxa" w:w="1300"/>
+            <w:tcBorders>
+              <w:top w:val="single" w:color="CCCCCC" w:sz="1"/>
+              <w:left w:val="single" w:color="CCCCCC" w:sz="1"/>
+              <w:bottom w:val="single" w:color="CCCCCC" w:sz="1"/>
+              <w:right w:val="single" w:color="CCCCCC" w:sz="1"/>
+            </w:tcBorders>
+            <w:shd w:fill="FFFFFF" w:val="clear"/>
+            <w:tcMar>
+              <w:top w:type="dxa" w:w="80"/>
+              <w:left w:type="dxa" w:w="120"/>
+              <w:bottom w:type="dxa" w:w="80"/>
+              <w:right w:type="dxa" w:w="120"/>
+            </w:tcMar>
+          </w:tcPr>
+          <w:p>
+            <w:r>
+              <w:rPr>
+                <w:rFonts w:ascii="Arial" w:cs="Arial" w:eastAsia="Arial" w:hAnsi="Arial"/>
+                <w:b w:val="false"/>
+                <w:bCs w:val="false"/>
+                <w:color w:val="000000"/>
+                <w:sz w:val="18"/>
+                <w:szCs w:val="18"/>
+              </w:rPr>
+              <w:t xml:space="preserve">+20</w:t>
+            </w:r>
+          </w:p>
+        </w:tc>
+        <w:tc>
+          <w:tcPr>
+            <w:tcW w:type="dxa" w:w="4960"/>
+            <w:tcBorders>
+              <w:top w:val="single" w:color="CCCCCC" w:sz="1"/>
+              <w:left w:val="single" w:color="CCCCCC" w:sz="1"/>
+              <w:bottom w:val="single" w:color="CCCCCC" w:sz="1"/>
+              <w:right w:val="single" w:color="CCCCCC" w:sz="1"/>
+            </w:tcBorders>
+            <w:shd w:fill="FFFFFF" w:val="clear"/>
+            <w:tcMar>
+              <w:top w:type="dxa" w:w="80"/>
+              <w:left w:type="dxa" w:w="120"/>
+              <w:bottom w:type="dxa" w:w="80"/>
+              <w:right w:type="dxa" w:w="120"/>
+            </w:tcMar>
+          </w:tcPr>
+          <w:p>
+            <w:r>
+              <w:rPr>
+                <w:rFonts w:ascii="Arial" w:cs="Arial" w:eastAsia="Arial" w:hAnsi="Arial"/>
+                <w:b w:val="false"/>
+                <w:bCs w:val="false"/>
+                <w:color w:val="000000"/>
+                <w:sz w:val="18"/>
+                <w:szCs w:val="18"/>
+              </w:rPr>
+              <w:t xml:space="preserve">Timestamps out of chronological order across the document and its revisions (created after modified, creation date changed, modification going backwards, comment or signature out of sequence, future or pre-1993 dates); see section 4.5.</w:t>
+            </w:r>
+          </w:p>
+        </w:tc>
+      </w:tr>
+      <w:tr>
+        <w:tc>
+          <w:tcPr>
+            <w:tcW w:type="dxa" w:w="3100"/>
+            <w:tcBorders>
+              <w:top w:val="single" w:color="CCCCCC" w:sz="1"/>
+              <w:left w:val="single" w:color="CCCCCC" w:sz="1"/>
+              <w:bottom w:val="single" w:color="CCCCCC" w:sz="1"/>
+              <w:right w:val="single" w:color="CCCCCC" w:sz="1"/>
+            </w:tcBorders>
+            <w:shd w:fill="FFFFFF" w:val="clear"/>
+            <w:tcMar>
+              <w:top w:type="dxa" w:w="80"/>
+              <w:left w:type="dxa" w:w="120"/>
+              <w:bottom w:type="dxa" w:w="80"/>
+              <w:right w:type="dxa" w:w="120"/>
+            </w:tcMar>
+          </w:tcPr>
+          <w:p>
+            <w:r>
+              <w:rPr>
+                <w:rFonts w:ascii="Arial" w:cs="Arial" w:eastAsia="Arial" w:hAnsi="Arial"/>
+                <w:b w:val="false"/>
+                <w:bCs w:val="false"/>
+                <w:color w:val="000000"/>
+                <w:sz w:val="18"/>
+                <w:szCs w:val="18"/>
+              </w:rPr>
               <w:t xml:space="preserve">VERSION_MISMATCH / XMP_ID_ANOMALY / STRUCTURAL_WARNING (document)</w:t>
             </w:r>
           </w:p>
@@ -28971,6 +29230,1029 @@
       </w:pPr>
       <w:r>
         <w:t xml:space="preserve"/>
+      </w:r>
+    </w:p>
+    <w:p>
+      <w:r>
+        <w:br w:type="page"/>
+      </w:r>
+    </w:p>
+    <w:p>
+      <w:pPr>
+        <w:pStyle w:val="Heading1"/>
+        <w:pBdr>
+          <w:bottom w:val="single" w:color="2E75B6" w:sz="6" w:space="4"/>
+        </w:pBdr>
+        <w:spacing w:after="120" w:before="360"/>
+      </w:pPr>
+      <w:bookmarkStart w:id="957" w:name="annex_a"/>
+      <w:bookmarkEnd w:id="957"/>
+      <w:r>
+        <w:rPr>
+          <w:rFonts w:ascii="Arial" w:cs="Arial" w:eastAsia="Arial" w:hAnsi="Arial"/>
+          <w:b/>
+          <w:bCs/>
+          <w:color w:val="1F3864"/>
+          <w:sz w:val="32"/>
+          <w:szCs w:val="32"/>
+        </w:rPr>
+        <w:t xml:space="preserve">Annex A. PDF Versions</w:t>
+      </w:r>
+    </w:p>
+    <w:p>
+      <w:pPr>
+        <w:spacing w:after="80" w:before="80"/>
+      </w:pPr>
+      <w:r>
+        <w:rPr>
+          <w:rFonts w:ascii="Arial" w:cs="Arial" w:eastAsia="Arial" w:hAnsi="Arial"/>
+          <w:color w:val="000000"/>
+          <w:sz w:val="22"/>
+          <w:szCs w:val="22"/>
+        </w:rPr>
+        <w:t xml:space="preserve">The published PDF versions are 1.0 to 1.7 and 2.0; no other version number exists, and the application reports any other declared value as VERSION_INVALID (section 4.4). The publication dates below are those of the Adobe PDF Reference editions and the ISO standards, as cited in the bibliographies of ISO 32000-1:2008 and ISO 32000-2:2020. Each version includes every non-deprecated feature of the versions before it. Software could support a version shortly before its specification was published (an Acrobat release sometimes preceded the reference manual), so treat each date as approximate for dating purposes; the temporal checks of section 4.4 use the publication year, and only for the features listed there.</w:t>
+      </w:r>
+    </w:p>
+    <w:tbl>
+      <w:tblPr>
+        <w:tblW w:type="dxa" w:w="9360"/>
+        <w:tblBorders>
+          <w:top w:val="single" w:color="auto" w:sz="4"/>
+          <w:left w:val="single" w:color="auto" w:sz="4"/>
+          <w:bottom w:val="single" w:color="auto" w:sz="4"/>
+          <w:right w:val="single" w:color="auto" w:sz="4"/>
+          <w:insideH w:val="single" w:color="auto" w:sz="4"/>
+          <w:insideV w:val="single" w:color="auto" w:sz="4"/>
+        </w:tblBorders>
+      </w:tblPr>
+      <w:tblGrid>
+        <w:gridCol w:w="1216"/>
+        <w:gridCol w:w="2808"/>
+        <w:gridCol w:w="5336"/>
+      </w:tblGrid>
+      <w:tr>
+        <w:tc>
+          <w:tcPr>
+            <w:tcW w:type="dxa" w:w="1440"/>
+            <w:tcBorders>
+              <w:top w:val="single" w:color="1F3864" w:sz="1"/>
+              <w:left w:val="single" w:color="1F3864" w:sz="1"/>
+              <w:bottom w:val="single" w:color="1F3864" w:sz="1"/>
+              <w:right w:val="single" w:color="1F3864" w:sz="1"/>
+            </w:tcBorders>
+            <w:shd w:fill="1F3864" w:val="clear"/>
+            <w:tcMar>
+              <w:top w:type="dxa" w:w="80"/>
+              <w:left w:type="dxa" w:w="120"/>
+              <w:bottom w:type="dxa" w:w="80"/>
+              <w:right w:type="dxa" w:w="120"/>
+            </w:tcMar>
+          </w:tcPr>
+          <w:p>
+            <w:r>
+              <w:rPr>
+                <w:rFonts w:ascii="Arial" w:cs="Arial" w:eastAsia="Arial" w:hAnsi="Arial"/>
+                <w:b/>
+                <w:bCs/>
+                <w:color w:val="FFFFFF"/>
+                <w:sz w:val="20"/>
+                <w:szCs w:val="20"/>
+              </w:rPr>
+              <w:t xml:space="preserve">Version</w:t>
+            </w:r>
+          </w:p>
+        </w:tc>
+        <w:tc>
+          <w:tcPr>
+            <w:tcW w:type="dxa" w:w="5040"/>
+            <w:tcBorders>
+              <w:top w:val="single" w:color="1F3864" w:sz="1"/>
+              <w:left w:val="single" w:color="1F3864" w:sz="1"/>
+              <w:bottom w:val="single" w:color="1F3864" w:sz="1"/>
+              <w:right w:val="single" w:color="1F3864" w:sz="1"/>
+            </w:tcBorders>
+            <w:shd w:fill="1F3864" w:val="clear"/>
+            <w:tcMar>
+              <w:top w:type="dxa" w:w="80"/>
+              <w:left w:type="dxa" w:w="120"/>
+              <w:bottom w:type="dxa" w:w="80"/>
+              <w:right w:type="dxa" w:w="120"/>
+            </w:tcMar>
+          </w:tcPr>
+          <w:p>
+            <w:r>
+              <w:rPr>
+                <w:rFonts w:ascii="Arial" w:cs="Arial" w:eastAsia="Arial" w:hAnsi="Arial"/>
+                <w:b/>
+                <w:bCs/>
+                <w:color w:val="FFFFFF"/>
+                <w:sz w:val="20"/>
+                <w:szCs w:val="20"/>
+              </w:rPr>
+              <w:t xml:space="preserve">Specification (published)</w:t>
+            </w:r>
+          </w:p>
+        </w:tc>
+        <w:tc>
+          <w:tcPr>
+            <w:tcW w:type="dxa" w:w="2880"/>
+            <w:tcBorders>
+              <w:top w:val="single" w:color="1F3864" w:sz="1"/>
+              <w:left w:val="single" w:color="1F3864" w:sz="1"/>
+              <w:bottom w:val="single" w:color="1F3864" w:sz="1"/>
+              <w:right w:val="single" w:color="1F3864" w:sz="1"/>
+            </w:tcBorders>
+            <w:shd w:fill="1F3864" w:val="clear"/>
+            <w:tcMar>
+              <w:top w:type="dxa" w:w="80"/>
+              <w:left w:type="dxa" w:w="120"/>
+              <w:bottom w:type="dxa" w:w="80"/>
+              <w:right w:type="dxa" w:w="120"/>
+            </w:tcMar>
+          </w:tcPr>
+          <w:p>
+            <w:r>
+              <w:rPr>
+                <w:rFonts w:ascii="Arial" w:cs="Arial" w:eastAsia="Arial" w:hAnsi="Arial"/>
+                <w:b/>
+                <w:bCs/>
+                <w:color w:val="FFFFFF"/>
+                <w:sz w:val="20"/>
+                <w:szCs w:val="20"/>
+              </w:rPr>
+              <w:t xml:space="preserve">Main features introduced</w:t>
+            </w:r>
+          </w:p>
+        </w:tc>
+      </w:tr>
+      <w:tr>
+        <w:tc>
+          <w:tcPr>
+            <w:tcW w:type="dxa" w:w="1440"/>
+            <w:tcBorders>
+              <w:top w:val="single" w:color="CCCCCC" w:sz="1"/>
+              <w:left w:val="single" w:color="CCCCCC" w:sz="1"/>
+              <w:bottom w:val="single" w:color="CCCCCC" w:sz="1"/>
+              <w:right w:val="single" w:color="CCCCCC" w:sz="1"/>
+            </w:tcBorders>
+            <w:shd w:fill="FFFFFF" w:val="clear"/>
+            <w:tcMar>
+              <w:top w:type="dxa" w:w="80"/>
+              <w:left w:type="dxa" w:w="120"/>
+              <w:bottom w:type="dxa" w:w="80"/>
+              <w:right w:type="dxa" w:w="120"/>
+            </w:tcMar>
+          </w:tcPr>
+          <w:p>
+            <w:r>
+              <w:rPr>
+                <w:rFonts w:ascii="Arial" w:cs="Arial" w:eastAsia="Arial" w:hAnsi="Arial"/>
+                <w:b w:val="false"/>
+                <w:bCs w:val="false"/>
+                <w:color w:val="1A1A1A"/>
+                <w:sz w:val="20"/>
+                <w:szCs w:val="20"/>
+              </w:rPr>
+              <w:t xml:space="preserve">PDF 1.0</w:t>
+            </w:r>
+          </w:p>
+        </w:tc>
+        <w:tc>
+          <w:tcPr>
+            <w:tcW w:type="dxa" w:w="5040"/>
+            <w:tcBorders>
+              <w:top w:val="single" w:color="CCCCCC" w:sz="1"/>
+              <w:left w:val="single" w:color="CCCCCC" w:sz="1"/>
+              <w:bottom w:val="single" w:color="CCCCCC" w:sz="1"/>
+              <w:right w:val="single" w:color="CCCCCC" w:sz="1"/>
+            </w:tcBorders>
+            <w:shd w:fill="FFFFFF" w:val="clear"/>
+            <w:tcMar>
+              <w:top w:type="dxa" w:w="80"/>
+              <w:left w:type="dxa" w:w="120"/>
+              <w:bottom w:type="dxa" w:w="80"/>
+              <w:right w:type="dxa" w:w="120"/>
+            </w:tcMar>
+          </w:tcPr>
+          <w:p>
+            <w:r>
+              <w:rPr>
+                <w:rFonts w:ascii="Arial" w:cs="Arial" w:eastAsia="Arial" w:hAnsi="Arial"/>
+                <w:b w:val="false"/>
+                <w:bCs w:val="false"/>
+                <w:color w:val="1A1A1A"/>
+                <w:sz w:val="20"/>
+                <w:szCs w:val="20"/>
+              </w:rPr>
+              <w:t xml:space="preserve">Adobe PDF Reference, 1st ed., June 1993</w:t>
+            </w:r>
+          </w:p>
+        </w:tc>
+        <w:tc>
+          <w:tcPr>
+            <w:tcW w:type="dxa" w:w="2880"/>
+            <w:tcBorders>
+              <w:top w:val="single" w:color="CCCCCC" w:sz="1"/>
+              <w:left w:val="single" w:color="CCCCCC" w:sz="1"/>
+              <w:bottom w:val="single" w:color="CCCCCC" w:sz="1"/>
+              <w:right w:val="single" w:color="CCCCCC" w:sz="1"/>
+            </w:tcBorders>
+            <w:shd w:fill="FFFFFF" w:val="clear"/>
+            <w:tcMar>
+              <w:top w:type="dxa" w:w="80"/>
+              <w:left w:type="dxa" w:w="120"/>
+              <w:bottom w:type="dxa" w:w="80"/>
+              <w:right w:type="dxa" w:w="120"/>
+            </w:tcMar>
+          </w:tcPr>
+          <w:p>
+            <w:r>
+              <w:rPr>
+                <w:rFonts w:ascii="Arial" w:cs="Arial" w:eastAsia="Arial" w:hAnsi="Arial"/>
+                <w:b w:val="false"/>
+                <w:bCs w:val="false"/>
+                <w:color w:val="1A1A1A"/>
+                <w:sz w:val="20"/>
+                <w:szCs w:val="20"/>
+              </w:rPr>
+              <w:t xml:space="preserve">The original format: pages, text and fonts (Type 1, Type 3), vector graphics, images, outlines (bookmarks), links, thumbnails and the Info dictionary.</w:t>
+            </w:r>
+          </w:p>
+        </w:tc>
+      </w:tr>
+      <w:tr>
+        <w:tc>
+          <w:tcPr>
+            <w:tcW w:type="dxa" w:w="1440"/>
+            <w:tcBorders>
+              <w:top w:val="single" w:color="CCCCCC" w:sz="1"/>
+              <w:left w:val="single" w:color="CCCCCC" w:sz="1"/>
+              <w:bottom w:val="single" w:color="CCCCCC" w:sz="1"/>
+              <w:right w:val="single" w:color="CCCCCC" w:sz="1"/>
+            </w:tcBorders>
+            <w:shd w:fill="FFFFFF" w:val="clear"/>
+            <w:tcMar>
+              <w:top w:type="dxa" w:w="80"/>
+              <w:left w:type="dxa" w:w="120"/>
+              <w:bottom w:type="dxa" w:w="80"/>
+              <w:right w:type="dxa" w:w="120"/>
+            </w:tcMar>
+          </w:tcPr>
+          <w:p>
+            <w:r>
+              <w:rPr>
+                <w:rFonts w:ascii="Arial" w:cs="Arial" w:eastAsia="Arial" w:hAnsi="Arial"/>
+                <w:b w:val="false"/>
+                <w:bCs w:val="false"/>
+                <w:color w:val="1A1A1A"/>
+                <w:sz w:val="20"/>
+                <w:szCs w:val="20"/>
+              </w:rPr>
+              <w:t xml:space="preserve">PDF 1.1</w:t>
+            </w:r>
+          </w:p>
+        </w:tc>
+        <w:tc>
+          <w:tcPr>
+            <w:tcW w:type="dxa" w:w="5040"/>
+            <w:tcBorders>
+              <w:top w:val="single" w:color="CCCCCC" w:sz="1"/>
+              <w:left w:val="single" w:color="CCCCCC" w:sz="1"/>
+              <w:bottom w:val="single" w:color="CCCCCC" w:sz="1"/>
+              <w:right w:val="single" w:color="CCCCCC" w:sz="1"/>
+            </w:tcBorders>
+            <w:shd w:fill="FFFFFF" w:val="clear"/>
+            <w:tcMar>
+              <w:top w:type="dxa" w:w="80"/>
+              <w:left w:type="dxa" w:w="120"/>
+              <w:bottom w:type="dxa" w:w="80"/>
+              <w:right w:type="dxa" w:w="120"/>
+            </w:tcMar>
+          </w:tcPr>
+          <w:p>
+            <w:r>
+              <w:rPr>
+                <w:rFonts w:ascii="Arial" w:cs="Arial" w:eastAsia="Arial" w:hAnsi="Arial"/>
+                <w:b w:val="false"/>
+                <w:bCs w:val="false"/>
+                <w:color w:val="1A1A1A"/>
+                <w:sz w:val="20"/>
+                <w:szCs w:val="20"/>
+              </w:rPr>
+              <w:t xml:space="preserve">PDF Reference, 1st ed. revised, March 1996</w:t>
+            </w:r>
+          </w:p>
+        </w:tc>
+        <w:tc>
+          <w:tcPr>
+            <w:tcW w:type="dxa" w:w="2880"/>
+            <w:tcBorders>
+              <w:top w:val="single" w:color="CCCCCC" w:sz="1"/>
+              <w:left w:val="single" w:color="CCCCCC" w:sz="1"/>
+              <w:bottom w:val="single" w:color="CCCCCC" w:sz="1"/>
+              <w:right w:val="single" w:color="CCCCCC" w:sz="1"/>
+            </w:tcBorders>
+            <w:shd w:fill="FFFFFF" w:val="clear"/>
+            <w:tcMar>
+              <w:top w:type="dxa" w:w="80"/>
+              <w:left w:type="dxa" w:w="120"/>
+              <w:bottom w:type="dxa" w:w="80"/>
+              <w:right w:type="dxa" w:w="120"/>
+            </w:tcMar>
+          </w:tcPr>
+          <w:p>
+            <w:r>
+              <w:rPr>
+                <w:rFonts w:ascii="Arial" w:cs="Arial" w:eastAsia="Arial" w:hAnsi="Arial"/>
+                <w:b w:val="false"/>
+                <w:bCs w:val="false"/>
+                <w:color w:val="1A1A1A"/>
+                <w:sz w:val="20"/>
+                <w:szCs w:val="20"/>
+              </w:rPr>
+              <w:t xml:space="preserve">Passwords and encryption (40-bit RC4), device-independent colour (CalGray, CalRGB, Lab), article threads, named destinations, TrueType fonts.</w:t>
+            </w:r>
+          </w:p>
+        </w:tc>
+      </w:tr>
+      <w:tr>
+        <w:tc>
+          <w:tcPr>
+            <w:tcW w:type="dxa" w:w="1440"/>
+            <w:tcBorders>
+              <w:top w:val="single" w:color="CCCCCC" w:sz="1"/>
+              <w:left w:val="single" w:color="CCCCCC" w:sz="1"/>
+              <w:bottom w:val="single" w:color="CCCCCC" w:sz="1"/>
+              <w:right w:val="single" w:color="CCCCCC" w:sz="1"/>
+            </w:tcBorders>
+            <w:shd w:fill="FFFFFF" w:val="clear"/>
+            <w:tcMar>
+              <w:top w:type="dxa" w:w="80"/>
+              <w:left w:type="dxa" w:w="120"/>
+              <w:bottom w:type="dxa" w:w="80"/>
+              <w:right w:type="dxa" w:w="120"/>
+            </w:tcMar>
+          </w:tcPr>
+          <w:p>
+            <w:r>
+              <w:rPr>
+                <w:rFonts w:ascii="Arial" w:cs="Arial" w:eastAsia="Arial" w:hAnsi="Arial"/>
+                <w:b w:val="false"/>
+                <w:bCs w:val="false"/>
+                <w:color w:val="1A1A1A"/>
+                <w:sz w:val="20"/>
+                <w:szCs w:val="20"/>
+              </w:rPr>
+              <w:t xml:space="preserve">PDF 1.2</w:t>
+            </w:r>
+          </w:p>
+        </w:tc>
+        <w:tc>
+          <w:tcPr>
+            <w:tcW w:type="dxa" w:w="5040"/>
+            <w:tcBorders>
+              <w:top w:val="single" w:color="CCCCCC" w:sz="1"/>
+              <w:left w:val="single" w:color="CCCCCC" w:sz="1"/>
+              <w:bottom w:val="single" w:color="CCCCCC" w:sz="1"/>
+              <w:right w:val="single" w:color="CCCCCC" w:sz="1"/>
+            </w:tcBorders>
+            <w:shd w:fill="FFFFFF" w:val="clear"/>
+            <w:tcMar>
+              <w:top w:type="dxa" w:w="80"/>
+              <w:left w:type="dxa" w:w="120"/>
+              <w:bottom w:type="dxa" w:w="80"/>
+              <w:right w:type="dxa" w:w="120"/>
+            </w:tcMar>
+          </w:tcPr>
+          <w:p>
+            <w:r>
+              <w:rPr>
+                <w:rFonts w:ascii="Arial" w:cs="Arial" w:eastAsia="Arial" w:hAnsi="Arial"/>
+                <w:b w:val="false"/>
+                <w:bCs w:val="false"/>
+                <w:color w:val="1A1A1A"/>
+                <w:sz w:val="20"/>
+                <w:szCs w:val="20"/>
+              </w:rPr>
+              <w:t xml:space="preserve">PDF Reference, 1st ed. revised, November 1996</w:t>
+            </w:r>
+          </w:p>
+        </w:tc>
+        <w:tc>
+          <w:tcPr>
+            <w:tcW w:type="dxa" w:w="2880"/>
+            <w:tcBorders>
+              <w:top w:val="single" w:color="CCCCCC" w:sz="1"/>
+              <w:left w:val="single" w:color="CCCCCC" w:sz="1"/>
+              <w:bottom w:val="single" w:color="CCCCCC" w:sz="1"/>
+              <w:right w:val="single" w:color="CCCCCC" w:sz="1"/>
+            </w:tcBorders>
+            <w:shd w:fill="FFFFFF" w:val="clear"/>
+            <w:tcMar>
+              <w:top w:type="dxa" w:w="80"/>
+              <w:left w:type="dxa" w:w="120"/>
+              <w:bottom w:type="dxa" w:w="80"/>
+              <w:right w:type="dxa" w:w="120"/>
+            </w:tcMar>
+          </w:tcPr>
+          <w:p>
+            <w:r>
+              <w:rPr>
+                <w:rFonts w:ascii="Arial" w:cs="Arial" w:eastAsia="Arial" w:hAnsi="Arial"/>
+                <w:b w:val="false"/>
+                <w:bCs w:val="false"/>
+                <w:color w:val="1A1A1A"/>
+                <w:sz w:val="20"/>
+                <w:szCs w:val="20"/>
+              </w:rPr>
+              <w:t xml:space="preserve">Interactive forms (AcroForm), Flate (zlib) compression, CID-keyed fonts, halftone and additional colour features.</w:t>
+            </w:r>
+          </w:p>
+        </w:tc>
+      </w:tr>
+      <w:tr>
+        <w:tc>
+          <w:tcPr>
+            <w:tcW w:type="dxa" w:w="1440"/>
+            <w:tcBorders>
+              <w:top w:val="single" w:color="CCCCCC" w:sz="1"/>
+              <w:left w:val="single" w:color="CCCCCC" w:sz="1"/>
+              <w:bottom w:val="single" w:color="CCCCCC" w:sz="1"/>
+              <w:right w:val="single" w:color="CCCCCC" w:sz="1"/>
+            </w:tcBorders>
+            <w:shd w:fill="FFFFFF" w:val="clear"/>
+            <w:tcMar>
+              <w:top w:type="dxa" w:w="80"/>
+              <w:left w:type="dxa" w:w="120"/>
+              <w:bottom w:type="dxa" w:w="80"/>
+              <w:right w:type="dxa" w:w="120"/>
+            </w:tcMar>
+          </w:tcPr>
+          <w:p>
+            <w:r>
+              <w:rPr>
+                <w:rFonts w:ascii="Arial" w:cs="Arial" w:eastAsia="Arial" w:hAnsi="Arial"/>
+                <w:b w:val="false"/>
+                <w:bCs w:val="false"/>
+                <w:color w:val="1A1A1A"/>
+                <w:sz w:val="20"/>
+                <w:szCs w:val="20"/>
+              </w:rPr>
+              <w:t xml:space="preserve">PDF 1.3</w:t>
+            </w:r>
+          </w:p>
+        </w:tc>
+        <w:tc>
+          <w:tcPr>
+            <w:tcW w:type="dxa" w:w="5040"/>
+            <w:tcBorders>
+              <w:top w:val="single" w:color="CCCCCC" w:sz="1"/>
+              <w:left w:val="single" w:color="CCCCCC" w:sz="1"/>
+              <w:bottom w:val="single" w:color="CCCCCC" w:sz="1"/>
+              <w:right w:val="single" w:color="CCCCCC" w:sz="1"/>
+            </w:tcBorders>
+            <w:shd w:fill="FFFFFF" w:val="clear"/>
+            <w:tcMar>
+              <w:top w:type="dxa" w:w="80"/>
+              <w:left w:type="dxa" w:w="120"/>
+              <w:bottom w:type="dxa" w:w="80"/>
+              <w:right w:type="dxa" w:w="120"/>
+            </w:tcMar>
+          </w:tcPr>
+          <w:p>
+            <w:r>
+              <w:rPr>
+                <w:rFonts w:ascii="Arial" w:cs="Arial" w:eastAsia="Arial" w:hAnsi="Arial"/>
+                <w:b w:val="false"/>
+                <w:bCs w:val="false"/>
+                <w:color w:val="1A1A1A"/>
+                <w:sz w:val="20"/>
+                <w:szCs w:val="20"/>
+              </w:rPr>
+              <w:t xml:space="preserve">PDF Reference, 2nd ed., July 2000</w:t>
+            </w:r>
+          </w:p>
+        </w:tc>
+        <w:tc>
+          <w:tcPr>
+            <w:tcW w:type="dxa" w:w="2880"/>
+            <w:tcBorders>
+              <w:top w:val="single" w:color="CCCCCC" w:sz="1"/>
+              <w:left w:val="single" w:color="CCCCCC" w:sz="1"/>
+              <w:bottom w:val="single" w:color="CCCCCC" w:sz="1"/>
+              <w:right w:val="single" w:color="CCCCCC" w:sz="1"/>
+            </w:tcBorders>
+            <w:shd w:fill="FFFFFF" w:val="clear"/>
+            <w:tcMar>
+              <w:top w:type="dxa" w:w="80"/>
+              <w:left w:type="dxa" w:w="120"/>
+              <w:bottom w:type="dxa" w:w="80"/>
+              <w:right w:type="dxa" w:w="120"/>
+            </w:tcMar>
+          </w:tcPr>
+          <w:p>
+            <w:r>
+              <w:rPr>
+                <w:rFonts w:ascii="Arial" w:cs="Arial" w:eastAsia="Arial" w:hAnsi="Arial"/>
+                <w:b w:val="false"/>
+                <w:bCs w:val="false"/>
+                <w:color w:val="1A1A1A"/>
+                <w:sz w:val="20"/>
+                <w:szCs w:val="20"/>
+              </w:rPr>
+              <w:t xml:space="preserve">Digital signatures, ICC-based and DeviceN colour, smooth shading, JavaScript actions, embedded files, logical structure, many new annotation types (free text, markup, stamps).</w:t>
+            </w:r>
+          </w:p>
+        </w:tc>
+      </w:tr>
+      <w:tr>
+        <w:tc>
+          <w:tcPr>
+            <w:tcW w:type="dxa" w:w="1440"/>
+            <w:tcBorders>
+              <w:top w:val="single" w:color="CCCCCC" w:sz="1"/>
+              <w:left w:val="single" w:color="CCCCCC" w:sz="1"/>
+              <w:bottom w:val="single" w:color="CCCCCC" w:sz="1"/>
+              <w:right w:val="single" w:color="CCCCCC" w:sz="1"/>
+            </w:tcBorders>
+            <w:shd w:fill="FFFFFF" w:val="clear"/>
+            <w:tcMar>
+              <w:top w:type="dxa" w:w="80"/>
+              <w:left w:type="dxa" w:w="120"/>
+              <w:bottom w:type="dxa" w:w="80"/>
+              <w:right w:type="dxa" w:w="120"/>
+            </w:tcMar>
+          </w:tcPr>
+          <w:p>
+            <w:r>
+              <w:rPr>
+                <w:rFonts w:ascii="Arial" w:cs="Arial" w:eastAsia="Arial" w:hAnsi="Arial"/>
+                <w:b w:val="false"/>
+                <w:bCs w:val="false"/>
+                <w:color w:val="1A1A1A"/>
+                <w:sz w:val="20"/>
+                <w:szCs w:val="20"/>
+              </w:rPr>
+              <w:t xml:space="preserve">PDF 1.4</w:t>
+            </w:r>
+          </w:p>
+        </w:tc>
+        <w:tc>
+          <w:tcPr>
+            <w:tcW w:type="dxa" w:w="5040"/>
+            <w:tcBorders>
+              <w:top w:val="single" w:color="CCCCCC" w:sz="1"/>
+              <w:left w:val="single" w:color="CCCCCC" w:sz="1"/>
+              <w:bottom w:val="single" w:color="CCCCCC" w:sz="1"/>
+              <w:right w:val="single" w:color="CCCCCC" w:sz="1"/>
+            </w:tcBorders>
+            <w:shd w:fill="FFFFFF" w:val="clear"/>
+            <w:tcMar>
+              <w:top w:type="dxa" w:w="80"/>
+              <w:left w:type="dxa" w:w="120"/>
+              <w:bottom w:type="dxa" w:w="80"/>
+              <w:right w:type="dxa" w:w="120"/>
+            </w:tcMar>
+          </w:tcPr>
+          <w:p>
+            <w:r>
+              <w:rPr>
+                <w:rFonts w:ascii="Arial" w:cs="Arial" w:eastAsia="Arial" w:hAnsi="Arial"/>
+                <w:b w:val="false"/>
+                <w:bCs w:val="false"/>
+                <w:color w:val="1A1A1A"/>
+                <w:sz w:val="20"/>
+                <w:szCs w:val="20"/>
+              </w:rPr>
+              <w:t xml:space="preserve">PDF Reference, 3rd ed., November 2001</w:t>
+            </w:r>
+          </w:p>
+        </w:tc>
+        <w:tc>
+          <w:tcPr>
+            <w:tcW w:type="dxa" w:w="2880"/>
+            <w:tcBorders>
+              <w:top w:val="single" w:color="CCCCCC" w:sz="1"/>
+              <w:left w:val="single" w:color="CCCCCC" w:sz="1"/>
+              <w:bottom w:val="single" w:color="CCCCCC" w:sz="1"/>
+              <w:right w:val="single" w:color="CCCCCC" w:sz="1"/>
+            </w:tcBorders>
+            <w:shd w:fill="FFFFFF" w:val="clear"/>
+            <w:tcMar>
+              <w:top w:type="dxa" w:w="80"/>
+              <w:left w:type="dxa" w:w="120"/>
+              <w:bottom w:type="dxa" w:w="80"/>
+              <w:right w:type="dxa" w:w="120"/>
+            </w:tcMar>
+          </w:tcPr>
+          <w:p>
+            <w:r>
+              <w:rPr>
+                <w:rFonts w:ascii="Arial" w:cs="Arial" w:eastAsia="Arial" w:hAnsi="Arial"/>
+                <w:b w:val="false"/>
+                <w:bCs w:val="false"/>
+                <w:color w:val="1A1A1A"/>
+                <w:sz w:val="20"/>
+                <w:szCs w:val="20"/>
+              </w:rPr>
+              <w:t xml:space="preserve">Transparency (soft masks, blend modes, transparency groups), XMP metadata streams, tagged PDF, JBIG2 compression, 128-bit RC4 encryption, the Catalog /Version entry.</w:t>
+            </w:r>
+          </w:p>
+        </w:tc>
+      </w:tr>
+      <w:tr>
+        <w:tc>
+          <w:tcPr>
+            <w:tcW w:type="dxa" w:w="1440"/>
+            <w:tcBorders>
+              <w:top w:val="single" w:color="CCCCCC" w:sz="1"/>
+              <w:left w:val="single" w:color="CCCCCC" w:sz="1"/>
+              <w:bottom w:val="single" w:color="CCCCCC" w:sz="1"/>
+              <w:right w:val="single" w:color="CCCCCC" w:sz="1"/>
+            </w:tcBorders>
+            <w:shd w:fill="FFFFFF" w:val="clear"/>
+            <w:tcMar>
+              <w:top w:type="dxa" w:w="80"/>
+              <w:left w:type="dxa" w:w="120"/>
+              <w:bottom w:type="dxa" w:w="80"/>
+              <w:right w:type="dxa" w:w="120"/>
+            </w:tcMar>
+          </w:tcPr>
+          <w:p>
+            <w:r>
+              <w:rPr>
+                <w:rFonts w:ascii="Arial" w:cs="Arial" w:eastAsia="Arial" w:hAnsi="Arial"/>
+                <w:b w:val="false"/>
+                <w:bCs w:val="false"/>
+                <w:color w:val="1A1A1A"/>
+                <w:sz w:val="20"/>
+                <w:szCs w:val="20"/>
+              </w:rPr>
+              <w:t xml:space="preserve">PDF 1.5</w:t>
+            </w:r>
+          </w:p>
+        </w:tc>
+        <w:tc>
+          <w:tcPr>
+            <w:tcW w:type="dxa" w:w="5040"/>
+            <w:tcBorders>
+              <w:top w:val="single" w:color="CCCCCC" w:sz="1"/>
+              <w:left w:val="single" w:color="CCCCCC" w:sz="1"/>
+              <w:bottom w:val="single" w:color="CCCCCC" w:sz="1"/>
+              <w:right w:val="single" w:color="CCCCCC" w:sz="1"/>
+            </w:tcBorders>
+            <w:shd w:fill="FFFFFF" w:val="clear"/>
+            <w:tcMar>
+              <w:top w:type="dxa" w:w="80"/>
+              <w:left w:type="dxa" w:w="120"/>
+              <w:bottom w:type="dxa" w:w="80"/>
+              <w:right w:type="dxa" w:w="120"/>
+            </w:tcMar>
+          </w:tcPr>
+          <w:p>
+            <w:r>
+              <w:rPr>
+                <w:rFonts w:ascii="Arial" w:cs="Arial" w:eastAsia="Arial" w:hAnsi="Arial"/>
+                <w:b w:val="false"/>
+                <w:bCs w:val="false"/>
+                <w:color w:val="1A1A1A"/>
+                <w:sz w:val="20"/>
+                <w:szCs w:val="20"/>
+              </w:rPr>
+              <w:t xml:space="preserve">PDF Reference, 4th ed., August 2003</w:t>
+            </w:r>
+          </w:p>
+        </w:tc>
+        <w:tc>
+          <w:tcPr>
+            <w:tcW w:type="dxa" w:w="2880"/>
+            <w:tcBorders>
+              <w:top w:val="single" w:color="CCCCCC" w:sz="1"/>
+              <w:left w:val="single" w:color="CCCCCC" w:sz="1"/>
+              <w:bottom w:val="single" w:color="CCCCCC" w:sz="1"/>
+              <w:right w:val="single" w:color="CCCCCC" w:sz="1"/>
+            </w:tcBorders>
+            <w:shd w:fill="FFFFFF" w:val="clear"/>
+            <w:tcMar>
+              <w:top w:type="dxa" w:w="80"/>
+              <w:left w:type="dxa" w:w="120"/>
+              <w:bottom w:type="dxa" w:w="80"/>
+              <w:right w:type="dxa" w:w="120"/>
+            </w:tcMar>
+          </w:tcPr>
+          <w:p>
+            <w:r>
+              <w:rPr>
+                <w:rFonts w:ascii="Arial" w:cs="Arial" w:eastAsia="Arial" w:hAnsi="Arial"/>
+                <w:b w:val="false"/>
+                <w:bCs w:val="false"/>
+                <w:color w:val="1A1A1A"/>
+                <w:sz w:val="20"/>
+                <w:szCs w:val="20"/>
+              </w:rPr>
+              <w:t xml:space="preserve">Object streams and cross-reference streams, JPEG 2000 (JPXDecode), optional content (layers), XFA forms.</w:t>
+            </w:r>
+          </w:p>
+        </w:tc>
+      </w:tr>
+      <w:tr>
+        <w:tc>
+          <w:tcPr>
+            <w:tcW w:type="dxa" w:w="1440"/>
+            <w:tcBorders>
+              <w:top w:val="single" w:color="CCCCCC" w:sz="1"/>
+              <w:left w:val="single" w:color="CCCCCC" w:sz="1"/>
+              <w:bottom w:val="single" w:color="CCCCCC" w:sz="1"/>
+              <w:right w:val="single" w:color="CCCCCC" w:sz="1"/>
+            </w:tcBorders>
+            <w:shd w:fill="FFFFFF" w:val="clear"/>
+            <w:tcMar>
+              <w:top w:type="dxa" w:w="80"/>
+              <w:left w:type="dxa" w:w="120"/>
+              <w:bottom w:type="dxa" w:w="80"/>
+              <w:right w:type="dxa" w:w="120"/>
+            </w:tcMar>
+          </w:tcPr>
+          <w:p>
+            <w:r>
+              <w:rPr>
+                <w:rFonts w:ascii="Arial" w:cs="Arial" w:eastAsia="Arial" w:hAnsi="Arial"/>
+                <w:b w:val="false"/>
+                <w:bCs w:val="false"/>
+                <w:color w:val="1A1A1A"/>
+                <w:sz w:val="20"/>
+                <w:szCs w:val="20"/>
+              </w:rPr>
+              <w:t xml:space="preserve">PDF 1.6</w:t>
+            </w:r>
+          </w:p>
+        </w:tc>
+        <w:tc>
+          <w:tcPr>
+            <w:tcW w:type="dxa" w:w="5040"/>
+            <w:tcBorders>
+              <w:top w:val="single" w:color="CCCCCC" w:sz="1"/>
+              <w:left w:val="single" w:color="CCCCCC" w:sz="1"/>
+              <w:bottom w:val="single" w:color="CCCCCC" w:sz="1"/>
+              <w:right w:val="single" w:color="CCCCCC" w:sz="1"/>
+            </w:tcBorders>
+            <w:shd w:fill="FFFFFF" w:val="clear"/>
+            <w:tcMar>
+              <w:top w:type="dxa" w:w="80"/>
+              <w:left w:type="dxa" w:w="120"/>
+              <w:bottom w:type="dxa" w:w="80"/>
+              <w:right w:type="dxa" w:w="120"/>
+            </w:tcMar>
+          </w:tcPr>
+          <w:p>
+            <w:r>
+              <w:rPr>
+                <w:rFonts w:ascii="Arial" w:cs="Arial" w:eastAsia="Arial" w:hAnsi="Arial"/>
+                <w:b w:val="false"/>
+                <w:bCs w:val="false"/>
+                <w:color w:val="1A1A1A"/>
+                <w:sz w:val="20"/>
+                <w:szCs w:val="20"/>
+              </w:rPr>
+              <w:t xml:space="preserve">PDF Reference, 5th ed., December 2004</w:t>
+            </w:r>
+          </w:p>
+        </w:tc>
+        <w:tc>
+          <w:tcPr>
+            <w:tcW w:type="dxa" w:w="2880"/>
+            <w:tcBorders>
+              <w:top w:val="single" w:color="CCCCCC" w:sz="1"/>
+              <w:left w:val="single" w:color="CCCCCC" w:sz="1"/>
+              <w:bottom w:val="single" w:color="CCCCCC" w:sz="1"/>
+              <w:right w:val="single" w:color="CCCCCC" w:sz="1"/>
+            </w:tcBorders>
+            <w:shd w:fill="FFFFFF" w:val="clear"/>
+            <w:tcMar>
+              <w:top w:type="dxa" w:w="80"/>
+              <w:left w:type="dxa" w:w="120"/>
+              <w:bottom w:type="dxa" w:w="80"/>
+              <w:right w:type="dxa" w:w="120"/>
+            </w:tcMar>
+          </w:tcPr>
+          <w:p>
+            <w:r>
+              <w:rPr>
+                <w:rFonts w:ascii="Arial" w:cs="Arial" w:eastAsia="Arial" w:hAnsi="Arial"/>
+                <w:b w:val="false"/>
+                <w:bCs w:val="false"/>
+                <w:color w:val="1A1A1A"/>
+                <w:sz w:val="20"/>
+                <w:szCs w:val="20"/>
+              </w:rPr>
+              <w:t xml:space="preserve">AES-128 encryption, 3D artwork (U3D), OpenType font embedding, NChannel colour.</w:t>
+            </w:r>
+          </w:p>
+        </w:tc>
+      </w:tr>
+      <w:tr>
+        <w:tc>
+          <w:tcPr>
+            <w:tcW w:type="dxa" w:w="1440"/>
+            <w:tcBorders>
+              <w:top w:val="single" w:color="CCCCCC" w:sz="1"/>
+              <w:left w:val="single" w:color="CCCCCC" w:sz="1"/>
+              <w:bottom w:val="single" w:color="CCCCCC" w:sz="1"/>
+              <w:right w:val="single" w:color="CCCCCC" w:sz="1"/>
+            </w:tcBorders>
+            <w:shd w:fill="FFFFFF" w:val="clear"/>
+            <w:tcMar>
+              <w:top w:type="dxa" w:w="80"/>
+              <w:left w:type="dxa" w:w="120"/>
+              <w:bottom w:type="dxa" w:w="80"/>
+              <w:right w:type="dxa" w:w="120"/>
+            </w:tcMar>
+          </w:tcPr>
+          <w:p>
+            <w:r>
+              <w:rPr>
+                <w:rFonts w:ascii="Arial" w:cs="Arial" w:eastAsia="Arial" w:hAnsi="Arial"/>
+                <w:b w:val="false"/>
+                <w:bCs w:val="false"/>
+                <w:color w:val="1A1A1A"/>
+                <w:sz w:val="20"/>
+                <w:szCs w:val="20"/>
+              </w:rPr>
+              <w:t xml:space="preserve">PDF 1.7</w:t>
+            </w:r>
+          </w:p>
+        </w:tc>
+        <w:tc>
+          <w:tcPr>
+            <w:tcW w:type="dxa" w:w="5040"/>
+            <w:tcBorders>
+              <w:top w:val="single" w:color="CCCCCC" w:sz="1"/>
+              <w:left w:val="single" w:color="CCCCCC" w:sz="1"/>
+              <w:bottom w:val="single" w:color="CCCCCC" w:sz="1"/>
+              <w:right w:val="single" w:color="CCCCCC" w:sz="1"/>
+            </w:tcBorders>
+            <w:shd w:fill="FFFFFF" w:val="clear"/>
+            <w:tcMar>
+              <w:top w:type="dxa" w:w="80"/>
+              <w:left w:type="dxa" w:w="120"/>
+              <w:bottom w:type="dxa" w:w="80"/>
+              <w:right w:type="dxa" w:w="120"/>
+            </w:tcMar>
+          </w:tcPr>
+          <w:p>
+            <w:r>
+              <w:rPr>
+                <w:rFonts w:ascii="Arial" w:cs="Arial" w:eastAsia="Arial" w:hAnsi="Arial"/>
+                <w:b w:val="false"/>
+                <w:bCs w:val="false"/>
+                <w:color w:val="1A1A1A"/>
+                <w:sz w:val="20"/>
+                <w:szCs w:val="20"/>
+              </w:rPr>
+              <w:t xml:space="preserve">PDF Reference, 6th ed., November 2006; ISO 32000-1:2008</w:t>
+            </w:r>
+          </w:p>
+        </w:tc>
+        <w:tc>
+          <w:tcPr>
+            <w:tcW w:type="dxa" w:w="2880"/>
+            <w:tcBorders>
+              <w:top w:val="single" w:color="CCCCCC" w:sz="1"/>
+              <w:left w:val="single" w:color="CCCCCC" w:sz="1"/>
+              <w:bottom w:val="single" w:color="CCCCCC" w:sz="1"/>
+              <w:right w:val="single" w:color="CCCCCC" w:sz="1"/>
+            </w:tcBorders>
+            <w:shd w:fill="FFFFFF" w:val="clear"/>
+            <w:tcMar>
+              <w:top w:type="dxa" w:w="80"/>
+              <w:left w:type="dxa" w:w="120"/>
+              <w:bottom w:type="dxa" w:w="80"/>
+              <w:right w:type="dxa" w:w="120"/>
+            </w:tcMar>
+          </w:tcPr>
+          <w:p>
+            <w:r>
+              <w:rPr>
+                <w:rFonts w:ascii="Arial" w:cs="Arial" w:eastAsia="Arial" w:hAnsi="Arial"/>
+                <w:b w:val="false"/>
+                <w:bCs w:val="false"/>
+                <w:color w:val="1A1A1A"/>
+                <w:sz w:val="20"/>
+                <w:szCs w:val="20"/>
+              </w:rPr>
+              <w:t xml:space="preserve">Portable collections (portfolios) and the extension mechanism; Adobe Extension Level 3 (2008) added AES-256 encryption on top of 1.7.</w:t>
+            </w:r>
+          </w:p>
+        </w:tc>
+      </w:tr>
+      <w:tr>
+        <w:tc>
+          <w:tcPr>
+            <w:tcW w:type="dxa" w:w="1440"/>
+            <w:tcBorders>
+              <w:top w:val="single" w:color="CCCCCC" w:sz="1"/>
+              <w:left w:val="single" w:color="CCCCCC" w:sz="1"/>
+              <w:bottom w:val="single" w:color="CCCCCC" w:sz="1"/>
+              <w:right w:val="single" w:color="CCCCCC" w:sz="1"/>
+            </w:tcBorders>
+            <w:shd w:fill="FFFFFF" w:val="clear"/>
+            <w:tcMar>
+              <w:top w:type="dxa" w:w="80"/>
+              <w:left w:type="dxa" w:w="120"/>
+              <w:bottom w:type="dxa" w:w="80"/>
+              <w:right w:type="dxa" w:w="120"/>
+            </w:tcMar>
+          </w:tcPr>
+          <w:p>
+            <w:r>
+              <w:rPr>
+                <w:rFonts w:ascii="Arial" w:cs="Arial" w:eastAsia="Arial" w:hAnsi="Arial"/>
+                <w:b w:val="false"/>
+                <w:bCs w:val="false"/>
+                <w:color w:val="1A1A1A"/>
+                <w:sz w:val="20"/>
+                <w:szCs w:val="20"/>
+              </w:rPr>
+              <w:t xml:space="preserve">PDF 2.0</w:t>
+            </w:r>
+          </w:p>
+        </w:tc>
+        <w:tc>
+          <w:tcPr>
+            <w:tcW w:type="dxa" w:w="5040"/>
+            <w:tcBorders>
+              <w:top w:val="single" w:color="CCCCCC" w:sz="1"/>
+              <w:left w:val="single" w:color="CCCCCC" w:sz="1"/>
+              <w:bottom w:val="single" w:color="CCCCCC" w:sz="1"/>
+              <w:right w:val="single" w:color="CCCCCC" w:sz="1"/>
+            </w:tcBorders>
+            <w:shd w:fill="FFFFFF" w:val="clear"/>
+            <w:tcMar>
+              <w:top w:type="dxa" w:w="80"/>
+              <w:left w:type="dxa" w:w="120"/>
+              <w:bottom w:type="dxa" w:w="80"/>
+              <w:right w:type="dxa" w:w="120"/>
+            </w:tcMar>
+          </w:tcPr>
+          <w:p>
+            <w:r>
+              <w:rPr>
+                <w:rFonts w:ascii="Arial" w:cs="Arial" w:eastAsia="Arial" w:hAnsi="Arial"/>
+                <w:b w:val="false"/>
+                <w:bCs w:val="false"/>
+                <w:color w:val="1A1A1A"/>
+                <w:sz w:val="20"/>
+                <w:szCs w:val="20"/>
+              </w:rPr>
+              <w:t xml:space="preserve">ISO 32000-2:2017; 2nd ed. ISO 32000-2:2020</w:t>
+            </w:r>
+          </w:p>
+        </w:tc>
+        <w:tc>
+          <w:tcPr>
+            <w:tcW w:type="dxa" w:w="2880"/>
+            <w:tcBorders>
+              <w:top w:val="single" w:color="CCCCCC" w:sz="1"/>
+              <w:left w:val="single" w:color="CCCCCC" w:sz="1"/>
+              <w:bottom w:val="single" w:color="CCCCCC" w:sz="1"/>
+              <w:right w:val="single" w:color="CCCCCC" w:sz="1"/>
+            </w:tcBorders>
+            <w:shd w:fill="FFFFFF" w:val="clear"/>
+            <w:tcMar>
+              <w:top w:type="dxa" w:w="80"/>
+              <w:left w:type="dxa" w:w="120"/>
+              <w:bottom w:type="dxa" w:w="80"/>
+              <w:right w:type="dxa" w:w="120"/>
+            </w:tcMar>
+          </w:tcPr>
+          <w:p>
+            <w:r>
+              <w:rPr>
+                <w:rFonts w:ascii="Arial" w:cs="Arial" w:eastAsia="Arial" w:hAnsi="Arial"/>
+                <w:b w:val="false"/>
+                <w:bCs w:val="false"/>
+                <w:color w:val="1A1A1A"/>
+                <w:sz w:val="20"/>
+                <w:szCs w:val="20"/>
+              </w:rPr>
+              <w:t xml:space="preserve">The first version developed by ISO: AES-256 in the standard itself, deprecation of features such as XFA and RC4 encryption, associated files, page-level output intents.</w:t>
+            </w:r>
+          </w:p>
+        </w:tc>
+      </w:tr>
+    </w:tbl>
+    <w:p>
+      <w:pPr>
+        <w:spacing w:after="80" w:before="80"/>
+      </w:pPr>
+      <w:r>
+        <w:rPr>
+          <w:rFonts w:ascii="Arial" w:cs="Arial" w:eastAsia="Arial" w:hAnsi="Arial"/>
+          <w:color w:val="000000"/>
+          <w:sz w:val="22"/>
+          <w:szCs w:val="22"/>
+        </w:rPr>
+        <w:t xml:space="preserve">A PDF 1.x file declares its version in the header as %PDF-1.0 to %PDF-1.7, a PDF 2.0 file as %PDF-2.0. From PDF 1.4 the Catalog /Version entry can raise the version, and XMP pdf:PDFVersion may restate it (section 4.3).</w:t>
       </w:r>
     </w:p>
     <w:p>
@@ -31848,7 +33130,7 @@
         <w:sz w:val="18"/>
         <w:szCs w:val="18"/>
       </w:rPr>
-      <w:t xml:space="preserve">	PDF Forensics Suite v1.0.3 · build 2026-10-22b — October 2026</w:t>
+      <w:t xml:space="preserve">	PDF Forensics Suite v1.1.0 · build 2026-10-22c — October 2026</w:t>
     </w:r>
   </w:p>
 </w:ftr>

--- a/PDF_Forensics_Technical_Guide.docx
+++ b/PDF_Forensics_Technical_Guide.docx
@@ -173,7 +173,7 @@
           <w:sz w:val="22"/>
           <w:szCs w:val="22"/>
         </w:rPr>
-        <w:t xml:space="preserve">October 22, 2026 · Applies to PDF Forensics Suite v1.1.0, build 2026-10-22c</w:t>
+        <w:t xml:space="preserve">October 22, 2026 · Applies to PDF Forensics Suite v1.1.1, build 2026-10-22d</w:t>
       </w:r>
     </w:p>
     <w:p>
@@ -10792,7 +10792,7 @@
           <w:sz w:val="22"/>
           <w:szCs w:val="22"/>
         </w:rPr>
-        <w:t xml:space="preserve">Every timestamp a document carries should tell a consistent story: a document is created before it is modified, an update is saved after the revision it updates, a comment is made before the file containing it is saved. The application builds the timeline of each submitted document when it analyses it, from the file's own bytes. It opens every revision (each prior version recovered from an incremental update, section 5, and the current file), records each timestamp once with the span of revisions in which it appears, and checks the whole set for chronological consistency. The result is the Timeline Analysis report and, when anything is out of order, a TIMELINE_INCONSISTENT finding.</w:t>
+        <w:t xml:space="preserve">Every timestamp a document carries should tell a consistent story: a document is created before it is modified, an update is saved after the revision it updates, a comment is made before the file containing it is saved. The application builds the timeline of each submitted document when it analyses it, from the file's own bytes. It opens every revision (each prior version recovered from an incremental update, section 5, and the current file), records every timestamp of every revision, including values unchanged from the revision before, and checks the whole set for chronological consistency. The result is the Timeline Analysis report and, when anything is out of order, a TIMELINE_INCONSISTENT finding.</w:t>
       </w:r>
     </w:p>
     <w:p>
@@ -10834,7 +10834,7 @@
           <w:sz w:val="22"/>
           <w:szCs w:val="22"/>
         </w:rPr>
-        <w:t xml:space="preserve">Checks. Within each revision, each source's modified date is not earlier than its creation date (Info, XMP, annotations, embedded files; for photos, digitised not before taken). Across revisions, the creation date does not change and the modification dates (Info ModDate, XMP ModifyDate, XMP MetadataDate) never go backwards. XMP history events are in order and not later than the revision's last recorded modification. Comments and signatures are not dated before the document was created, and a comment is not dated after the last recorded modification of the revision that added it. A revision saved after a signature does not record a modification before the signing time. A photograph is not dated after the document's last recorded modification. No timestamp is in the future relative to the analysis, and no document timestamp predates the PDF format (1993). Comparisons between different sources allow 60 seconds; a value compared with its own earlier revision, or created with modified in the same source, is compared exactly.</w:t>
+        <w:t xml:space="preserve">Checks. Within each revision, each source's modified date is not earlier than its creation date (Info, XMP, annotations, embedded files; for photos, digitised not before taken). Across revisions, the creation date does not change and the modification dates (Info ModDate, XMP ModifyDate, XMP MetadataDate) never go backwards. XMP history events are in order and not later than the revision's last recorded modification. Comments and signatures are not dated before the document was created, and a comment is not dated after the last recorded modification of the revision that added or last changed it. A revision saved after a signature does not record a modification before the signing time. A photograph is not dated after the document's last recorded modification. No timestamp is in the future relative to the analysis, and no document timestamp predates the PDF format (1993). Comparisons between different sources allow 60 seconds; a value compared with its own earlier revision, or created with modified in the same source, is compared exactly.</w:t>
       </w:r>
     </w:p>
     <w:p>
@@ -10848,7 +10848,7 @@
           <w:sz w:val="22"/>
           <w:szCs w:val="22"/>
         </w:rPr>
-        <w:t xml:space="preserve">Scoring and storage. Any inconsistency produces one TIMELINE_INCONSISTENT finding per document (HIGH, risk +20), listing each issue, and the document appears with that code in the Document Risk Summary. An Info ModDate earlier than the Info CreationDate in the current revision is already scored as METADATA_DATE_ANOMALY, so on its own it is listed in the report but does not also produce TIMELINE_INCONSISTENT. Timestamps are stored in the timeline_events table (schema revision 10). A prior version analysed in its own right has no separate timeline: it is part of its submitted file's timeline, and its row in the report says so. Documents analysed before version 1.1.0 have no timeline until they are re-analysed.</w:t>
+        <w:t xml:space="preserve">Scoring and storage. Any inconsistency produces one TIMELINE_INCONSISTENT finding per document (HIGH, risk +20), listing each issue, and the document appears with that code in the Document Risk Summary. An Info ModDate earlier than the Info CreationDate in the current revision is already scored as METADATA_DATE_ANOMALY, so on its own it is listed in the report but does not also produce TIMELINE_INCONSISTENT. Timestamps are stored in the timeline_events table (schema revision 10). A prior version analysed in its own right has no separate timeline: it is part of its submitted file's timeline, and its section in the report lists the timestamps of its revision with its own verdict. The summary row names the revisions examined and explains any %%EOF marker that is not a revision, such as the first marker of a linearized file. The report is also produced as an Excel spreadsheet (Timeline Analysis, under Spreadsheets in the case index), with a summary sheet of one row per document. A problem that persists across revisions is reported once in the finding, while every revision's row is flagged. Documents analysed before version 1.1.0 have no timeline until they are re-analysed.</w:t>
       </w:r>
     </w:p>
     <w:p>
@@ -33130,7 +33130,7 @@
         <w:sz w:val="18"/>
         <w:szCs w:val="18"/>
       </w:rPr>
-      <w:t xml:space="preserve">	PDF Forensics Suite v1.1.0 · build 2026-10-22c — October 2026</w:t>
+      <w:t xml:space="preserve">	PDF Forensics Suite v1.1.1 · build 2026-10-22d — October 2026</w:t>
     </w:r>
   </w:p>
 </w:ftr>

--- a/PDF_Forensics_Technical_Guide.docx
+++ b/PDF_Forensics_Technical_Guide.docx
@@ -173,7 +173,7 @@
           <w:sz w:val="22"/>
           <w:szCs w:val="22"/>
         </w:rPr>
-        <w:t xml:space="preserve">October 22, 2026 · Applies to PDF Forensics Suite v1.1.1, build 2026-10-22d</w:t>
+        <w:t xml:space="preserve">October 22, 2026 · Applies to PDF Forensics Suite v1.1.2, build 2026-10-22e</w:t>
       </w:r>
     </w:p>
     <w:p>
@@ -1010,6 +1010,23 @@
         </w:p>
         <w:p>
           <w:pPr>
+            <w:spacing w:before="0" w:after="80"/>
+            <w:ind w:left="360"/>
+          </w:pPr>
+          <w:hyperlink w:anchor="s4_6">
+            <w:r>
+              <w:rPr>
+                <w:rFonts w:ascii="Arial" w:hAnsi="Arial"/>
+                <w:color w:val="2E5395"/>
+                <w:sz w:val="20"/>
+                <w:noProof/>
+              </w:rPr>
+              <w:t xml:space="preserve">4.6 Metadata Changes Across Revisions and Editing-Tool Markers</w:t>
+            </w:r>
+          </w:hyperlink>
+        </w:p>
+        <w:p>
+          <w:pPr>
             <w:spacing w:before="0" w:after="120"/>
           </w:pPr>
           <w:hyperlink w:anchor="s5">
@@ -7389,7 +7406,7 @@
                 <w:sz w:val="20"/>
                 <w:szCs w:val="20"/>
               </w:rPr>
-              <w:t xml:space="preserve">METADATA_DATE_ANOMALY, METADATA_MISMATCH, TIMELINE_INCONSISTENT, VERSION_MISMATCH, VERSION_ANACHRONISM, VERSION_INVALID, VERSION_CONFLICT, XMP_ID_ANOMALY</w:t>
+              <w:t xml:space="preserve">METADATA_DATE_ANOMALY, METADATA_MISMATCH, TIMELINE_INCONSISTENT, METADATA_REVISED, EXIFTOOL_EDIT, VERSION_MISMATCH, VERSION_ANACHRONISM, VERSION_INVALID, VERSION_CONFLICT, XMP_ID_ANOMALY</w:t>
             </w:r>
           </w:p>
         </w:tc>
@@ -10751,7 +10768,7 @@
           <w:sz w:val="22"/>
           <w:szCs w:val="22"/>
         </w:rPr>
-        <w:t xml:space="preserve">Invalid versions (VERSION_INVALID). The published PDF versions are 1.0 to 1.7 and 2.0. Any declared value outside that set, in the header, the Catalog /Version or the XMP pdf:PDFVersion, is reported as VERSION_INVALID (HIGH, +25): no conforming software writes one, so it indicates a hand edit, for example with a hex editor. Multi-digit values are read whole (1.10 is not 1.1). Invalid values are excluded from the comparison above, so a fictitious high value such as 9.9 cannot mask a genuine gap.</w:t>
+        <w:t xml:space="preserve">Invalid versions (VERSION_INVALID). The published PDF versions are 1.0 to 1.7 and 2.0. Any declared value outside that set, in the header, the Catalog /Version or the XMP pdf:PDFVersion, is reported as VERSION_INVALID (HIGH, +25): no conforming software writes one, so it indicates a hand edit, for example with a hex editor. A version must also be written as one digit, a dot and one digit: values such as 1.05 (which ExifTool accepts and writes to XMP), 1.4.0 or 01.4 are invalid even where the numbers could be read as a real version, because read leniently 1.05 would count as 1.5 and could mask a genuine PDF 1.5 anachronism. Invalid values are excluded from the comparison above, so a fictitious high value such as 9.9 cannot mask a genuine gap.</w:t>
       </w:r>
     </w:p>
     <w:p>
@@ -10834,7 +10851,7 @@
           <w:sz w:val="22"/>
           <w:szCs w:val="22"/>
         </w:rPr>
-        <w:t xml:space="preserve">Checks. Within each revision, each source's modified date is not earlier than its creation date (Info, XMP, annotations, embedded files; for photos, digitised not before taken). Across revisions, the creation date does not change and the modification dates (Info ModDate, XMP ModifyDate, XMP MetadataDate) never go backwards. XMP history events are in order and not later than the revision's last recorded modification. Comments and signatures are not dated before the document was created, and a comment is not dated after the last recorded modification of the revision that added or last changed it. A revision saved after a signature does not record a modification before the signing time. A photograph is not dated after the document's last recorded modification. No timestamp is in the future relative to the analysis, and no document timestamp predates the PDF format (1993). Comparisons between different sources allow 60 seconds; a value compared with its own earlier revision, or created with modified in the same source, is compared exactly.</w:t>
+        <w:t xml:space="preserve">Checks. Within each revision, each source's modified date is not earlier than its creation date (Info, XMP, annotations, embedded files; for photos, digitised not before taken). Across revisions, the creation date does not change and the modification dates (Info ModDate, XMP ModifyDate, XMP MetadataDate) never go backwards, and a revision that changes the document's text metadata does not keep the previous revision's modification dates (a silent edit, section 4.6). XMP history events are in order and not later than the revision's last recorded modification. Comments and signatures are not dated before the document was created, and a comment is not dated after the last recorded modification of the revision that added or last changed it. A revision saved after a signature does not record a modification before the signing time. A photograph is not dated after the document's last recorded modification. No timestamp is in the future relative to the analysis, and no document timestamp predates the PDF format (1993). Comparisons between different sources allow 60 seconds; a value compared with its own earlier revision, or created with modified in the same source, is compared exactly.</w:t>
       </w:r>
     </w:p>
     <w:p>
@@ -10863,6 +10880,89 @@
           <w:szCs w:val="22"/>
         </w:rPr>
         <w:t xml:space="preserve">Limitations. A timestamp records what a clock said, not what happened: a device clock or timezone setting can be wrong, and an offset assumed as UTC can reorder two close events. A consistent timeline is not proof of authenticity, because timestamps can be edited consistently. The check that a comment predates its revision's save assumes the saving software updates the modification date; software that does not can produce a benign flag. Revisions that cannot be opened as a PDF (section 5) contribute no timestamps.</w:t>
+      </w:r>
+    </w:p>
+    <w:p>
+      <w:pPr>
+        <w:pStyle w:val="Heading2"/>
+      </w:pPr>
+      <w:bookmarkStart w:id="958" w:name="s4_6"/>
+      <w:bookmarkEnd w:id="958"/>
+      <w:r>
+        <w:rPr>
+          <w:rFonts w:ascii="Arial" w:cs="Arial" w:eastAsia="Arial" w:hAnsi="Arial"/>
+        </w:rPr>
+        <w:t xml:space="preserve">4.6 Metadata Changes Across Revisions and Editing-Tool Markers</w:t>
+      </w:r>
+    </w:p>
+    <w:p>
+      <w:pPr>
+        <w:spacing w:after="80" w:before="80"/>
+      </w:pPr>
+      <w:r>
+        <w:rPr>
+          <w:rFonts w:ascii="Arial" w:cs="Arial" w:eastAsia="Arial" w:hAnsi="Arial"/>
+          <w:color w:val="000000"/>
+          <w:sz w:val="22"/>
+          <w:szCs w:val="22"/>
+        </w:rPr>
+        <w:t xml:space="preserve">Info dictionary versus XMP text fields. Since version 1.1.2, METADATA_MISMATCH compares six pairs of fields that the two stores both carry: Producer and pdf:Producer, Creator (the creating application) and xmp:CreatorTool, Author and dc:creator, Title and dc:title, Subject and dc:description, and Keywords and pdf:Keywords, in addition to CreationDate and ModDate. Case, spacing and list separators are ignored. Each disagreeing field is a separate finding. A metadata editor commonly updates one store and not the other, or maps a field onto the wrong counterpart: ExifTool's -Creator option writes the Info Creator (the creating application) and also XMP dc:creator (the author), and leaves xmp:CreatorTool unchanged.</w:t>
+      </w:r>
+    </w:p>
+    <w:p>
+      <w:pPr>
+        <w:spacing w:after="80" w:before="80"/>
+      </w:pPr>
+      <w:r>
+        <w:rPr>
+          <w:rFonts w:ascii="Arial" w:cs="Arial" w:eastAsia="Arial" w:hAnsi="Arial"/>
+          <w:color w:val="000000"/>
+          <w:sz w:val="22"/>
+          <w:szCs w:val="22"/>
+        </w:rPr>
+        <w:t xml:space="preserve">Metadata changed by a later revision (METADATA_REVISED, MEDIUM, +15). The application compares the text metadata of each revision with the revision before it, in both stores (dates are covered by the timeline, section 4.5, and the PDF version by VERSION_CONFLICT, section 4.4), and reports every field added, changed or removed, with the revision that did it and both values. A legitimate re-save can change metadata, so the finding is a lead: corroborate with the producer of the update and the Incremental Updates report. The earlier values are also shown in each prior version's row of the PDF Metadata report.</w:t>
+      </w:r>
+    </w:p>
+    <w:p>
+      <w:pPr>
+        <w:spacing w:after="80" w:before="80"/>
+      </w:pPr>
+      <w:r>
+        <w:rPr>
+          <w:rFonts w:ascii="Arial" w:cs="Arial" w:eastAsia="Arial" w:hAnsi="Arial"/>
+          <w:color w:val="000000"/>
+          <w:sz w:val="22"/>
+          <w:szCs w:val="22"/>
+        </w:rPr>
+        <w:t xml:space="preserve">Silent edits. Software that saves a document normally updates its modification date. A revision that changes metadata but keeps the previous revision's Info ModDate and XMP ModifyDate and MetadataDate is called out in the METADATA_REVISED finding and flagged in the timeline, because the document then claims to have been last modified before the edit was made. Metadata editors such as ExifTool behave this way.</w:t>
+      </w:r>
+    </w:p>
+    <w:p>
+      <w:pPr>
+        <w:spacing w:after="80" w:before="80"/>
+      </w:pPr>
+      <w:r>
+        <w:rPr>
+          <w:rFonts w:ascii="Arial" w:cs="Arial" w:eastAsia="Arial" w:hAnsi="Arial"/>
+          <w:color w:val="000000"/>
+          <w:sz w:val="22"/>
+          <w:szCs w:val="22"/>
+        </w:rPr>
+        <w:t xml:space="preserve">ExifTool updates (EXIFTOOL_EDIT, MEDIUM, +15). ExifTool writes PDF metadata as an incremental update and ends it with a comment, %EndExifToolUpdate followed by the original file length, so that it can undo the edit. The comment is a definitive trace of an ExifTool edit, and its number identifies the original file exactly: the prior version that ends at that byte offset. The application reports each marker and names the matching prior version, and the Incremental Updates report shows ExifTool in its Editing Tool Identified column. ExifTool cannot change the header or the page content this way; it writes the values it is given, including invalid ones such as an XMP pdf:PDFVersion of 1.05.</w:t>
+      </w:r>
+    </w:p>
+    <w:p>
+      <w:pPr>
+        <w:spacing w:after="80" w:before="80"/>
+      </w:pPr>
+      <w:r>
+        <w:rPr>
+          <w:rFonts w:ascii="Arial" w:cs="Arial" w:eastAsia="Arial" w:hAnsi="Arial"/>
+          <w:color w:val="000000"/>
+          <w:sz w:val="22"/>
+          <w:szCs w:val="22"/>
+        </w:rPr>
+        <w:t xml:space="preserve">Limitations. Most tools do not mark their updates, so the absence of a marker proves nothing. These checks examine revisions that open as a PDF (section 5); an edit that rewrites the whole file instead of appending an update leaves no earlier revision to compare.</w:t>
       </w:r>
     </w:p>
     <w:p>
@@ -21377,7 +21477,7 @@
                 <w:sz w:val="18"/>
                 <w:szCs w:val="18"/>
               </w:rPr>
-              <w:t xml:space="preserve">Info dictionary and XMP disagree on Producer, CreationDate, or ModDate</w:t>
+              <w:t xml:space="preserve">Info dictionary and XMP disagree on Producer, Creator (xmp:CreatorTool), Author (dc:creator), Title, Subject, Keywords, CreationDate or ModDate</w:t>
             </w:r>
           </w:p>
         </w:tc>
@@ -21853,6 +21953,196 @@
                 <w:szCs w:val="18"/>
               </w:rPr>
               <w:t xml:space="preserve">Timestamps out of chronological order across the document and its revisions (created after modified, creation date changed, modification going backwards, comment or signature out of sequence, future or pre-1993 dates); see section 4.5.</w:t>
+            </w:r>
+          </w:p>
+        </w:tc>
+      </w:tr>
+      <w:tr>
+        <w:tc>
+          <w:tcPr>
+            <w:tcW w:type="dxa" w:w="3100"/>
+            <w:tcBorders>
+              <w:top w:val="single" w:color="CCCCCC" w:sz="1"/>
+              <w:left w:val="single" w:color="CCCCCC" w:sz="1"/>
+              <w:bottom w:val="single" w:color="CCCCCC" w:sz="1"/>
+              <w:right w:val="single" w:color="CCCCCC" w:sz="1"/>
+            </w:tcBorders>
+            <w:shd w:fill="FFFFFF" w:val="clear"/>
+            <w:tcMar>
+              <w:top w:type="dxa" w:w="80"/>
+              <w:left w:type="dxa" w:w="120"/>
+              <w:bottom w:type="dxa" w:w="80"/>
+              <w:right w:type="dxa" w:w="120"/>
+            </w:tcMar>
+          </w:tcPr>
+          <w:p>
+            <w:r>
+              <w:rPr>
+                <w:rFonts w:ascii="Arial" w:cs="Arial" w:eastAsia="Arial" w:hAnsi="Arial"/>
+                <w:b w:val="false"/>
+                <w:bCs w:val="false"/>
+                <w:color w:val="000000"/>
+                <w:sz w:val="18"/>
+                <w:szCs w:val="18"/>
+              </w:rPr>
+              <w:t xml:space="preserve">METADATA_REVISED (document)</w:t>
+            </w:r>
+          </w:p>
+        </w:tc>
+        <w:tc>
+          <w:tcPr>
+            <w:tcW w:type="dxa" w:w="1300"/>
+            <w:tcBorders>
+              <w:top w:val="single" w:color="CCCCCC" w:sz="1"/>
+              <w:left w:val="single" w:color="CCCCCC" w:sz="1"/>
+              <w:bottom w:val="single" w:color="CCCCCC" w:sz="1"/>
+              <w:right w:val="single" w:color="CCCCCC" w:sz="1"/>
+            </w:tcBorders>
+            <w:shd w:fill="FFFFFF" w:val="clear"/>
+            <w:tcMar>
+              <w:top w:type="dxa" w:w="80"/>
+              <w:left w:type="dxa" w:w="120"/>
+              <w:bottom w:type="dxa" w:w="80"/>
+              <w:right w:type="dxa" w:w="120"/>
+            </w:tcMar>
+          </w:tcPr>
+          <w:p>
+            <w:r>
+              <w:rPr>
+                <w:rFonts w:ascii="Arial" w:cs="Arial" w:eastAsia="Arial" w:hAnsi="Arial"/>
+                <w:b w:val="false"/>
+                <w:bCs w:val="false"/>
+                <w:color w:val="000000"/>
+                <w:sz w:val="18"/>
+                <w:szCs w:val="18"/>
+              </w:rPr>
+              <w:t xml:space="preserve">+15</w:t>
+            </w:r>
+          </w:p>
+        </w:tc>
+        <w:tc>
+          <w:tcPr>
+            <w:tcW w:type="dxa" w:w="4960"/>
+            <w:tcBorders>
+              <w:top w:val="single" w:color="CCCCCC" w:sz="1"/>
+              <w:left w:val="single" w:color="CCCCCC" w:sz="1"/>
+              <w:bottom w:val="single" w:color="CCCCCC" w:sz="1"/>
+              <w:right w:val="single" w:color="CCCCCC" w:sz="1"/>
+            </w:tcBorders>
+            <w:shd w:fill="FFFFFF" w:val="clear"/>
+            <w:tcMar>
+              <w:top w:type="dxa" w:w="80"/>
+              <w:left w:type="dxa" w:w="120"/>
+              <w:bottom w:type="dxa" w:w="80"/>
+              <w:right w:type="dxa" w:w="120"/>
+            </w:tcMar>
+          </w:tcPr>
+          <w:p>
+            <w:r>
+              <w:rPr>
+                <w:rFonts w:ascii="Arial" w:cs="Arial" w:eastAsia="Arial" w:hAnsi="Arial"/>
+                <w:b w:val="false"/>
+                <w:bCs w:val="false"/>
+                <w:color w:val="000000"/>
+                <w:sz w:val="18"/>
+                <w:szCs w:val="18"/>
+              </w:rPr>
+              <w:t xml:space="preserve">Document text metadata (Info dictionary or XMP: Creator, Producer, Author, Title, Subject, Keywords and similar) added, changed or removed by a later incremental update; a silent edit (no modification date changed) is called out; see section 4.6.</w:t>
+            </w:r>
+          </w:p>
+        </w:tc>
+      </w:tr>
+      <w:tr>
+        <w:tc>
+          <w:tcPr>
+            <w:tcW w:type="dxa" w:w="3100"/>
+            <w:tcBorders>
+              <w:top w:val="single" w:color="CCCCCC" w:sz="1"/>
+              <w:left w:val="single" w:color="CCCCCC" w:sz="1"/>
+              <w:bottom w:val="single" w:color="CCCCCC" w:sz="1"/>
+              <w:right w:val="single" w:color="CCCCCC" w:sz="1"/>
+            </w:tcBorders>
+            <w:shd w:fill="FFFFFF" w:val="clear"/>
+            <w:tcMar>
+              <w:top w:type="dxa" w:w="80"/>
+              <w:left w:type="dxa" w:w="120"/>
+              <w:bottom w:type="dxa" w:w="80"/>
+              <w:right w:type="dxa" w:w="120"/>
+            </w:tcMar>
+          </w:tcPr>
+          <w:p>
+            <w:r>
+              <w:rPr>
+                <w:rFonts w:ascii="Arial" w:cs="Arial" w:eastAsia="Arial" w:hAnsi="Arial"/>
+                <w:b w:val="false"/>
+                <w:bCs w:val="false"/>
+                <w:color w:val="000000"/>
+                <w:sz w:val="18"/>
+                <w:szCs w:val="18"/>
+              </w:rPr>
+              <w:t xml:space="preserve">EXIFTOOL_EDIT (document)</w:t>
+            </w:r>
+          </w:p>
+        </w:tc>
+        <w:tc>
+          <w:tcPr>
+            <w:tcW w:type="dxa" w:w="1300"/>
+            <w:tcBorders>
+              <w:top w:val="single" w:color="CCCCCC" w:sz="1"/>
+              <w:left w:val="single" w:color="CCCCCC" w:sz="1"/>
+              <w:bottom w:val="single" w:color="CCCCCC" w:sz="1"/>
+              <w:right w:val="single" w:color="CCCCCC" w:sz="1"/>
+            </w:tcBorders>
+            <w:shd w:fill="FFFFFF" w:val="clear"/>
+            <w:tcMar>
+              <w:top w:type="dxa" w:w="80"/>
+              <w:left w:type="dxa" w:w="120"/>
+              <w:bottom w:type="dxa" w:w="80"/>
+              <w:right w:type="dxa" w:w="120"/>
+            </w:tcMar>
+          </w:tcPr>
+          <w:p>
+            <w:r>
+              <w:rPr>
+                <w:rFonts w:ascii="Arial" w:cs="Arial" w:eastAsia="Arial" w:hAnsi="Arial"/>
+                <w:b w:val="false"/>
+                <w:bCs w:val="false"/>
+                <w:color w:val="000000"/>
+                <w:sz w:val="18"/>
+                <w:szCs w:val="18"/>
+              </w:rPr>
+              <w:t xml:space="preserve">+15</w:t>
+            </w:r>
+          </w:p>
+        </w:tc>
+        <w:tc>
+          <w:tcPr>
+            <w:tcW w:type="dxa" w:w="4960"/>
+            <w:tcBorders>
+              <w:top w:val="single" w:color="CCCCCC" w:sz="1"/>
+              <w:left w:val="single" w:color="CCCCCC" w:sz="1"/>
+              <w:bottom w:val="single" w:color="CCCCCC" w:sz="1"/>
+              <w:right w:val="single" w:color="CCCCCC" w:sz="1"/>
+            </w:tcBorders>
+            <w:shd w:fill="FFFFFF" w:val="clear"/>
+            <w:tcMar>
+              <w:top w:type="dxa" w:w="80"/>
+              <w:left w:type="dxa" w:w="120"/>
+              <w:bottom w:type="dxa" w:w="80"/>
+              <w:right w:type="dxa" w:w="120"/>
+            </w:tcMar>
+          </w:tcPr>
+          <w:p>
+            <w:r>
+              <w:rPr>
+                <w:rFonts w:ascii="Arial" w:cs="Arial" w:eastAsia="Arial" w:hAnsi="Arial"/>
+                <w:b w:val="false"/>
+                <w:bCs w:val="false"/>
+                <w:color w:val="000000"/>
+                <w:sz w:val="18"/>
+                <w:szCs w:val="18"/>
+              </w:rPr>
+              <w:t xml:space="preserve">ExifTool's %EndExifToolUpdate marker: the file was edited with ExifTool, and the marker records the original file length; see section 4.6.</w:t>
             </w:r>
           </w:p>
         </w:tc>
@@ -33130,7 +33420,7 @@
         <w:sz w:val="18"/>
         <w:szCs w:val="18"/>
       </w:rPr>
-      <w:t xml:space="preserve">	PDF Forensics Suite v1.1.1 · build 2026-10-22d — October 2026</w:t>
+      <w:t xml:space="preserve">	PDF Forensics Suite v1.1.2 · build 2026-10-22e — October 2026</w:t>
     </w:r>
   </w:p>
 </w:ftr>

--- a/PDF_Forensics_Technical_Guide.docx
+++ b/PDF_Forensics_Technical_Guide.docx
@@ -173,7 +173,7 @@
           <w:sz w:val="22"/>
           <w:szCs w:val="22"/>
         </w:rPr>
-        <w:t xml:space="preserve">October 22, 2026 · Applies to PDF Forensics Suite v1.1.2, build 2026-10-22e</w:t>
+        <w:t xml:space="preserve">October 22, 2026 · Applies to PDF Forensics Suite v1.1.3, build 2026-10-22f</w:t>
       </w:r>
     </w:p>
     <w:p>
@@ -10948,7 +10948,7 @@
           <w:sz w:val="22"/>
           <w:szCs w:val="22"/>
         </w:rPr>
-        <w:t xml:space="preserve">ExifTool updates (EXIFTOOL_EDIT, MEDIUM, +15). ExifTool writes PDF metadata as an incremental update and ends it with a comment, %EndExifToolUpdate followed by the original file length, so that it can undo the edit. The comment is a definitive trace of an ExifTool edit, and its number identifies the original file exactly: the prior version that ends at that byte offset. The application reports each marker and names the matching prior version, and the Incremental Updates report shows ExifTool in its Editing Tool Identified column. ExifTool cannot change the header or the page content this way; it writes the values it is given, including invalid ones such as an XMP pdf:PDFVersion of 1.05.</w:t>
+        <w:t xml:space="preserve">ExifTool updates (EXIFTOOL_EDIT, MEDIUM, +15). ExifTool writes PDF metadata as an incremental update and ends it with a comment, %EndExifToolUpdate followed by the length of the file before the edit, so that it can undo the edit. The application checks each marker against the file's structure: a genuine marker's number equals the exact byte offset at which a revision ends, and the marker sits inside the update that follows that revision. When both hold, that update is attributed to ExifTool: the attribution is stated in the EXIFTOOL_EDIT and METADATA_REVISED findings, the revision is labelled [written by ExifTool per its update marker] in the Timeline Analysis report and spreadsheet, and the Incremental Updates report shows ExifTool in its Editing Tool Identified column. When either fails (a number that matches no revision boundary, or a marker outside the update it should end), the finding reports the marker as not consistent with the file's structure and attributes nothing to it, since it may have been added, copied or altered. Attribution is corroborative, not proof: the marker is ordinary text that anyone could add, remove or alter, and every report that attributes an update to ExifTool says so. ExifTool cannot change the header or the page content this way; it writes the values it is given, including invalid ones such as an XMP pdf:PDFVersion of 1.05.</w:t>
       </w:r>
     </w:p>
     <w:p>
@@ -22142,7 +22142,7 @@
                 <w:sz w:val="18"/>
                 <w:szCs w:val="18"/>
               </w:rPr>
-              <w:t xml:space="preserve">ExifTool's %EndExifToolUpdate marker: the file was edited with ExifTool, and the marker records the original file length; see section 4.6.</w:t>
+              <w:t xml:space="preserve">ExifTool's %EndExifToolUpdate marker; when it matches the file's structure the update is attributed to ExifTool (corroborative, not proof: the marker is plain text); see section 4.6.</w:t>
             </w:r>
           </w:p>
         </w:tc>
@@ -33420,7 +33420,7 @@
         <w:sz w:val="18"/>
         <w:szCs w:val="18"/>
       </w:rPr>
-      <w:t xml:space="preserve">	PDF Forensics Suite v1.1.2 · build 2026-10-22e — October 2026</w:t>
+      <w:t xml:space="preserve">	PDF Forensics Suite v1.1.3 · build 2026-10-22f — October 2026</w:t>
     </w:r>
   </w:p>
 </w:ftr>

--- a/PDF_Forensics_Technical_Guide.docx
+++ b/PDF_Forensics_Technical_Guide.docx
@@ -173,7 +173,7 @@
           <w:sz w:val="22"/>
           <w:szCs w:val="22"/>
         </w:rPr>
-        <w:t xml:space="preserve">October 22, 2026 · Applies to PDF Forensics Suite v1.1.3, build 2026-10-22f</w:t>
+        <w:t xml:space="preserve">October 22, 2026 · Applies to PDF Forensics Suite v1.1.4, build 2026-10-22g</w:t>
       </w:r>
     </w:p>
     <w:p>
@@ -33420,7 +33420,7 @@
         <w:sz w:val="18"/>
         <w:szCs w:val="18"/>
       </w:rPr>
-      <w:t xml:space="preserve">	PDF Forensics Suite v1.1.3 · build 2026-10-22f — October 2026</w:t>
+      <w:t xml:space="preserve">	PDF Forensics Suite v1.1.4 · build 2026-10-22g — October 2026</w:t>
     </w:r>
   </w:p>
 </w:ftr>
